--- a/docs/word/מסמך דרישות SRS - ניווט אלוני יצחק.docx
+++ b/docs/word/מסמך דרישות SRS - ניווט אלוני יצחק.docx
@@ -2863,7 +2863,7 @@
     </w:tbl>
     <w:bookmarkEnd w:id="37"/>
     <w:bookmarkEnd w:id="38"/>
-    <w:bookmarkStart w:id="42" w:name="ממשקים-חיצוניים"/>
+    <w:bookmarkStart w:id="43" w:name="ממשקים-חיצוניים"/>
     <w:p>
       <w:pPr>
         <w:bidi/>
@@ -2877,7 +2877,7 @@
         <w:t xml:space="preserve">5. ממשקים חיצוניים</w:t>
       </w:r>
     </w:p>
-    <w:bookmarkStart w:id="39" w:name="ממשק-משתמש"/>
+    <w:bookmarkStart w:id="40" w:name="ממשק-משתמש"/>
     <w:p>
       <w:pPr>
         <w:bidi/>
@@ -2942,8 +2942,118 @@
         <w:t xml:space="preserve">מעבר בין מסך המפה למסך המצלמה בנגיעה אחת.</w:t>
       </w:r>
     </w:p>
-    <w:bookmarkEnd w:id="39"/>
-    <w:bookmarkStart w:id="40" w:name="ממשקי-חומרה"/>
+    <w:p>
+      <w:pPr>
+        <w:bidi/>
+        <w:numPr>
+          <w:ilvl w:val="0"/>
+          <w:numId w:val="1005"/>
+        </w:numPr>
+        <w:pStyle w:val="Compact"/>
+      </w:pPr>
+      <w:r>
+        <w:rPr>
+          <w:rFonts w:ascii="Arial" w:hAnsi="Arial" w:cs="David"/>
+          <w:rtl/>
+        </w:rPr>
+        <w:t xml:space="preserve">סרגל ניווט תחתון מחבר את ארבעת המסכים הראשיים: חיפוש יעד, מפה ומסלול, מצלמה AR וניהול צוות.</w:t>
+      </w:r>
+    </w:p>
+    <w:p>
+      <w:pPr>
+        <w:bidi/>
+        <w:numPr>
+          <w:ilvl w:val="0"/>
+          <w:numId w:val="1005"/>
+        </w:numPr>
+        <w:pStyle w:val="Compact"/>
+      </w:pPr>
+      <w:r>
+        <w:rPr>
+          <w:rFonts w:ascii="Arial" w:hAnsi="Arial" w:cs="David"/>
+          <w:rtl/>
+        </w:rPr>
+        <w:t xml:space="preserve">כפתור</w:t>
+      </w:r>
+      <w:r>
+        <w:rPr>
+          <w:rFonts w:ascii="Arial" w:hAnsi="Arial" w:cs="David"/>
+          <w:rtl/>
+        </w:rPr>
+        <w:t xml:space="preserve"> </w:t>
+      </w:r>
+      <w:r>
+        <w:rPr>
+          <w:rFonts w:ascii="Arial" w:hAnsi="Arial" w:cs="David"/>
+          <w:rtl/>
+        </w:rPr>
+        <w:t xml:space="preserve">“</w:t>
+      </w:r>
+      <w:r>
+        <w:rPr>
+          <w:rFonts w:ascii="Arial" w:hAnsi="Arial" w:cs="David"/>
+          <w:rtl/>
+        </w:rPr>
+        <w:t xml:space="preserve">מיקום שגוי?</w:t>
+      </w:r>
+      <w:r>
+        <w:rPr>
+          <w:rFonts w:ascii="Arial" w:hAnsi="Arial" w:cs="David"/>
+          <w:rtl/>
+        </w:rPr>
+        <w:t xml:space="preserve">”</w:t>
+      </w:r>
+      <w:r>
+        <w:rPr>
+          <w:rFonts w:ascii="Arial" w:hAnsi="Arial" w:cs="David"/>
+          <w:rtl/>
+        </w:rPr>
+        <w:t xml:space="preserve"> </w:t>
+      </w:r>
+      <w:r>
+        <w:rPr>
+          <w:rFonts w:ascii="Arial" w:hAnsi="Arial" w:cs="David"/>
+          <w:rtl/>
+        </w:rPr>
+        <w:t xml:space="preserve">במסך המפה פותח את הכיול הידני (FR-08).</w:t>
+      </w:r>
+    </w:p>
+    <w:p>
+      <w:pPr>
+        <w:bidi/>
+        <w:numPr>
+          <w:ilvl w:val="0"/>
+          <w:numId w:val="1005"/>
+        </w:numPr>
+        <w:pStyle w:val="Compact"/>
+      </w:pPr>
+      <w:r>
+        <w:rPr>
+          <w:rFonts w:ascii="Arial" w:hAnsi="Arial" w:cs="David"/>
+          <w:rtl/>
+        </w:rPr>
+        <w:t xml:space="preserve">עיצוב כל המסכים, וסקירת העיצוב מול הדרישות, נמצאים ב</w:t>
+      </w:r>
+      <w:hyperlink r:id="rId39">
+        <w:r>
+          <w:rPr>
+            <w:rFonts w:ascii="Arial" w:hAnsi="Arial" w:cs="David"/>
+            <w:rStyle w:val="Hyperlink"/>
+            <w:rtl/>
+          </w:rPr>
+          <w:t xml:space="preserve">מדריך עיצוב המסכים</w:t>
+        </w:r>
+      </w:hyperlink>
+      <w:r>
+        <w:rPr>
+          <w:rFonts w:ascii="Arial" w:hAnsi="Arial" w:cs="David"/>
+          <w:rtl/>
+        </w:rPr>
+        <w:t xml:space="preserve">, סעיף 7.</w:t>
+      </w:r>
+    </w:p>
+    <w:bookmarkEnd w:id="40"/>
+    <w:bookmarkStart w:id="41" w:name="ממשקי-חומרה"/>
     <w:p>
       <w:pPr>
         <w:bidi/>
@@ -3227,8 +3337,8 @@
         </w:tc>
       </w:tr>
     </w:tbl>
-    <w:bookmarkEnd w:id="40"/>
-    <w:bookmarkStart w:id="41" w:name="ממשקי-תוכנה"/>
+    <w:bookmarkEnd w:id="41"/>
+    <w:bookmarkStart w:id="42" w:name="ממשקי-תוכנה"/>
     <w:p>
       <w:pPr>
         <w:bidi/>
@@ -3562,9 +3672,9 @@
         </w:tc>
       </w:tr>
     </w:tbl>
-    <w:bookmarkEnd w:id="41"/>
     <w:bookmarkEnd w:id="42"/>
-    <w:bookmarkStart w:id="43" w:name="דרישות-לא-פונקציונליות"/>
+    <w:bookmarkEnd w:id="43"/>
+    <w:bookmarkStart w:id="44" w:name="דרישות-לא-פונקציונליות"/>
     <w:p>
       <w:pPr>
         <w:bidi/>
@@ -4462,8 +4572,8 @@
         </w:tc>
       </w:tr>
     </w:tbl>
-    <w:bookmarkEnd w:id="43"/>
-    <w:bookmarkStart w:id="44" w:name="דרישות-נתונים"/>
+    <w:bookmarkEnd w:id="44"/>
+    <w:bookmarkStart w:id="45" w:name="דרישות-נתונים"/>
     <w:p>
       <w:pPr>
         <w:bidi/>
@@ -5144,8 +5254,8 @@
         <w:t xml:space="preserve">לכל סנכרון יש מספר גרסה, והאפליקציה מורידה נתונים רק כשהגרסה בענן חדשה יותר.</w:t>
       </w:r>
     </w:p>
-    <w:bookmarkEnd w:id="44"/>
-    <w:bookmarkStart w:id="47" w:name="אימות"/>
+    <w:bookmarkEnd w:id="45"/>
+    <w:bookmarkStart w:id="48" w:name="אימות"/>
     <w:p>
       <w:pPr>
         <w:bidi/>
@@ -5171,7 +5281,7 @@
         <w:t xml:space="preserve">לכל דרישה פונקציונלית יש בדיקת קבלה אחת לפחות, ומטריצת העקיבות מראה איך כל דרישה עוברת דרך מקרה שימוש, מחלקה, בדיקה ומטלה.</w:t>
       </w:r>
     </w:p>
-    <w:bookmarkStart w:id="45" w:name="בדיקות-קבלה"/>
+    <w:bookmarkStart w:id="46" w:name="בדיקות-קבלה"/>
     <w:p>
       <w:pPr>
         <w:bidi/>
@@ -6185,8 +6295,8 @@
         </w:tc>
       </w:tr>
     </w:tbl>
-    <w:bookmarkEnd w:id="45"/>
-    <w:bookmarkStart w:id="46" w:name="מטריצת-עקיבות"/>
+    <w:bookmarkEnd w:id="46"/>
+    <w:bookmarkStart w:id="47" w:name="מטריצת-עקיבות"/>
     <w:p>
       <w:pPr>
         <w:bidi/>
@@ -7323,8 +7433,8 @@
         <w:t xml:space="preserve">בתיק הפרויקט הרשמי הבדיקות מוצגות בפרק המימוש.</w:t>
       </w:r>
     </w:p>
-    <w:bookmarkEnd w:id="46"/>
     <w:bookmarkEnd w:id="47"/>
+    <w:bookmarkEnd w:id="48"/>
     <w:sectPr>
       <w:headerReference w:type="default" r:id="rId9"/>
       <w:footerReference w:type="default" r:id="rId10"/>

--- a/docs/word/מסמך דרישות SRS - ניווט אלוני יצחק.docx
+++ b/docs/word/מסמך דרישות SRS - ניווט אלוני יצחק.docx
@@ -4,12 +4,11 @@
   <w:body>
     <w:p>
       <w:pPr>
+        <w:pStyle w:val="Heading1"/>
         <w:bidi/>
-        <w:pStyle w:val="Title"/>
       </w:pPr>
       <w:r>
         <w:rPr>
-          <w:rFonts w:ascii="Arial" w:hAnsi="Arial" w:cs="David"/>
           <w:rtl/>
         </w:rPr>
         <w:t xml:space="preserve">מסמך דרישות (SRS) — ניווט אלוני יצחק</w:t>
@@ -21,35 +20,30 @@
       </w:pPr>
       <w:r>
         <w:rPr>
-          <w:rFonts w:ascii="Arial" w:hAnsi="Arial" w:cs="David"/>
           <w:rtl/>
         </w:rPr>
         <w:t xml:space="preserve">מסמך זה מגדיר מה המערכת צריכה לעשות, לפני שמחליטים איך לבנות אותה. הוא אינו חלק מתיק הפרויקט שמשרד החינוך דורש, ומובא כדוגמה לעבודה הנדסית לפי תקן ISO/IEC/IEEE 29148.</w:t>
       </w:r>
     </w:p>
-    <w:bookmarkStart w:id="24" w:name="מבוא"/>
     <w:p>
       <w:pPr>
+        <w:pStyle w:val="Heading2"/>
         <w:bidi/>
-        <w:pStyle w:val="Heading2"/>
       </w:pPr>
       <w:r>
         <w:rPr>
-          <w:rFonts w:ascii="Arial" w:hAnsi="Arial" w:cs="David"/>
           <w:rtl/>
         </w:rPr>
         <w:t xml:space="preserve">1. מבוא</w:t>
       </w:r>
     </w:p>
-    <w:bookmarkStart w:id="20" w:name="מטרת-המסמך"/>
     <w:p>
       <w:pPr>
+        <w:pStyle w:val="Heading3"/>
         <w:bidi/>
-        <w:pStyle w:val="Heading3"/>
       </w:pPr>
       <w:r>
         <w:rPr>
-          <w:rFonts w:ascii="Arial" w:hAnsi="Arial" w:cs="David"/>
           <w:rtl/>
         </w:rPr>
         <w:t xml:space="preserve">1.1 מטרת המסמך</w:t>
@@ -61,57 +55,48 @@
       </w:pPr>
       <w:r>
         <w:rPr>
-          <w:rFonts w:ascii="Arial" w:hAnsi="Arial" w:cs="David"/>
           <w:rtl/>
         </w:rPr>
         <w:t xml:space="preserve">המסמך מגדיר את כל הדרישות מאפליקציית</w:t>
       </w:r>
       <w:r>
         <w:rPr>
-          <w:rFonts w:ascii="Arial" w:hAnsi="Arial" w:cs="David"/>
           <w:rtl/>
         </w:rPr>
         <w:t xml:space="preserve"> </w:t>
       </w:r>
       <w:r>
         <w:rPr>
-          <w:rFonts w:ascii="Arial" w:hAnsi="Arial" w:cs="David"/>
           <w:rtl/>
         </w:rPr>
         <w:t xml:space="preserve">“</w:t>
       </w:r>
       <w:r>
         <w:rPr>
-          <w:rFonts w:ascii="Arial" w:hAnsi="Arial" w:cs="David"/>
           <w:rtl/>
         </w:rPr>
         <w:t xml:space="preserve">ניווט אלוני יצחק</w:t>
       </w:r>
       <w:r>
         <w:rPr>
-          <w:rFonts w:ascii="Arial" w:hAnsi="Arial" w:cs="David"/>
           <w:rtl/>
         </w:rPr>
         <w:t xml:space="preserve">”</w:t>
       </w:r>
       <w:r>
         <w:rPr>
-          <w:rFonts w:ascii="Arial" w:hAnsi="Arial" w:cs="David"/>
           <w:rtl/>
         </w:rPr>
         <w:t xml:space="preserve">, כך שכל דרישה ניתנת לבדיקה. הוא משמש בסיס למסמך התיכון (SDD), לפירוק המטלות ולבדיקות הקבלה בסוף הפרויקט.</w:t>
       </w:r>
     </w:p>
-    <w:bookmarkEnd w:id="20"/>
-    <w:bookmarkStart w:id="21" w:name="תחולה"/>
     <w:p>
       <w:pPr>
+        <w:pStyle w:val="Heading3"/>
         <w:bidi/>
-        <w:pStyle w:val="Heading3"/>
       </w:pPr>
       <w:r>
         <w:rPr>
-          <w:rFonts w:ascii="Arial" w:hAnsi="Arial" w:cs="David"/>
           <w:rtl/>
         </w:rPr>
         <w:t xml:space="preserve">1.2 תחולה</w:t>
@@ -123,23 +108,20 @@
       </w:pPr>
       <w:r>
         <w:rPr>
-          <w:rFonts w:ascii="Arial" w:hAnsi="Arial" w:cs="David"/>
+          <w:rtl/>
           <w:bCs/>
           <w:b/>
-          <w:rtl/>
         </w:rPr>
         <w:t xml:space="preserve">בתוך התחולה:</w:t>
       </w:r>
       <w:r>
         <w:rPr>
-          <w:rFonts w:ascii="Arial" w:hAnsi="Arial" w:cs="David"/>
           <w:rtl/>
         </w:rPr>
         <w:t xml:space="preserve"> </w:t>
       </w:r>
       <w:r>
         <w:rPr>
-          <w:rFonts w:ascii="Arial" w:hAnsi="Arial" w:cs="David"/>
           <w:rtl/>
         </w:rPr>
         <w:t xml:space="preserve">ניווט הולכי רגל בין מבני הקמפוס לכניסה של כל חדר, בתצוגת מצלמה ובתצוגת מפה; זיהוי מבנים במודל למידת מכונה; עדכון נתוני חדרים על ידי צוות.</w:t>
@@ -151,38 +133,32 @@
       </w:pPr>
       <w:r>
         <w:rPr>
-          <w:rFonts w:ascii="Arial" w:hAnsi="Arial" w:cs="David"/>
+          <w:rtl/>
           <w:bCs/>
           <w:b/>
-          <w:rtl/>
         </w:rPr>
         <w:t xml:space="preserve">מחוץ לתחולה:</w:t>
       </w:r>
       <w:r>
         <w:rPr>
-          <w:rFonts w:ascii="Arial" w:hAnsi="Arial" w:cs="David"/>
           <w:rtl/>
         </w:rPr>
         <w:t xml:space="preserve"> </w:t>
       </w:r>
       <w:r>
         <w:rPr>
-          <w:rFonts w:ascii="Arial" w:hAnsi="Arial" w:cs="David"/>
           <w:rtl/>
         </w:rPr>
         <w:t xml:space="preserve">ניווט בתוך מבנה סגור ובין קומות; ניווט ברכב; שילוב עם מערכת השעות; התראות על שינויי חדרים.</w:t>
       </w:r>
     </w:p>
-    <w:bookmarkEnd w:id="21"/>
-    <w:bookmarkStart w:id="22" w:name="מונחים"/>
     <w:p>
       <w:pPr>
+        <w:pStyle w:val="Heading3"/>
         <w:bidi/>
-        <w:pStyle w:val="Heading3"/>
       </w:pPr>
       <w:r>
         <w:rPr>
-          <w:rFonts w:ascii="Arial" w:hAnsi="Arial" w:cs="David"/>
           <w:rtl/>
         </w:rPr>
         <w:t xml:space="preserve">1.3 מונחים</w:t>
@@ -216,12 +192,12 @@
           <w:tcPr/>
           <w:p>
             <w:pPr>
-              <w:bidi/>
-              <w:pStyle w:val="Compact"/>
-            </w:pPr>
-            <w:r>
-              <w:rPr>
-                <w:rFonts w:ascii="Arial" w:hAnsi="Arial" w:cs="David"/>
+              <w:pStyle w:val="Compact"/>
+              <w:bidi/>
+              <w:jc w:val="left"/>
+            </w:pPr>
+            <w:r>
+              <w:rPr>
                 <w:rtl/>
               </w:rPr>
               <w:t xml:space="preserve">מונח</w:t>
@@ -232,12 +208,12 @@
           <w:tcPr/>
           <w:p>
             <w:pPr>
-              <w:bidi/>
-              <w:pStyle w:val="Compact"/>
-            </w:pPr>
-            <w:r>
-              <w:rPr>
-                <w:rFonts w:ascii="Arial" w:hAnsi="Arial" w:cs="David"/>
+              <w:pStyle w:val="Compact"/>
+              <w:bidi/>
+              <w:jc w:val="left"/>
+            </w:pPr>
+            <w:r>
+              <w:rPr>
                 <w:rtl/>
               </w:rPr>
               <w:t xml:space="preserve">פירוש</w:t>
@@ -250,12 +226,13 @@
           <w:tcPr/>
           <w:p>
             <w:pPr>
-              <w:bidi/>
-              <w:pStyle w:val="Compact"/>
-            </w:pPr>
-            <w:r>
-              <w:rPr>
-                <w:rFonts w:ascii="Arial" w:hAnsi="Arial" w:cs="David"/>
+              <w:pStyle w:val="Compact"/>
+              <w:bidi/>
+              <w:jc w:val="left"/>
+            </w:pPr>
+            <w:r>
+              <w:rPr>
+                <w:rtl/>
               </w:rPr>
               <w:t xml:space="preserve">AR</w:t>
             </w:r>
@@ -265,12 +242,12 @@
           <w:tcPr/>
           <w:p>
             <w:pPr>
-              <w:bidi/>
-              <w:pStyle w:val="Compact"/>
-            </w:pPr>
-            <w:r>
-              <w:rPr>
-                <w:rFonts w:ascii="Arial" w:hAnsi="Arial" w:cs="David"/>
+              <w:pStyle w:val="Compact"/>
+              <w:bidi/>
+              <w:jc w:val="left"/>
+            </w:pPr>
+            <w:r>
+              <w:rPr>
                 <w:rtl/>
               </w:rPr>
               <w:t xml:space="preserve">מציאות רבודה: הוספת מידע וירטואלי על גבי תמונת המצלמה</w:t>
@@ -283,12 +260,13 @@
           <w:tcPr/>
           <w:p>
             <w:pPr>
-              <w:bidi/>
-              <w:pStyle w:val="Compact"/>
-            </w:pPr>
-            <w:r>
-              <w:rPr>
-                <w:rFonts w:ascii="Arial" w:hAnsi="Arial" w:cs="David"/>
+              <w:pStyle w:val="Compact"/>
+              <w:bidi/>
+              <w:jc w:val="left"/>
+            </w:pPr>
+            <w:r>
+              <w:rPr>
+                <w:rtl/>
               </w:rPr>
               <w:t xml:space="preserve">ARCore</w:t>
             </w:r>
@@ -298,12 +276,12 @@
           <w:tcPr/>
           <w:p>
             <w:pPr>
-              <w:bidi/>
-              <w:pStyle w:val="Compact"/>
-            </w:pPr>
-            <w:r>
-              <w:rPr>
-                <w:rFonts w:ascii="Arial" w:hAnsi="Arial" w:cs="David"/>
+              <w:pStyle w:val="Compact"/>
+              <w:bidi/>
+              <w:jc w:val="left"/>
+            </w:pPr>
+            <w:r>
+              <w:rPr>
                 <w:rtl/>
               </w:rPr>
               <w:t xml:space="preserve">ספריית Google למעקב אחר תנועת הטלפון במרחב ולעיגון אובייקטים</w:t>
@@ -316,12 +294,13 @@
           <w:tcPr/>
           <w:p>
             <w:pPr>
-              <w:bidi/>
-              <w:pStyle w:val="Compact"/>
-            </w:pPr>
-            <w:r>
-              <w:rPr>
-                <w:rFonts w:ascii="Arial" w:hAnsi="Arial" w:cs="David"/>
+              <w:pStyle w:val="Compact"/>
+              <w:bidi/>
+              <w:jc w:val="left"/>
+            </w:pPr>
+            <w:r>
+              <w:rPr>
+                <w:rtl/>
               </w:rPr>
               <w:t xml:space="preserve">GPS</w:t>
             </w:r>
@@ -331,12 +310,12 @@
           <w:tcPr/>
           <w:p>
             <w:pPr>
-              <w:bidi/>
-              <w:pStyle w:val="Compact"/>
-            </w:pPr>
-            <w:r>
-              <w:rPr>
-                <w:rFonts w:ascii="Arial" w:hAnsi="Arial" w:cs="David"/>
+              <w:pStyle w:val="Compact"/>
+              <w:bidi/>
+              <w:jc w:val="left"/>
+            </w:pPr>
+            <w:r>
+              <w:rPr>
                 <w:rtl/>
               </w:rPr>
               <w:t xml:space="preserve">מערכת מיקום לוויינית; בטלפון נותנת מיקום בשגיאה של כמה מטרים</w:t>
@@ -349,12 +328,13 @@
           <w:tcPr/>
           <w:p>
             <w:pPr>
-              <w:bidi/>
-              <w:pStyle w:val="Compact"/>
-            </w:pPr>
-            <w:r>
-              <w:rPr>
-                <w:rFonts w:ascii="Arial" w:hAnsi="Arial" w:cs="David"/>
+              <w:pStyle w:val="Compact"/>
+              <w:bidi/>
+              <w:jc w:val="left"/>
+            </w:pPr>
+            <w:r>
+              <w:rPr>
+                <w:rtl/>
               </w:rPr>
               <w:t xml:space="preserve">Firestore</w:t>
             </w:r>
@@ -364,12 +344,12 @@
           <w:tcPr/>
           <w:p>
             <w:pPr>
-              <w:bidi/>
-              <w:pStyle w:val="Compact"/>
-            </w:pPr>
-            <w:r>
-              <w:rPr>
-                <w:rFonts w:ascii="Arial" w:hAnsi="Arial" w:cs="David"/>
+              <w:pStyle w:val="Compact"/>
+              <w:bidi/>
+              <w:jc w:val="left"/>
+            </w:pPr>
+            <w:r>
+              <w:rPr>
                 <w:rtl/>
               </w:rPr>
               <w:t xml:space="preserve">בסיס נתונים בענן של Firebase, מבוסס אוספים ומסמכים</w:t>
@@ -382,12 +362,13 @@
           <w:tcPr/>
           <w:p>
             <w:pPr>
-              <w:bidi/>
-              <w:pStyle w:val="Compact"/>
-            </w:pPr>
-            <w:r>
-              <w:rPr>
-                <w:rFonts w:ascii="Arial" w:hAnsi="Arial" w:cs="David"/>
+              <w:pStyle w:val="Compact"/>
+              <w:bidi/>
+              <w:jc w:val="left"/>
+            </w:pPr>
+            <w:r>
+              <w:rPr>
+                <w:rtl/>
               </w:rPr>
               <w:t xml:space="preserve">Room</w:t>
             </w:r>
@@ -397,12 +378,12 @@
           <w:tcPr/>
           <w:p>
             <w:pPr>
-              <w:bidi/>
-              <w:pStyle w:val="Compact"/>
-            </w:pPr>
-            <w:r>
-              <w:rPr>
-                <w:rFonts w:ascii="Arial" w:hAnsi="Arial" w:cs="David"/>
+              <w:pStyle w:val="Compact"/>
+              <w:bidi/>
+              <w:jc w:val="left"/>
+            </w:pPr>
+            <w:r>
+              <w:rPr>
                 <w:rtl/>
               </w:rPr>
               <w:t xml:space="preserve">ספריית Android לבסיס נתונים מקומי מעל SQLite</w:t>
@@ -415,12 +396,13 @@
           <w:tcPr/>
           <w:p>
             <w:pPr>
-              <w:bidi/>
-              <w:pStyle w:val="Compact"/>
-            </w:pPr>
-            <w:r>
-              <w:rPr>
-                <w:rFonts w:ascii="Arial" w:hAnsi="Arial" w:cs="David"/>
+              <w:pStyle w:val="Compact"/>
+              <w:bidi/>
+              <w:jc w:val="left"/>
+            </w:pPr>
+            <w:r>
+              <w:rPr>
+                <w:rtl/>
               </w:rPr>
               <w:t xml:space="preserve">TFLite</w:t>
             </w:r>
@@ -430,12 +412,12 @@
           <w:tcPr/>
           <w:p>
             <w:pPr>
-              <w:bidi/>
-              <w:pStyle w:val="Compact"/>
-            </w:pPr>
-            <w:r>
-              <w:rPr>
-                <w:rFonts w:ascii="Arial" w:hAnsi="Arial" w:cs="David"/>
+              <w:pStyle w:val="Compact"/>
+              <w:bidi/>
+              <w:jc w:val="left"/>
+            </w:pPr>
+            <w:r>
+              <w:rPr>
                 <w:rtl/>
               </w:rPr>
               <w:t xml:space="preserve">TensorFlow Lite: הרצת מודל למידת מכונה על הטלפון</w:t>
@@ -448,12 +430,12 @@
           <w:tcPr/>
           <w:p>
             <w:pPr>
-              <w:bidi/>
-              <w:pStyle w:val="Compact"/>
-            </w:pPr>
-            <w:r>
-              <w:rPr>
-                <w:rFonts w:ascii="Arial" w:hAnsi="Arial" w:cs="David"/>
+              <w:pStyle w:val="Compact"/>
+              <w:bidi/>
+              <w:jc w:val="left"/>
+            </w:pPr>
+            <w:r>
+              <w:rPr>
                 <w:rtl/>
               </w:rPr>
               <w:t xml:space="preserve">נקודה (Node)</w:t>
@@ -464,12 +446,12 @@
           <w:tcPr/>
           <w:p>
             <w:pPr>
-              <w:bidi/>
-              <w:pStyle w:val="Compact"/>
-            </w:pPr>
-            <w:r>
-              <w:rPr>
-                <w:rFonts w:ascii="Arial" w:hAnsi="Arial" w:cs="David"/>
+              <w:pStyle w:val="Compact"/>
+              <w:bidi/>
+              <w:jc w:val="left"/>
+            </w:pPr>
+            <w:r>
+              <w:rPr>
                 <w:rtl/>
               </w:rPr>
               <w:t xml:space="preserve">מקום פיזי בקמפוס: צומת שבילים או כניסה לחדר</w:t>
@@ -482,12 +464,12 @@
           <w:tcPr/>
           <w:p>
             <w:pPr>
-              <w:bidi/>
-              <w:pStyle w:val="Compact"/>
-            </w:pPr>
-            <w:r>
-              <w:rPr>
-                <w:rFonts w:ascii="Arial" w:hAnsi="Arial" w:cs="David"/>
+              <w:pStyle w:val="Compact"/>
+              <w:bidi/>
+              <w:jc w:val="left"/>
+            </w:pPr>
+            <w:r>
+              <w:rPr>
                 <w:rtl/>
               </w:rPr>
               <w:t xml:space="preserve">קשת (Edge)</w:t>
@@ -498,12 +480,12 @@
           <w:tcPr/>
           <w:p>
             <w:pPr>
-              <w:bidi/>
-              <w:pStyle w:val="Compact"/>
-            </w:pPr>
-            <w:r>
-              <w:rPr>
-                <w:rFonts w:ascii="Arial" w:hAnsi="Arial" w:cs="David"/>
+              <w:pStyle w:val="Compact"/>
+              <w:bidi/>
+              <w:jc w:val="left"/>
+            </w:pPr>
+            <w:r>
+              <w:rPr>
                 <w:rtl/>
               </w:rPr>
               <w:t xml:space="preserve">קטע שביל בין שתי נקודות</w:t>
@@ -516,12 +498,13 @@
           <w:tcPr/>
           <w:p>
             <w:pPr>
-              <w:bidi/>
-              <w:pStyle w:val="Compact"/>
-            </w:pPr>
-            <w:r>
-              <w:rPr>
-                <w:rFonts w:ascii="Arial" w:hAnsi="Arial" w:cs="David"/>
+              <w:pStyle w:val="Compact"/>
+              <w:bidi/>
+              <w:jc w:val="left"/>
+            </w:pPr>
+            <w:r>
+              <w:rPr>
+                <w:rtl/>
               </w:rPr>
               <w:t xml:space="preserve">MoSCoW</w:t>
             </w:r>
@@ -531,12 +514,12 @@
           <w:tcPr/>
           <w:p>
             <w:pPr>
-              <w:bidi/>
-              <w:pStyle w:val="Compact"/>
-            </w:pPr>
-            <w:r>
-              <w:rPr>
-                <w:rFonts w:ascii="Arial" w:hAnsi="Arial" w:cs="David"/>
+              <w:pStyle w:val="Compact"/>
+              <w:bidi/>
+              <w:jc w:val="left"/>
+            </w:pPr>
+            <w:r>
+              <w:rPr>
                 <w:rtl/>
               </w:rPr>
               <w:t xml:space="preserve">שיטת עדיפות: Must (חובה), Should (רצוי), Could (אפשרי), Won’t (לא בגרסה זו)</w:t>
@@ -545,16 +528,13 @@
         </w:tc>
       </w:tr>
     </w:tbl>
-    <w:bookmarkEnd w:id="22"/>
-    <w:bookmarkStart w:id="23" w:name="מסמכים-קשורים"/>
     <w:p>
       <w:pPr>
+        <w:pStyle w:val="Heading3"/>
         <w:bidi/>
-        <w:pStyle w:val="Heading3"/>
       </w:pPr>
       <w:r>
         <w:rPr>
-          <w:rFonts w:ascii="Arial" w:hAnsi="Arial" w:cs="David"/>
           <w:rtl/>
         </w:rPr>
         <w:t xml:space="preserve">1.4 מסמכים קשורים</w:t>
@@ -562,16 +542,15 @@
     </w:p>
     <w:p>
       <w:pPr>
-        <w:bidi/>
         <w:numPr>
           <w:ilvl w:val="0"/>
           <w:numId w:val="1001"/>
         </w:numPr>
         <w:pStyle w:val="Compact"/>
+        <w:bidi/>
       </w:pPr>
       <w:r>
         <w:rPr>
-          <w:rFonts w:ascii="Arial" w:hAnsi="Arial" w:cs="David"/>
           <w:rtl/>
         </w:rPr>
         <w:t xml:space="preserve">תיק הפרויקט — המסמך הרשמי להגשה, לפי הנחיות משרד החינוך</w:t>
@@ -579,16 +558,15 @@
     </w:p>
     <w:p>
       <w:pPr>
-        <w:bidi/>
         <w:numPr>
           <w:ilvl w:val="0"/>
           <w:numId w:val="1001"/>
         </w:numPr>
         <w:pStyle w:val="Compact"/>
+        <w:bidi/>
       </w:pPr>
       <w:r>
         <w:rPr>
-          <w:rFonts w:ascii="Arial" w:hAnsi="Arial" w:cs="David"/>
           <w:rtl/>
         </w:rPr>
         <w:t xml:space="preserve">מסמך התיכון (SDD) — ארכיטקטורה ותרשימי UML</w:t>
@@ -596,16 +574,15 @@
     </w:p>
     <w:p>
       <w:pPr>
-        <w:bidi/>
         <w:numPr>
           <w:ilvl w:val="0"/>
           <w:numId w:val="1001"/>
         </w:numPr>
         <w:pStyle w:val="Compact"/>
+        <w:bidi/>
       </w:pPr>
       <w:r>
         <w:rPr>
-          <w:rFonts w:ascii="Arial" w:hAnsi="Arial" w:cs="David"/>
           <w:rtl/>
         </w:rPr>
         <w:t xml:space="preserve">תוכנית ניהול הפרויקט — לו”ז, מטלות וסיכונים</w:t>
@@ -613,46 +590,39 @@
     </w:p>
     <w:p>
       <w:pPr>
-        <w:bidi/>
         <w:numPr>
           <w:ilvl w:val="0"/>
           <w:numId w:val="1001"/>
         </w:numPr>
         <w:pStyle w:val="Compact"/>
+        <w:bidi/>
       </w:pPr>
       <w:r>
         <w:rPr>
-          <w:rFonts w:ascii="Arial" w:hAnsi="Arial" w:cs="David"/>
           <w:rtl/>
         </w:rPr>
         <w:t xml:space="preserve">הנחיות לכתיבת תיק פרויקט בחלופת תכנות טלפונים חכמים, הנדסת תוכנה 883589</w:t>
       </w:r>
     </w:p>
-    <w:bookmarkEnd w:id="23"/>
-    <w:bookmarkEnd w:id="24"/>
-    <w:bookmarkStart w:id="30" w:name="תיאור-כללי"/>
     <w:p>
       <w:pPr>
+        <w:pStyle w:val="Heading2"/>
         <w:bidi/>
-        <w:pStyle w:val="Heading2"/>
       </w:pPr>
       <w:r>
         <w:rPr>
-          <w:rFonts w:ascii="Arial" w:hAnsi="Arial" w:cs="David"/>
           <w:rtl/>
         </w:rPr>
         <w:t xml:space="preserve">2. תיאור כללי</w:t>
       </w:r>
     </w:p>
-    <w:bookmarkStart w:id="25" w:name="הקשר-המוצר"/>
     <w:p>
       <w:pPr>
+        <w:pStyle w:val="Heading3"/>
         <w:bidi/>
-        <w:pStyle w:val="Heading3"/>
       </w:pPr>
       <w:r>
         <w:rPr>
-          <w:rFonts w:ascii="Arial" w:hAnsi="Arial" w:cs="David"/>
           <w:rtl/>
         </w:rPr>
         <w:t xml:space="preserve">2.1 הקשר המוצר</w:t>
@@ -664,22 +634,18 @@
       </w:pPr>
       <w:r>
         <w:rPr>
-          <w:rFonts w:ascii="Arial" w:hAnsi="Arial" w:cs="David"/>
           <w:rtl/>
         </w:rPr>
         <w:t xml:space="preserve">האפליקציה עומדת בפני עצמה ופועלת על טלפון Android. היא מתחברת לשני שירותי ענן: Firestore, שבו נשמרים נתוני הקמפוס, ו-Firebase Authentication, להתחברות אנשי צוות. מודל זיהוי המבנים מאומן מחוץ לאפליקציה ונארז בתוכה כקובץ.</w:t>
       </w:r>
     </w:p>
-    <w:bookmarkEnd w:id="25"/>
-    <w:bookmarkStart w:id="26" w:name="סוגי-משתמשים"/>
     <w:p>
       <w:pPr>
+        <w:pStyle w:val="Heading3"/>
         <w:bidi/>
-        <w:pStyle w:val="Heading3"/>
       </w:pPr>
       <w:r>
         <w:rPr>
-          <w:rFonts w:ascii="Arial" w:hAnsi="Arial" w:cs="David"/>
           <w:rtl/>
         </w:rPr>
         <w:t xml:space="preserve">2.2 סוגי משתמשים</w:t>
@@ -715,12 +681,12 @@
           <w:tcPr/>
           <w:p>
             <w:pPr>
-              <w:bidi/>
-              <w:pStyle w:val="Compact"/>
-            </w:pPr>
-            <w:r>
-              <w:rPr>
-                <w:rFonts w:ascii="Arial" w:hAnsi="Arial" w:cs="David"/>
+              <w:pStyle w:val="Compact"/>
+              <w:bidi/>
+              <w:jc w:val="left"/>
+            </w:pPr>
+            <w:r>
+              <w:rPr>
                 <w:rtl/>
               </w:rPr>
               <w:t xml:space="preserve">סוג משתמש</w:t>
@@ -731,12 +697,12 @@
           <w:tcPr/>
           <w:p>
             <w:pPr>
-              <w:bidi/>
-              <w:pStyle w:val="Compact"/>
-            </w:pPr>
-            <w:r>
-              <w:rPr>
-                <w:rFonts w:ascii="Arial" w:hAnsi="Arial" w:cs="David"/>
+              <w:pStyle w:val="Compact"/>
+              <w:bidi/>
+              <w:jc w:val="left"/>
+            </w:pPr>
+            <w:r>
+              <w:rPr>
                 <w:rtl/>
               </w:rPr>
               <w:t xml:space="preserve">מי</w:t>
@@ -747,12 +713,12 @@
           <w:tcPr/>
           <w:p>
             <w:pPr>
-              <w:bidi/>
-              <w:pStyle w:val="Compact"/>
-            </w:pPr>
-            <w:r>
-              <w:rPr>
-                <w:rFonts w:ascii="Arial" w:hAnsi="Arial" w:cs="David"/>
+              <w:pStyle w:val="Compact"/>
+              <w:bidi/>
+              <w:jc w:val="left"/>
+            </w:pPr>
+            <w:r>
+              <w:rPr>
                 <w:rtl/>
               </w:rPr>
               <w:t xml:space="preserve">מה הוא עושה</w:t>
@@ -763,12 +729,12 @@
           <w:tcPr/>
           <w:p>
             <w:pPr>
-              <w:bidi/>
-              <w:pStyle w:val="Compact"/>
-            </w:pPr>
-            <w:r>
-              <w:rPr>
-                <w:rFonts w:ascii="Arial" w:hAnsi="Arial" w:cs="David"/>
+              <w:pStyle w:val="Compact"/>
+              <w:bidi/>
+              <w:jc w:val="left"/>
+            </w:pPr>
+            <w:r>
+              <w:rPr>
                 <w:rtl/>
               </w:rPr>
               <w:t xml:space="preserve">הרשאה</w:t>
@@ -781,12 +747,12 @@
           <w:tcPr/>
           <w:p>
             <w:pPr>
-              <w:bidi/>
-              <w:pStyle w:val="Compact"/>
-            </w:pPr>
-            <w:r>
-              <w:rPr>
-                <w:rFonts w:ascii="Arial" w:hAnsi="Arial" w:cs="David"/>
+              <w:pStyle w:val="Compact"/>
+              <w:bidi/>
+              <w:jc w:val="left"/>
+            </w:pPr>
+            <w:r>
+              <w:rPr>
                 <w:rtl/>
               </w:rPr>
               <w:t xml:space="preserve">משתמש</w:t>
@@ -797,12 +763,12 @@
           <w:tcPr/>
           <w:p>
             <w:pPr>
-              <w:bidi/>
-              <w:pStyle w:val="Compact"/>
-            </w:pPr>
-            <w:r>
-              <w:rPr>
-                <w:rFonts w:ascii="Arial" w:hAnsi="Arial" w:cs="David"/>
+              <w:pStyle w:val="Compact"/>
+              <w:bidi/>
+              <w:jc w:val="left"/>
+            </w:pPr>
+            <w:r>
+              <w:rPr>
                 <w:rtl/>
               </w:rPr>
               <w:t xml:space="preserve">תלמיד, מורה או אורח</w:t>
@@ -813,12 +779,12 @@
           <w:tcPr/>
           <w:p>
             <w:pPr>
-              <w:bidi/>
-              <w:pStyle w:val="Compact"/>
-            </w:pPr>
-            <w:r>
-              <w:rPr>
-                <w:rFonts w:ascii="Arial" w:hAnsi="Arial" w:cs="David"/>
+              <w:pStyle w:val="Compact"/>
+              <w:bidi/>
+              <w:jc w:val="left"/>
+            </w:pPr>
+            <w:r>
+              <w:rPr>
                 <w:rtl/>
               </w:rPr>
               <w:t xml:space="preserve">מחפש יעד, מנווט, שומר מועדפים</w:t>
@@ -829,12 +795,12 @@
           <w:tcPr/>
           <w:p>
             <w:pPr>
-              <w:bidi/>
-              <w:pStyle w:val="Compact"/>
-            </w:pPr>
-            <w:r>
-              <w:rPr>
-                <w:rFonts w:ascii="Arial" w:hAnsi="Arial" w:cs="David"/>
+              <w:pStyle w:val="Compact"/>
+              <w:bidi/>
+              <w:jc w:val="left"/>
+            </w:pPr>
+            <w:r>
+              <w:rPr>
                 <w:rtl/>
               </w:rPr>
               <w:t xml:space="preserve">ללא התחברות</w:t>
@@ -847,12 +813,12 @@
           <w:tcPr/>
           <w:p>
             <w:pPr>
-              <w:bidi/>
-              <w:pStyle w:val="Compact"/>
-            </w:pPr>
-            <w:r>
-              <w:rPr>
-                <w:rFonts w:ascii="Arial" w:hAnsi="Arial" w:cs="David"/>
+              <w:pStyle w:val="Compact"/>
+              <w:bidi/>
+              <w:jc w:val="left"/>
+            </w:pPr>
+            <w:r>
+              <w:rPr>
                 <w:rtl/>
               </w:rPr>
               <w:t xml:space="preserve">איש צוות</w:t>
@@ -863,12 +829,12 @@
           <w:tcPr/>
           <w:p>
             <w:pPr>
-              <w:bidi/>
-              <w:pStyle w:val="Compact"/>
-            </w:pPr>
-            <w:r>
-              <w:rPr>
-                <w:rFonts w:ascii="Arial" w:hAnsi="Arial" w:cs="David"/>
+              <w:pStyle w:val="Compact"/>
+              <w:bidi/>
+              <w:jc w:val="left"/>
+            </w:pPr>
+            <w:r>
+              <w:rPr>
                 <w:rtl/>
               </w:rPr>
               <w:t xml:space="preserve">מזכירות או רכזים</w:t>
@@ -879,12 +845,12 @@
           <w:tcPr/>
           <w:p>
             <w:pPr>
-              <w:bidi/>
-              <w:pStyle w:val="Compact"/>
-            </w:pPr>
-            <w:r>
-              <w:rPr>
-                <w:rFonts w:ascii="Arial" w:hAnsi="Arial" w:cs="David"/>
+              <w:pStyle w:val="Compact"/>
+              <w:bidi/>
+              <w:jc w:val="left"/>
+            </w:pPr>
+            <w:r>
+              <w:rPr>
                 <w:rtl/>
               </w:rPr>
               <w:t xml:space="preserve">כל מה שמשתמש עושה, ובנוסף מעדכן פרטי חדרים</w:t>
@@ -895,12 +861,12 @@
           <w:tcPr/>
           <w:p>
             <w:pPr>
-              <w:bidi/>
-              <w:pStyle w:val="Compact"/>
-            </w:pPr>
-            <w:r>
-              <w:rPr>
-                <w:rFonts w:ascii="Arial" w:hAnsi="Arial" w:cs="David"/>
+              <w:pStyle w:val="Compact"/>
+              <w:bidi/>
+              <w:jc w:val="left"/>
+            </w:pPr>
+            <w:r>
+              <w:rPr>
                 <w:rtl/>
               </w:rPr>
               <w:t xml:space="preserve">התחברות עם חשבון צוות</w:t>
@@ -913,12 +879,12 @@
           <w:tcPr/>
           <w:p>
             <w:pPr>
-              <w:bidi/>
-              <w:pStyle w:val="Compact"/>
-            </w:pPr>
-            <w:r>
-              <w:rPr>
-                <w:rFonts w:ascii="Arial" w:hAnsi="Arial" w:cs="David"/>
+              <w:pStyle w:val="Compact"/>
+              <w:bidi/>
+              <w:jc w:val="left"/>
+            </w:pPr>
+            <w:r>
+              <w:rPr>
                 <w:rtl/>
               </w:rPr>
               <w:t xml:space="preserve">מפתח</w:t>
@@ -929,12 +895,12 @@
           <w:tcPr/>
           <w:p>
             <w:pPr>
-              <w:bidi/>
-              <w:pStyle w:val="Compact"/>
-            </w:pPr>
-            <w:r>
-              <w:rPr>
-                <w:rFonts w:ascii="Arial" w:hAnsi="Arial" w:cs="David"/>
+              <w:pStyle w:val="Compact"/>
+              <w:bidi/>
+              <w:jc w:val="left"/>
+            </w:pPr>
+            <w:r>
+              <w:rPr>
                 <w:rtl/>
               </w:rPr>
               <w:t xml:space="preserve">בונה האפליקציה</w:t>
@@ -945,12 +911,12 @@
           <w:tcPr/>
           <w:p>
             <w:pPr>
-              <w:bidi/>
-              <w:pStyle w:val="Compact"/>
-            </w:pPr>
-            <w:r>
-              <w:rPr>
-                <w:rFonts w:ascii="Arial" w:hAnsi="Arial" w:cs="David"/>
+              <w:pStyle w:val="Compact"/>
+              <w:bidi/>
+              <w:jc w:val="left"/>
+            </w:pPr>
+            <w:r>
+              <w:rPr>
                 <w:rtl/>
               </w:rPr>
               <w:t xml:space="preserve">ממפה את הקמפוס, מאמן את המודל ומעלה נתונים</w:t>
@@ -961,12 +927,12 @@
           <w:tcPr/>
           <w:p>
             <w:pPr>
-              <w:bidi/>
-              <w:pStyle w:val="Compact"/>
-            </w:pPr>
-            <w:r>
-              <w:rPr>
-                <w:rFonts w:ascii="Arial" w:hAnsi="Arial" w:cs="David"/>
+              <w:pStyle w:val="Compact"/>
+              <w:bidi/>
+              <w:jc w:val="left"/>
+            </w:pPr>
+            <w:r>
+              <w:rPr>
                 <w:rtl/>
               </w:rPr>
               <w:t xml:space="preserve">גישה למסוף Firebase</w:t>
@@ -975,16 +941,13 @@
         </w:tc>
       </w:tr>
     </w:tbl>
-    <w:bookmarkEnd w:id="26"/>
-    <w:bookmarkStart w:id="27" w:name="סביבת-הפעלה"/>
     <w:p>
       <w:pPr>
+        <w:pStyle w:val="Heading3"/>
         <w:bidi/>
-        <w:pStyle w:val="Heading3"/>
       </w:pPr>
       <w:r>
         <w:rPr>
-          <w:rFonts w:ascii="Arial" w:hAnsi="Arial" w:cs="David"/>
           <w:rtl/>
         </w:rPr>
         <w:t xml:space="preserve">2.3 סביבת הפעלה</w:t>
@@ -992,16 +955,15 @@
     </w:p>
     <w:p>
       <w:pPr>
-        <w:bidi/>
         <w:numPr>
           <w:ilvl w:val="0"/>
           <w:numId w:val="1002"/>
         </w:numPr>
         <w:pStyle w:val="Compact"/>
+        <w:bidi/>
       </w:pPr>
       <w:r>
         <w:rPr>
-          <w:rFonts w:ascii="Arial" w:hAnsi="Arial" w:cs="David"/>
           <w:rtl/>
         </w:rPr>
         <w:t xml:space="preserve">טלפון Android 8.0 (API 26) ומעלה, עם GPS, מצפן ומצלמה אחורית.</w:t>
@@ -1009,16 +971,15 @@
     </w:p>
     <w:p>
       <w:pPr>
-        <w:bidi/>
         <w:numPr>
           <w:ilvl w:val="0"/>
           <w:numId w:val="1002"/>
         </w:numPr>
         <w:pStyle w:val="Compact"/>
+        <w:bidi/>
       </w:pPr>
       <w:r>
         <w:rPr>
-          <w:rFonts w:ascii="Arial" w:hAnsi="Arial" w:cs="David"/>
           <w:rtl/>
         </w:rPr>
         <w:t xml:space="preserve">ARCore: רצוי. במכשיר שאינו נתמך האפליקציה עובדת במצב גיבוי.</w:t>
@@ -1026,31 +987,27 @@
     </w:p>
     <w:p>
       <w:pPr>
-        <w:bidi/>
         <w:numPr>
           <w:ilvl w:val="0"/>
           <w:numId w:val="1002"/>
         </w:numPr>
         <w:pStyle w:val="Compact"/>
+        <w:bidi/>
       </w:pPr>
       <w:r>
         <w:rPr>
-          <w:rFonts w:ascii="Arial" w:hAnsi="Arial" w:cs="David"/>
           <w:rtl/>
         </w:rPr>
         <w:t xml:space="preserve">חיבור לאינטרנט נדרש רק לטעינה הראשונה ולעדכון חדרים.</w:t>
       </w:r>
     </w:p>
-    <w:bookmarkEnd w:id="27"/>
-    <w:bookmarkStart w:id="28" w:name="אילוצים"/>
     <w:p>
       <w:pPr>
+        <w:pStyle w:val="Heading3"/>
         <w:bidi/>
-        <w:pStyle w:val="Heading3"/>
       </w:pPr>
       <w:r>
         <w:rPr>
-          <w:rFonts w:ascii="Arial" w:hAnsi="Arial" w:cs="David"/>
           <w:rtl/>
         </w:rPr>
         <w:t xml:space="preserve">2.4 אילוצים</w:t>
@@ -1058,16 +1015,15 @@
     </w:p>
     <w:p>
       <w:pPr>
-        <w:bidi/>
         <w:numPr>
           <w:ilvl w:val="0"/>
           <w:numId w:val="1003"/>
         </w:numPr>
         <w:pStyle w:val="Compact"/>
+        <w:bidi/>
       </w:pPr>
       <w:r>
         <w:rPr>
-          <w:rFonts w:ascii="Arial" w:hAnsi="Arial" w:cs="David"/>
           <w:rtl/>
         </w:rPr>
         <w:t xml:space="preserve">שפת הפיתוח היא Java עם ממשקי XML, כמו בתוכנית הלימודים.</w:t>
@@ -1075,16 +1031,15 @@
     </w:p>
     <w:p>
       <w:pPr>
-        <w:bidi/>
         <w:numPr>
           <w:ilvl w:val="0"/>
           <w:numId w:val="1003"/>
         </w:numPr>
         <w:pStyle w:val="Compact"/>
+        <w:bidi/>
       </w:pPr>
       <w:r>
         <w:rPr>
-          <w:rFonts w:ascii="Arial" w:hAnsi="Arial" w:cs="David"/>
           <w:rtl/>
         </w:rPr>
         <w:t xml:space="preserve">אין תקציב לחומרה: אין משדרים בקמפוס, הכול נשען על הטלפון.</w:t>
@@ -1092,16 +1047,15 @@
     </w:p>
     <w:p>
       <w:pPr>
-        <w:bidi/>
         <w:numPr>
           <w:ilvl w:val="0"/>
           <w:numId w:val="1003"/>
         </w:numPr>
         <w:pStyle w:val="Compact"/>
+        <w:bidi/>
       </w:pPr>
       <w:r>
         <w:rPr>
-          <w:rFonts w:ascii="Arial" w:hAnsi="Arial" w:cs="David"/>
           <w:rtl/>
         </w:rPr>
         <w:t xml:space="preserve">השימוש ב-Firebase נשאר בתוך המכסות החינמיות.</w:t>
@@ -1109,31 +1063,27 @@
     </w:p>
     <w:p>
       <w:pPr>
-        <w:bidi/>
         <w:numPr>
           <w:ilvl w:val="0"/>
           <w:numId w:val="1003"/>
         </w:numPr>
         <w:pStyle w:val="Compact"/>
+        <w:bidi/>
       </w:pPr>
       <w:r>
         <w:rPr>
-          <w:rFonts w:ascii="Arial" w:hAnsi="Arial" w:cs="David"/>
           <w:rtl/>
         </w:rPr>
         <w:t xml:space="preserve">המיקום של המשתמש לא נשמר ולא נשלח לשום מקום.</w:t>
       </w:r>
     </w:p>
-    <w:bookmarkEnd w:id="28"/>
-    <w:bookmarkStart w:id="29" w:name="הנחות-ותלויות"/>
     <w:p>
       <w:pPr>
+        <w:pStyle w:val="Heading3"/>
         <w:bidi/>
-        <w:pStyle w:val="Heading3"/>
       </w:pPr>
       <w:r>
         <w:rPr>
-          <w:rFonts w:ascii="Arial" w:hAnsi="Arial" w:cs="David"/>
           <w:rtl/>
         </w:rPr>
         <w:t xml:space="preserve">2.5 הנחות ותלויות</w:t>
@@ -1141,16 +1091,15 @@
     </w:p>
     <w:p>
       <w:pPr>
-        <w:bidi/>
         <w:numPr>
           <w:ilvl w:val="0"/>
           <w:numId w:val="1004"/>
         </w:numPr>
         <w:pStyle w:val="Compact"/>
+        <w:bidi/>
       </w:pPr>
       <w:r>
         <w:rPr>
-          <w:rFonts w:ascii="Arial" w:hAnsi="Arial" w:cs="David"/>
           <w:rtl/>
         </w:rPr>
         <w:t xml:space="preserve">השבילים בין המבנים פתוחים לשמיים, ולכן GPS קולט בהם.</w:t>
@@ -1158,16 +1107,15 @@
     </w:p>
     <w:p>
       <w:pPr>
-        <w:bidi/>
         <w:numPr>
           <w:ilvl w:val="0"/>
           <w:numId w:val="1004"/>
         </w:numPr>
         <w:pStyle w:val="Compact"/>
+        <w:bidi/>
       </w:pPr>
       <w:r>
         <w:rPr>
-          <w:rFonts w:ascii="Arial" w:hAnsi="Arial" w:cs="David"/>
           <w:rtl/>
         </w:rPr>
         <w:t xml:space="preserve">המשתמש מחזיק את הטלפון בגובה החזה כשהוא במסך המצלמה.</w:t>
@@ -1175,32 +1123,27 @@
     </w:p>
     <w:p>
       <w:pPr>
-        <w:bidi/>
         <w:numPr>
           <w:ilvl w:val="0"/>
           <w:numId w:val="1004"/>
         </w:numPr>
         <w:pStyle w:val="Compact"/>
+        <w:bidi/>
       </w:pPr>
       <w:r>
         <w:rPr>
-          <w:rFonts w:ascii="Arial" w:hAnsi="Arial" w:cs="David"/>
           <w:rtl/>
         </w:rPr>
         <w:t xml:space="preserve">מבני הקמפוס לא ישתנו מהותית במהלך השנה; אם ישתנו, יש לאמן את המודל מחדש.</w:t>
       </w:r>
     </w:p>
-    <w:bookmarkEnd w:id="29"/>
-    <w:bookmarkEnd w:id="30"/>
-    <w:bookmarkStart w:id="32" w:name="דרישות-פונקציונליות"/>
     <w:p>
       <w:pPr>
+        <w:pStyle w:val="Heading2"/>
         <w:bidi/>
-        <w:pStyle w:val="Heading2"/>
       </w:pPr>
       <w:r>
         <w:rPr>
-          <w:rFonts w:ascii="Arial" w:hAnsi="Arial" w:cs="David"/>
           <w:rtl/>
         </w:rPr>
         <w:t xml:space="preserve">3. דרישות פונקציונליות</w:t>
@@ -1212,7 +1155,6 @@
       </w:pPr>
       <w:r>
         <w:rPr>
-          <w:rFonts w:ascii="Arial" w:hAnsi="Arial" w:cs="David"/>
           <w:rtl/>
         </w:rPr>
         <w:t xml:space="preserve">למערכת 13 דרישות פונקציונליות: 9 חובה (Must) ו-4 רצויות (Should).</w:t>
@@ -1247,12 +1189,12 @@
           <w:tcPr/>
           <w:p>
             <w:pPr>
-              <w:bidi/>
-              <w:pStyle w:val="Compact"/>
-            </w:pPr>
-            <w:r>
-              <w:rPr>
-                <w:rFonts w:ascii="Arial" w:hAnsi="Arial" w:cs="David"/>
+              <w:pStyle w:val="Compact"/>
+              <w:bidi/>
+              <w:jc w:val="left"/>
+            </w:pPr>
+            <w:r>
+              <w:rPr>
                 <w:rtl/>
               </w:rPr>
               <w:t xml:space="preserve">מזהה</w:t>
@@ -1263,12 +1205,12 @@
           <w:tcPr/>
           <w:p>
             <w:pPr>
-              <w:bidi/>
-              <w:pStyle w:val="Compact"/>
-            </w:pPr>
-            <w:r>
-              <w:rPr>
-                <w:rFonts w:ascii="Arial" w:hAnsi="Arial" w:cs="David"/>
+              <w:pStyle w:val="Compact"/>
+              <w:bidi/>
+              <w:jc w:val="left"/>
+            </w:pPr>
+            <w:r>
+              <w:rPr>
                 <w:rtl/>
               </w:rPr>
               <w:t xml:space="preserve">דרישה</w:t>
@@ -1279,12 +1221,12 @@
           <w:tcPr/>
           <w:p>
             <w:pPr>
-              <w:bidi/>
-              <w:pStyle w:val="Compact"/>
-            </w:pPr>
-            <w:r>
-              <w:rPr>
-                <w:rFonts w:ascii="Arial" w:hAnsi="Arial" w:cs="David"/>
+              <w:pStyle w:val="Compact"/>
+              <w:bidi/>
+              <w:jc w:val="left"/>
+            </w:pPr>
+            <w:r>
+              <w:rPr>
                 <w:rtl/>
               </w:rPr>
               <w:t xml:space="preserve">עדיפות</w:t>
@@ -1297,12 +1239,13 @@
           <w:tcPr/>
           <w:p>
             <w:pPr>
-              <w:bidi/>
-              <w:pStyle w:val="Compact"/>
-            </w:pPr>
-            <w:r>
-              <w:rPr>
-                <w:rFonts w:ascii="Arial" w:hAnsi="Arial" w:cs="David"/>
+              <w:pStyle w:val="Compact"/>
+              <w:bidi/>
+              <w:jc w:val="left"/>
+            </w:pPr>
+            <w:r>
+              <w:rPr>
+                <w:rtl/>
               </w:rPr>
               <w:t xml:space="preserve">FR-01</w:t>
             </w:r>
@@ -1312,12 +1255,12 @@
           <w:tcPr/>
           <w:p>
             <w:pPr>
-              <w:bidi/>
-              <w:pStyle w:val="Compact"/>
-            </w:pPr>
-            <w:r>
-              <w:rPr>
-                <w:rFonts w:ascii="Arial" w:hAnsi="Arial" w:cs="David"/>
+              <w:pStyle w:val="Compact"/>
+              <w:bidi/>
+              <w:jc w:val="left"/>
+            </w:pPr>
+            <w:r>
+              <w:rPr>
                 <w:rtl/>
               </w:rPr>
               <w:t xml:space="preserve">המשתמש מחפש יעד לפי מספר חדר, שם חדר או בעל תפקיד, ומקבל רשימת התאמות תוך כדי הקלדה</w:t>
@@ -1328,12 +1271,13 @@
           <w:tcPr/>
           <w:p>
             <w:pPr>
-              <w:bidi/>
-              <w:pStyle w:val="Compact"/>
-            </w:pPr>
-            <w:r>
-              <w:rPr>
-                <w:rFonts w:ascii="Arial" w:hAnsi="Arial" w:cs="David"/>
+              <w:pStyle w:val="Compact"/>
+              <w:bidi/>
+              <w:jc w:val="left"/>
+            </w:pPr>
+            <w:r>
+              <w:rPr>
+                <w:rtl/>
               </w:rPr>
               <w:t xml:space="preserve">Must</w:t>
             </w:r>
@@ -1345,12 +1289,13 @@
           <w:tcPr/>
           <w:p>
             <w:pPr>
-              <w:bidi/>
-              <w:pStyle w:val="Compact"/>
-            </w:pPr>
-            <w:r>
-              <w:rPr>
-                <w:rFonts w:ascii="Arial" w:hAnsi="Arial" w:cs="David"/>
+              <w:pStyle w:val="Compact"/>
+              <w:bidi/>
+              <w:jc w:val="left"/>
+            </w:pPr>
+            <w:r>
+              <w:rPr>
+                <w:rtl/>
               </w:rPr>
               <w:t xml:space="preserve">FR-02</w:t>
             </w:r>
@@ -1360,12 +1305,12 @@
           <w:tcPr/>
           <w:p>
             <w:pPr>
-              <w:bidi/>
-              <w:pStyle w:val="Compact"/>
-            </w:pPr>
-            <w:r>
-              <w:rPr>
-                <w:rFonts w:ascii="Arial" w:hAnsi="Arial" w:cs="David"/>
+              <w:pStyle w:val="Compact"/>
+              <w:bidi/>
+              <w:jc w:val="left"/>
+            </w:pPr>
+            <w:r>
+              <w:rPr>
                 <w:rtl/>
               </w:rPr>
               <w:t xml:space="preserve">המשתמש שומר יעדים כמועדפים ורואה את 10 החיפושים האחרונים</w:t>
@@ -1376,12 +1321,13 @@
           <w:tcPr/>
           <w:p>
             <w:pPr>
-              <w:bidi/>
-              <w:pStyle w:val="Compact"/>
-            </w:pPr>
-            <w:r>
-              <w:rPr>
-                <w:rFonts w:ascii="Arial" w:hAnsi="Arial" w:cs="David"/>
+              <w:pStyle w:val="Compact"/>
+              <w:bidi/>
+              <w:jc w:val="left"/>
+            </w:pPr>
+            <w:r>
+              <w:rPr>
+                <w:rtl/>
               </w:rPr>
               <w:t xml:space="preserve">Should</w:t>
             </w:r>
@@ -1393,12 +1339,13 @@
           <w:tcPr/>
           <w:p>
             <w:pPr>
-              <w:bidi/>
-              <w:pStyle w:val="Compact"/>
-            </w:pPr>
-            <w:r>
-              <w:rPr>
-                <w:rFonts w:ascii="Arial" w:hAnsi="Arial" w:cs="David"/>
+              <w:pStyle w:val="Compact"/>
+              <w:bidi/>
+              <w:jc w:val="left"/>
+            </w:pPr>
+            <w:r>
+              <w:rPr>
+                <w:rtl/>
               </w:rPr>
               <w:t xml:space="preserve">FR-03</w:t>
             </w:r>
@@ -1408,12 +1355,12 @@
           <w:tcPr/>
           <w:p>
             <w:pPr>
-              <w:bidi/>
-              <w:pStyle w:val="Compact"/>
-            </w:pPr>
-            <w:r>
-              <w:rPr>
-                <w:rFonts w:ascii="Arial" w:hAnsi="Arial" w:cs="David"/>
+              <w:pStyle w:val="Compact"/>
+              <w:bidi/>
+              <w:jc w:val="left"/>
+            </w:pPr>
+            <w:r>
+              <w:rPr>
                 <w:rtl/>
               </w:rPr>
               <w:t xml:space="preserve">המערכת מחשבת את מסלול ההליכה הקצר ביותר מהמיקום הנוכחי לכניסה ליעד, לאורך שבילי הקמפוס</w:t>
@@ -1424,12 +1371,13 @@
           <w:tcPr/>
           <w:p>
             <w:pPr>
-              <w:bidi/>
-              <w:pStyle w:val="Compact"/>
-            </w:pPr>
-            <w:r>
-              <w:rPr>
-                <w:rFonts w:ascii="Arial" w:hAnsi="Arial" w:cs="David"/>
+              <w:pStyle w:val="Compact"/>
+              <w:bidi/>
+              <w:jc w:val="left"/>
+            </w:pPr>
+            <w:r>
+              <w:rPr>
+                <w:rtl/>
               </w:rPr>
               <w:t xml:space="preserve">Must</w:t>
             </w:r>
@@ -1441,12 +1389,13 @@
           <w:tcPr/>
           <w:p>
             <w:pPr>
-              <w:bidi/>
-              <w:pStyle w:val="Compact"/>
-            </w:pPr>
-            <w:r>
-              <w:rPr>
-                <w:rFonts w:ascii="Arial" w:hAnsi="Arial" w:cs="David"/>
+              <w:pStyle w:val="Compact"/>
+              <w:bidi/>
+              <w:jc w:val="left"/>
+            </w:pPr>
+            <w:r>
+              <w:rPr>
+                <w:rtl/>
               </w:rPr>
               <w:t xml:space="preserve">FR-04</w:t>
             </w:r>
@@ -1456,12 +1405,12 @@
           <w:tcPr/>
           <w:p>
             <w:pPr>
-              <w:bidi/>
-              <w:pStyle w:val="Compact"/>
-            </w:pPr>
-            <w:r>
-              <w:rPr>
-                <w:rFonts w:ascii="Arial" w:hAnsi="Arial" w:cs="David"/>
+              <w:pStyle w:val="Compact"/>
+              <w:bidi/>
+              <w:jc w:val="left"/>
+            </w:pPr>
+            <w:r>
+              <w:rPr>
                 <w:rtl/>
               </w:rPr>
               <w:t xml:space="preserve">מסך המצלמה מציג חץ בכיוון ההליכה, מרחק ליעד ושם הנקודה הבאה</w:t>
@@ -1472,12 +1421,13 @@
           <w:tcPr/>
           <w:p>
             <w:pPr>
-              <w:bidi/>
-              <w:pStyle w:val="Compact"/>
-            </w:pPr>
-            <w:r>
-              <w:rPr>
-                <w:rFonts w:ascii="Arial" w:hAnsi="Arial" w:cs="David"/>
+              <w:pStyle w:val="Compact"/>
+              <w:bidi/>
+              <w:jc w:val="left"/>
+            </w:pPr>
+            <w:r>
+              <w:rPr>
+                <w:rtl/>
               </w:rPr>
               <w:t xml:space="preserve">Must</w:t>
             </w:r>
@@ -1489,12 +1439,13 @@
           <w:tcPr/>
           <w:p>
             <w:pPr>
-              <w:bidi/>
-              <w:pStyle w:val="Compact"/>
-            </w:pPr>
-            <w:r>
-              <w:rPr>
-                <w:rFonts w:ascii="Arial" w:hAnsi="Arial" w:cs="David"/>
+              <w:pStyle w:val="Compact"/>
+              <w:bidi/>
+              <w:jc w:val="left"/>
+            </w:pPr>
+            <w:r>
+              <w:rPr>
+                <w:rtl/>
               </w:rPr>
               <w:t xml:space="preserve">FR-05</w:t>
             </w:r>
@@ -1504,12 +1455,12 @@
           <w:tcPr/>
           <w:p>
             <w:pPr>
-              <w:bidi/>
-              <w:pStyle w:val="Compact"/>
-            </w:pPr>
-            <w:r>
-              <w:rPr>
-                <w:rFonts w:ascii="Arial" w:hAnsi="Arial" w:cs="David"/>
+              <w:pStyle w:val="Compact"/>
+              <w:bidi/>
+              <w:jc w:val="left"/>
+            </w:pPr>
+            <w:r>
+              <w:rPr>
                 <w:rtl/>
               </w:rPr>
               <w:t xml:space="preserve">מסך המפה מציג מפת OpenStreetMap ומעליה את תוכנית בית הספר של השנה הנוכחית, את המסלול ואת מיקום המשתמש</w:t>
@@ -1520,12 +1471,13 @@
           <w:tcPr/>
           <w:p>
             <w:pPr>
-              <w:bidi/>
-              <w:pStyle w:val="Compact"/>
-            </w:pPr>
-            <w:r>
-              <w:rPr>
-                <w:rFonts w:ascii="Arial" w:hAnsi="Arial" w:cs="David"/>
+              <w:pStyle w:val="Compact"/>
+              <w:bidi/>
+              <w:jc w:val="left"/>
+            </w:pPr>
+            <w:r>
+              <w:rPr>
+                <w:rtl/>
               </w:rPr>
               <w:t xml:space="preserve">Must</w:t>
             </w:r>
@@ -1537,12 +1489,13 @@
           <w:tcPr/>
           <w:p>
             <w:pPr>
-              <w:bidi/>
-              <w:pStyle w:val="Compact"/>
-            </w:pPr>
-            <w:r>
-              <w:rPr>
-                <w:rFonts w:ascii="Arial" w:hAnsi="Arial" w:cs="David"/>
+              <w:pStyle w:val="Compact"/>
+              <w:bidi/>
+              <w:jc w:val="left"/>
+            </w:pPr>
+            <w:r>
+              <w:rPr>
+                <w:rtl/>
               </w:rPr>
               <w:t xml:space="preserve">FR-06</w:t>
             </w:r>
@@ -1552,54 +1505,48 @@
           <w:tcPr/>
           <w:p>
             <w:pPr>
-              <w:bidi/>
-              <w:pStyle w:val="Compact"/>
-            </w:pPr>
-            <w:r>
-              <w:rPr>
-                <w:rFonts w:ascii="Arial" w:hAnsi="Arial" w:cs="David"/>
+              <w:pStyle w:val="Compact"/>
+              <w:bidi/>
+              <w:jc w:val="left"/>
+            </w:pPr>
+            <w:r>
+              <w:rPr>
                 <w:rtl/>
               </w:rPr>
               <w:t xml:space="preserve">המערכת מודיעה</w:t>
             </w:r>
             <w:r>
               <w:rPr>
-                <w:rFonts w:ascii="Arial" w:hAnsi="Arial" w:cs="David"/>
                 <w:rtl/>
               </w:rPr>
               <w:t xml:space="preserve"> </w:t>
             </w:r>
             <w:r>
               <w:rPr>
-                <w:rFonts w:ascii="Arial" w:hAnsi="Arial" w:cs="David"/>
                 <w:rtl/>
               </w:rPr>
               <w:t xml:space="preserve">“</w:t>
             </w:r>
             <w:r>
               <w:rPr>
-                <w:rFonts w:ascii="Arial" w:hAnsi="Arial" w:cs="David"/>
                 <w:rtl/>
               </w:rPr>
               <w:t xml:space="preserve">הגעת</w:t>
             </w:r>
             <w:r>
               <w:rPr>
-                <w:rFonts w:ascii="Arial" w:hAnsi="Arial" w:cs="David"/>
                 <w:rtl/>
               </w:rPr>
               <w:t xml:space="preserve">”</w:t>
             </w:r>
             <w:r>
               <w:rPr>
-                <w:rFonts w:ascii="Arial" w:hAnsi="Arial" w:cs="David"/>
                 <w:rtl/>
               </w:rPr>
               <w:t xml:space="preserve"> </w:t>
             </w:r>
             <w:r>
               <w:rPr>
-                <w:rFonts w:ascii="Arial" w:hAnsi="Arial" w:cs="David"/>
                 <w:rtl/>
               </w:rPr>
               <w:t xml:space="preserve">כשהמשתמש במרחק של עד 5 מטר מהכניסה ליעד</w:t>
@@ -1610,12 +1557,13 @@
           <w:tcPr/>
           <w:p>
             <w:pPr>
-              <w:bidi/>
-              <w:pStyle w:val="Compact"/>
-            </w:pPr>
-            <w:r>
-              <w:rPr>
-                <w:rFonts w:ascii="Arial" w:hAnsi="Arial" w:cs="David"/>
+              <w:pStyle w:val="Compact"/>
+              <w:bidi/>
+              <w:jc w:val="left"/>
+            </w:pPr>
+            <w:r>
+              <w:rPr>
+                <w:rtl/>
               </w:rPr>
               <w:t xml:space="preserve">Must</w:t>
             </w:r>
@@ -1627,12 +1575,13 @@
           <w:tcPr/>
           <w:p>
             <w:pPr>
-              <w:bidi/>
-              <w:pStyle w:val="Compact"/>
-            </w:pPr>
-            <w:r>
-              <w:rPr>
-                <w:rFonts w:ascii="Arial" w:hAnsi="Arial" w:cs="David"/>
+              <w:pStyle w:val="Compact"/>
+              <w:bidi/>
+              <w:jc w:val="left"/>
+            </w:pPr>
+            <w:r>
+              <w:rPr>
+                <w:rtl/>
               </w:rPr>
               <w:t xml:space="preserve">FR-07</w:t>
             </w:r>
@@ -1642,12 +1591,12 @@
           <w:tcPr/>
           <w:p>
             <w:pPr>
-              <w:bidi/>
-              <w:pStyle w:val="Compact"/>
-            </w:pPr>
-            <w:r>
-              <w:rPr>
-                <w:rFonts w:ascii="Arial" w:hAnsi="Arial" w:cs="David"/>
+              <w:pStyle w:val="Compact"/>
+              <w:bidi/>
+              <w:jc w:val="left"/>
+            </w:pPr>
+            <w:r>
+              <w:rPr>
                 <w:rtl/>
               </w:rPr>
               <w:t xml:space="preserve">המערכת מזהה מהמצלמה מול איזה מבנה המשתמש עומד, ומתקנת את המיקום לפי הזיהוי</w:t>
@@ -1658,12 +1607,13 @@
           <w:tcPr/>
           <w:p>
             <w:pPr>
-              <w:bidi/>
-              <w:pStyle w:val="Compact"/>
-            </w:pPr>
-            <w:r>
-              <w:rPr>
-                <w:rFonts w:ascii="Arial" w:hAnsi="Arial" w:cs="David"/>
+              <w:pStyle w:val="Compact"/>
+              <w:bidi/>
+              <w:jc w:val="left"/>
+            </w:pPr>
+            <w:r>
+              <w:rPr>
+                <w:rtl/>
               </w:rPr>
               <w:t xml:space="preserve">Must</w:t>
             </w:r>
@@ -1675,12 +1625,13 @@
           <w:tcPr/>
           <w:p>
             <w:pPr>
-              <w:bidi/>
-              <w:pStyle w:val="Compact"/>
-            </w:pPr>
-            <w:r>
-              <w:rPr>
-                <w:rFonts w:ascii="Arial" w:hAnsi="Arial" w:cs="David"/>
+              <w:pStyle w:val="Compact"/>
+              <w:bidi/>
+              <w:jc w:val="left"/>
+            </w:pPr>
+            <w:r>
+              <w:rPr>
+                <w:rtl/>
               </w:rPr>
               <w:t xml:space="preserve">FR-08</w:t>
             </w:r>
@@ -1690,12 +1641,12 @@
           <w:tcPr/>
           <w:p>
             <w:pPr>
-              <w:bidi/>
-              <w:pStyle w:val="Compact"/>
-            </w:pPr>
-            <w:r>
-              <w:rPr>
-                <w:rFonts w:ascii="Arial" w:hAnsi="Arial" w:cs="David"/>
+              <w:pStyle w:val="Compact"/>
+              <w:bidi/>
+              <w:jc w:val="left"/>
+            </w:pPr>
+            <w:r>
+              <w:rPr>
                 <w:rtl/>
               </w:rPr>
               <w:t xml:space="preserve">המשתמש מסמן על המפה את מיקומו כשהמיקום המוצג שגוי</w:t>
@@ -1706,12 +1657,13 @@
           <w:tcPr/>
           <w:p>
             <w:pPr>
-              <w:bidi/>
-              <w:pStyle w:val="Compact"/>
-            </w:pPr>
-            <w:r>
-              <w:rPr>
-                <w:rFonts w:ascii="Arial" w:hAnsi="Arial" w:cs="David"/>
+              <w:pStyle w:val="Compact"/>
+              <w:bidi/>
+              <w:jc w:val="left"/>
+            </w:pPr>
+            <w:r>
+              <w:rPr>
+                <w:rtl/>
               </w:rPr>
               <w:t xml:space="preserve">Should</w:t>
             </w:r>
@@ -1723,12 +1675,13 @@
           <w:tcPr/>
           <w:p>
             <w:pPr>
-              <w:bidi/>
-              <w:pStyle w:val="Compact"/>
-            </w:pPr>
-            <w:r>
-              <w:rPr>
-                <w:rFonts w:ascii="Arial" w:hAnsi="Arial" w:cs="David"/>
+              <w:pStyle w:val="Compact"/>
+              <w:bidi/>
+              <w:jc w:val="left"/>
+            </w:pPr>
+            <w:r>
+              <w:rPr>
+                <w:rtl/>
               </w:rPr>
               <w:t xml:space="preserve">FR-09</w:t>
             </w:r>
@@ -1738,12 +1691,12 @@
           <w:tcPr/>
           <w:p>
             <w:pPr>
-              <w:bidi/>
-              <w:pStyle w:val="Compact"/>
-            </w:pPr>
-            <w:r>
-              <w:rPr>
-                <w:rFonts w:ascii="Arial" w:hAnsi="Arial" w:cs="David"/>
+              <w:pStyle w:val="Compact"/>
+              <w:bidi/>
+              <w:jc w:val="left"/>
+            </w:pPr>
+            <w:r>
+              <w:rPr>
                 <w:rtl/>
               </w:rPr>
               <w:t xml:space="preserve">המערכת מסנכרנת את נתוני הקמפוס מ-Firestore, שומרת אותם מקומית, ומנווטת גם בלי אינטרנט</w:t>
@@ -1754,12 +1707,13 @@
           <w:tcPr/>
           <w:p>
             <w:pPr>
-              <w:bidi/>
-              <w:pStyle w:val="Compact"/>
-            </w:pPr>
-            <w:r>
-              <w:rPr>
-                <w:rFonts w:ascii="Arial" w:hAnsi="Arial" w:cs="David"/>
+              <w:pStyle w:val="Compact"/>
+              <w:bidi/>
+              <w:jc w:val="left"/>
+            </w:pPr>
+            <w:r>
+              <w:rPr>
+                <w:rtl/>
               </w:rPr>
               <w:t xml:space="preserve">Must</w:t>
             </w:r>
@@ -1771,12 +1725,13 @@
           <w:tcPr/>
           <w:p>
             <w:pPr>
-              <w:bidi/>
-              <w:pStyle w:val="Compact"/>
-            </w:pPr>
-            <w:r>
-              <w:rPr>
-                <w:rFonts w:ascii="Arial" w:hAnsi="Arial" w:cs="David"/>
+              <w:pStyle w:val="Compact"/>
+              <w:bidi/>
+              <w:jc w:val="left"/>
+            </w:pPr>
+            <w:r>
+              <w:rPr>
+                <w:rtl/>
               </w:rPr>
               <w:t xml:space="preserve">FR-10</w:t>
             </w:r>
@@ -1786,12 +1741,12 @@
           <w:tcPr/>
           <w:p>
             <w:pPr>
-              <w:bidi/>
-              <w:pStyle w:val="Compact"/>
-            </w:pPr>
-            <w:r>
-              <w:rPr>
-                <w:rFonts w:ascii="Arial" w:hAnsi="Arial" w:cs="David"/>
+              <w:pStyle w:val="Compact"/>
+              <w:bidi/>
+              <w:jc w:val="left"/>
+            </w:pPr>
+            <w:r>
+              <w:rPr>
                 <w:rtl/>
               </w:rPr>
               <w:t xml:space="preserve">איש צוות מתחבר ומעדכן שם ובעל תפקיד של חדר</w:t>
@@ -1802,12 +1757,13 @@
           <w:tcPr/>
           <w:p>
             <w:pPr>
-              <w:bidi/>
-              <w:pStyle w:val="Compact"/>
-            </w:pPr>
-            <w:r>
-              <w:rPr>
-                <w:rFonts w:ascii="Arial" w:hAnsi="Arial" w:cs="David"/>
+              <w:pStyle w:val="Compact"/>
+              <w:bidi/>
+              <w:jc w:val="left"/>
+            </w:pPr>
+            <w:r>
+              <w:rPr>
+                <w:rtl/>
               </w:rPr>
               <w:t xml:space="preserve">Should</w:t>
             </w:r>
@@ -1819,12 +1775,13 @@
           <w:tcPr/>
           <w:p>
             <w:pPr>
-              <w:bidi/>
-              <w:pStyle w:val="Compact"/>
-            </w:pPr>
-            <w:r>
-              <w:rPr>
-                <w:rFonts w:ascii="Arial" w:hAnsi="Arial" w:cs="David"/>
+              <w:pStyle w:val="Compact"/>
+              <w:bidi/>
+              <w:jc w:val="left"/>
+            </w:pPr>
+            <w:r>
+              <w:rPr>
+                <w:rtl/>
               </w:rPr>
               <w:t xml:space="preserve">FR-11</w:t>
             </w:r>
@@ -1834,12 +1791,12 @@
           <w:tcPr/>
           <w:p>
             <w:pPr>
-              <w:bidi/>
-              <w:pStyle w:val="Compact"/>
-            </w:pPr>
-            <w:r>
-              <w:rPr>
-                <w:rFonts w:ascii="Arial" w:hAnsi="Arial" w:cs="David"/>
+              <w:pStyle w:val="Compact"/>
+              <w:bidi/>
+              <w:jc w:val="left"/>
+            </w:pPr>
+            <w:r>
+              <w:rPr>
                 <w:rtl/>
               </w:rPr>
               <w:t xml:space="preserve">במכשיר ללא ARCore מסך המצלמה מציג את החץ לפי המצפן בלבד</w:t>
@@ -1850,12 +1807,13 @@
           <w:tcPr/>
           <w:p>
             <w:pPr>
-              <w:bidi/>
-              <w:pStyle w:val="Compact"/>
-            </w:pPr>
-            <w:r>
-              <w:rPr>
-                <w:rFonts w:ascii="Arial" w:hAnsi="Arial" w:cs="David"/>
+              <w:pStyle w:val="Compact"/>
+              <w:bidi/>
+              <w:jc w:val="left"/>
+            </w:pPr>
+            <w:r>
+              <w:rPr>
+                <w:rtl/>
               </w:rPr>
               <w:t xml:space="preserve">Must</w:t>
             </w:r>
@@ -1867,12 +1825,13 @@
           <w:tcPr/>
           <w:p>
             <w:pPr>
-              <w:bidi/>
-              <w:pStyle w:val="Compact"/>
-            </w:pPr>
-            <w:r>
-              <w:rPr>
-                <w:rFonts w:ascii="Arial" w:hAnsi="Arial" w:cs="David"/>
+              <w:pStyle w:val="Compact"/>
+              <w:bidi/>
+              <w:jc w:val="left"/>
+            </w:pPr>
+            <w:r>
+              <w:rPr>
+                <w:rtl/>
               </w:rPr>
               <w:t xml:space="preserve">FR-12</w:t>
             </w:r>
@@ -1882,12 +1841,12 @@
           <w:tcPr/>
           <w:p>
             <w:pPr>
-              <w:bidi/>
-              <w:pStyle w:val="Compact"/>
-            </w:pPr>
-            <w:r>
-              <w:rPr>
-                <w:rFonts w:ascii="Arial" w:hAnsi="Arial" w:cs="David"/>
+              <w:pStyle w:val="Compact"/>
+              <w:bidi/>
+              <w:jc w:val="left"/>
+            </w:pPr>
+            <w:r>
+              <w:rPr>
                 <w:rtl/>
               </w:rPr>
               <w:t xml:space="preserve">המערכת מבקשת הרשאות מיקום ומצלמה ומסבירה למה הן נדרשות</w:t>
@@ -1898,12 +1857,13 @@
           <w:tcPr/>
           <w:p>
             <w:pPr>
-              <w:bidi/>
-              <w:pStyle w:val="Compact"/>
-            </w:pPr>
-            <w:r>
-              <w:rPr>
-                <w:rFonts w:ascii="Arial" w:hAnsi="Arial" w:cs="David"/>
+              <w:pStyle w:val="Compact"/>
+              <w:bidi/>
+              <w:jc w:val="left"/>
+            </w:pPr>
+            <w:r>
+              <w:rPr>
+                <w:rtl/>
               </w:rPr>
               <w:t xml:space="preserve">Must</w:t>
             </w:r>
@@ -1915,12 +1875,13 @@
           <w:tcPr/>
           <w:p>
             <w:pPr>
-              <w:bidi/>
-              <w:pStyle w:val="Compact"/>
-            </w:pPr>
-            <w:r>
-              <w:rPr>
-                <w:rFonts w:ascii="Arial" w:hAnsi="Arial" w:cs="David"/>
+              <w:pStyle w:val="Compact"/>
+              <w:bidi/>
+              <w:jc w:val="left"/>
+            </w:pPr>
+            <w:r>
+              <w:rPr>
+                <w:rtl/>
               </w:rPr>
               <w:t xml:space="preserve">FR-13</w:t>
             </w:r>
@@ -1930,12 +1891,12 @@
           <w:tcPr/>
           <w:p>
             <w:pPr>
-              <w:bidi/>
-              <w:pStyle w:val="Compact"/>
-            </w:pPr>
-            <w:r>
-              <w:rPr>
-                <w:rFonts w:ascii="Arial" w:hAnsi="Arial" w:cs="David"/>
+              <w:pStyle w:val="Compact"/>
+              <w:bidi/>
+              <w:jc w:val="left"/>
+            </w:pPr>
+            <w:r>
+              <w:rPr>
                 <w:rtl/>
               </w:rPr>
               <w:t xml:space="preserve">איש צוות טוען את תרשים בית הספר של השנה, מתאים אותו למפה בעזרת נקודות עיגון, ומשייך לכל חדר את מיקום הכניסה שלו</w:t>
@@ -1946,12 +1907,13 @@
           <w:tcPr/>
           <w:p>
             <w:pPr>
-              <w:bidi/>
-              <w:pStyle w:val="Compact"/>
-            </w:pPr>
-            <w:r>
-              <w:rPr>
-                <w:rFonts w:ascii="Arial" w:hAnsi="Arial" w:cs="David"/>
+              <w:pStyle w:val="Compact"/>
+              <w:bidi/>
+              <w:jc w:val="left"/>
+            </w:pPr>
+            <w:r>
+              <w:rPr>
+                <w:rtl/>
               </w:rPr>
               <w:t xml:space="preserve">Should</w:t>
             </w:r>
@@ -1959,15 +1921,13 @@
         </w:tc>
       </w:tr>
     </w:tbl>
-    <w:bookmarkStart w:id="31" w:name="דוגמה-לפירוט-דרישה-fr-03-חישוב-מסלול"/>
     <w:p>
       <w:pPr>
+        <w:pStyle w:val="Heading3"/>
         <w:bidi/>
-        <w:pStyle w:val="Heading3"/>
       </w:pPr>
       <w:r>
         <w:rPr>
-          <w:rFonts w:ascii="Arial" w:hAnsi="Arial" w:cs="David"/>
           <w:rtl/>
         </w:rPr>
         <w:t xml:space="preserve">3.1 דוגמה לפירוט דרישה: FR-03 חישוב מסלול</w:t>
@@ -2001,12 +1961,12 @@
           <w:tcPr/>
           <w:p>
             <w:pPr>
-              <w:bidi/>
-              <w:pStyle w:val="Compact"/>
-            </w:pPr>
-            <w:r>
-              <w:rPr>
-                <w:rFonts w:ascii="Arial" w:hAnsi="Arial" w:cs="David"/>
+              <w:pStyle w:val="Compact"/>
+              <w:bidi/>
+              <w:jc w:val="left"/>
+            </w:pPr>
+            <w:r>
+              <w:rPr>
                 <w:rtl/>
               </w:rPr>
               <w:t xml:space="preserve">שדה</w:t>
@@ -2017,12 +1977,12 @@
           <w:tcPr/>
           <w:p>
             <w:pPr>
-              <w:bidi/>
-              <w:pStyle w:val="Compact"/>
-            </w:pPr>
-            <w:r>
-              <w:rPr>
-                <w:rFonts w:ascii="Arial" w:hAnsi="Arial" w:cs="David"/>
+              <w:pStyle w:val="Compact"/>
+              <w:bidi/>
+              <w:jc w:val="left"/>
+            </w:pPr>
+            <w:r>
+              <w:rPr>
                 <w:rtl/>
               </w:rPr>
               <w:t xml:space="preserve">תוכן</w:t>
@@ -2035,12 +1995,12 @@
           <w:tcPr/>
           <w:p>
             <w:pPr>
-              <w:bidi/>
-              <w:pStyle w:val="Compact"/>
-            </w:pPr>
-            <w:r>
-              <w:rPr>
-                <w:rFonts w:ascii="Arial" w:hAnsi="Arial" w:cs="David"/>
+              <w:pStyle w:val="Compact"/>
+              <w:bidi/>
+              <w:jc w:val="left"/>
+            </w:pPr>
+            <w:r>
+              <w:rPr>
                 <w:rtl/>
               </w:rPr>
               <w:t xml:space="preserve">קלט</w:t>
@@ -2051,12 +2011,12 @@
           <w:tcPr/>
           <w:p>
             <w:pPr>
-              <w:bidi/>
-              <w:pStyle w:val="Compact"/>
-            </w:pPr>
-            <w:r>
-              <w:rPr>
-                <w:rFonts w:ascii="Arial" w:hAnsi="Arial" w:cs="David"/>
+              <w:pStyle w:val="Compact"/>
+              <w:bidi/>
+              <w:jc w:val="left"/>
+            </w:pPr>
+            <w:r>
+              <w:rPr>
                 <w:rtl/>
               </w:rPr>
               <w:t xml:space="preserve">מיקום המשתמש (קו רוחב ואורך) ומספר חדר היעד</w:t>
@@ -2069,12 +2029,12 @@
           <w:tcPr/>
           <w:p>
             <w:pPr>
-              <w:bidi/>
-              <w:pStyle w:val="Compact"/>
-            </w:pPr>
-            <w:r>
-              <w:rPr>
-                <w:rFonts w:ascii="Arial" w:hAnsi="Arial" w:cs="David"/>
+              <w:pStyle w:val="Compact"/>
+              <w:bidi/>
+              <w:jc w:val="left"/>
+            </w:pPr>
+            <w:r>
+              <w:rPr>
                 <w:rtl/>
               </w:rPr>
               <w:t xml:space="preserve">עיבוד</w:t>
@@ -2085,12 +2045,12 @@
           <w:tcPr/>
           <w:p>
             <w:pPr>
-              <w:bidi/>
-              <w:pStyle w:val="Compact"/>
-            </w:pPr>
-            <w:r>
-              <w:rPr>
-                <w:rFonts w:ascii="Arial" w:hAnsi="Arial" w:cs="David"/>
+              <w:pStyle w:val="Compact"/>
+              <w:bidi/>
+              <w:jc w:val="left"/>
+            </w:pPr>
+            <w:r>
+              <w:rPr>
                 <w:rtl/>
               </w:rPr>
               <w:t xml:space="preserve">מציאת הנקודה בשביל הקרובה למשתמש; חישוב המסלול הקצר בגרף השבילים עד נקודת הכניסה של היעד</w:t>
@@ -2103,12 +2063,12 @@
           <w:tcPr/>
           <w:p>
             <w:pPr>
-              <w:bidi/>
-              <w:pStyle w:val="Compact"/>
-            </w:pPr>
-            <w:r>
-              <w:rPr>
-                <w:rFonts w:ascii="Arial" w:hAnsi="Arial" w:cs="David"/>
+              <w:pStyle w:val="Compact"/>
+              <w:bidi/>
+              <w:jc w:val="left"/>
+            </w:pPr>
+            <w:r>
+              <w:rPr>
                 <w:rtl/>
               </w:rPr>
               <w:t xml:space="preserve">פלט</w:t>
@@ -2119,12 +2079,12 @@
           <w:tcPr/>
           <w:p>
             <w:pPr>
-              <w:bidi/>
-              <w:pStyle w:val="Compact"/>
-            </w:pPr>
-            <w:r>
-              <w:rPr>
-                <w:rFonts w:ascii="Arial" w:hAnsi="Arial" w:cs="David"/>
+              <w:pStyle w:val="Compact"/>
+              <w:bidi/>
+              <w:jc w:val="left"/>
+            </w:pPr>
+            <w:r>
+              <w:rPr>
                 <w:rtl/>
               </w:rPr>
               <w:t xml:space="preserve">רשימה מסודרת של נקודות ואורך המסלול במטרים</w:t>
@@ -2137,12 +2097,12 @@
           <w:tcPr/>
           <w:p>
             <w:pPr>
-              <w:bidi/>
-              <w:pStyle w:val="Compact"/>
-            </w:pPr>
-            <w:r>
-              <w:rPr>
-                <w:rFonts w:ascii="Arial" w:hAnsi="Arial" w:cs="David"/>
+              <w:pStyle w:val="Compact"/>
+              <w:bidi/>
+              <w:jc w:val="left"/>
+            </w:pPr>
+            <w:r>
+              <w:rPr>
                 <w:rtl/>
               </w:rPr>
               <w:t xml:space="preserve">מקרי קצה</w:t>
@@ -2153,47 +2113,42 @@
           <w:tcPr/>
           <w:p>
             <w:pPr>
-              <w:bidi/>
-              <w:pStyle w:val="Compact"/>
-            </w:pPr>
-            <w:r>
-              <w:rPr>
-                <w:rFonts w:ascii="Arial" w:hAnsi="Arial" w:cs="David"/>
+              <w:pStyle w:val="Compact"/>
+              <w:bidi/>
+              <w:jc w:val="left"/>
+            </w:pPr>
+            <w:r>
+              <w:rPr>
                 <w:rtl/>
               </w:rPr>
               <w:t xml:space="preserve">היעד לא קיים — הודעת שגיאה; המשתמש מחוץ לקמפוס — הודעה</w:t>
             </w:r>
             <w:r>
               <w:rPr>
-                <w:rFonts w:ascii="Arial" w:hAnsi="Arial" w:cs="David"/>
                 <w:rtl/>
               </w:rPr>
               <w:t xml:space="preserve"> </w:t>
             </w:r>
             <w:r>
               <w:rPr>
-                <w:rFonts w:ascii="Arial" w:hAnsi="Arial" w:cs="David"/>
                 <w:rtl/>
               </w:rPr>
               <w:t xml:space="preserve">“</w:t>
             </w:r>
             <w:r>
               <w:rPr>
-                <w:rFonts w:ascii="Arial" w:hAnsi="Arial" w:cs="David"/>
                 <w:rtl/>
               </w:rPr>
               <w:t xml:space="preserve">התקרב לבית הספר</w:t>
             </w:r>
             <w:r>
               <w:rPr>
-                <w:rFonts w:ascii="Arial" w:hAnsi="Arial" w:cs="David"/>
                 <w:rtl/>
               </w:rPr>
               <w:t xml:space="preserve">”</w:t>
             </w:r>
             <w:r>
               <w:rPr>
-                <w:rFonts w:ascii="Arial" w:hAnsi="Arial" w:cs="David"/>
                 <w:rtl/>
               </w:rPr>
               <w:t xml:space="preserve">; אין מסלול בגרף — הודעה ודיווח למפתח</w:t>
@@ -2206,12 +2161,12 @@
           <w:tcPr/>
           <w:p>
             <w:pPr>
-              <w:bidi/>
-              <w:pStyle w:val="Compact"/>
-            </w:pPr>
-            <w:r>
-              <w:rPr>
-                <w:rFonts w:ascii="Arial" w:hAnsi="Arial" w:cs="David"/>
+              <w:pStyle w:val="Compact"/>
+              <w:bidi/>
+              <w:jc w:val="left"/>
+            </w:pPr>
+            <w:r>
+              <w:rPr>
                 <w:rtl/>
               </w:rPr>
               <w:t xml:space="preserve">תנאי קבלה</w:t>
@@ -2222,12 +2177,12 @@
           <w:tcPr/>
           <w:p>
             <w:pPr>
-              <w:bidi/>
-              <w:pStyle w:val="Compact"/>
-            </w:pPr>
-            <w:r>
-              <w:rPr>
-                <w:rFonts w:ascii="Arial" w:hAnsi="Arial" w:cs="David"/>
+              <w:pStyle w:val="Compact"/>
+              <w:bidi/>
+              <w:jc w:val="left"/>
+            </w:pPr>
+            <w:r>
+              <w:rPr>
                 <w:rtl/>
               </w:rPr>
               <w:t xml:space="preserve">המסלול שמתקבל זהה למסלול הקצר שחושב ידנית בשלושה מקרי מבחן</w:t>
@@ -2242,23 +2197,18 @@
       </w:pPr>
       <w:r>
         <w:rPr>
-          <w:rFonts w:ascii="Arial" w:hAnsi="Arial" w:cs="David"/>
           <w:rtl/>
         </w:rPr>
         <w:t xml:space="preserve">במסמך מלא כל דרישה מפורטת כך. כאן מוצגת דרישה אחת כדוגמה.</w:t>
       </w:r>
     </w:p>
-    <w:bookmarkEnd w:id="31"/>
-    <w:bookmarkEnd w:id="32"/>
-    <w:bookmarkStart w:id="38" w:name="מקרי-שימוש"/>
     <w:p>
       <w:pPr>
+        <w:pStyle w:val="Heading2"/>
         <w:bidi/>
-        <w:pStyle w:val="Heading2"/>
       </w:pPr>
       <w:r>
         <w:rPr>
-          <w:rFonts w:ascii="Arial" w:hAnsi="Arial" w:cs="David"/>
           <w:rtl/>
         </w:rPr>
         <w:t xml:space="preserve">4. מקרי שימוש</w:t>
@@ -2266,30 +2216,26 @@
     </w:p>
     <w:p>
       <w:pPr>
+        <w:pStyle w:val="CaptionedFigure"/>
         <w:bidi/>
-        <w:pStyle w:val="CaptionedFigure"/>
       </w:pPr>
       <w:r>
-        <w:rPr>
-          <w:rFonts w:ascii="Arial" w:hAnsi="Arial" w:cs="David"/>
-          <w:rtl/>
-        </w:rPr>
         <w:drawing>
           <wp:inline>
             <wp:extent cx="5334000" cy="4119562"/>
             <wp:effectExtent b="0" l="0" r="0" t="0"/>
-            <wp:docPr descr="תרשים מקרי שימוש · 8 מקרים, 3 שחקנים" title="" id="34" name="Picture"/>
+            <wp:docPr descr="תרשים מקרי שימוש · 8 מקרים, 3 שחקנים" title="" id="21" name="Picture"/>
             <a:graphic>
               <a:graphicData uri="http://schemas.openxmlformats.org/drawingml/2006/picture">
                 <pic:pic>
                   <pic:nvPicPr>
-                    <pic:cNvPr descr="/root/.claude/projects/-home-claude/e43bf434-51a5-5c28-828a-12ddd14e064e/tool-results/mcp-Claude_Docs-blob-1792612431186-g2vzx0.png" id="35" name="Picture"/>
+                    <pic:cNvPr descr="images/use-cases.png" id="22" name="Picture"/>
                     <pic:cNvPicPr>
                       <a:picLocks noChangeArrowheads="1" noChangeAspect="1"/>
                     </pic:cNvPicPr>
                   </pic:nvPicPr>
                   <pic:blipFill>
-                    <a:blip r:embed="rId33"/>
+                    <a:blip r:embed="rId20"/>
                     <a:stretch>
                       <a:fillRect/>
                     </a:stretch>
@@ -2318,12 +2264,11 @@
     </w:p>
     <w:p>
       <w:pPr>
+        <w:pStyle w:val="ImageCaption"/>
         <w:bidi/>
-        <w:pStyle w:val="ImageCaption"/>
       </w:pPr>
       <w:r>
         <w:rPr>
-          <w:rFonts w:ascii="Arial" w:hAnsi="Arial" w:cs="David"/>
           <w:rtl/>
         </w:rPr>
         <w:t xml:space="preserve">תרשים מקרי שימוש · 8 מקרים, 3 שחקנים</w:t>
@@ -2335,21 +2280,32 @@
       </w:pPr>
       <w:r>
         <w:rPr>
-          <w:rFonts w:ascii="Arial" w:hAnsi="Arial" w:cs="David"/>
+          <w:rtl/>
+          <w:iCs/>
+          <w:i/>
+        </w:rPr>
+        <w:t xml:space="preserve">תרשים מקרי שימוש · 8 מקרים, 3 שחקנים</w:t>
+      </w:r>
+      <w:r>
+        <w:rPr>
+          <w:rtl/>
+        </w:rPr>
+        <w:t xml:space="preserve"> </w:t>
+      </w:r>
+      <w:r>
+        <w:rPr>
           <w:rtl/>
         </w:rPr>
         <w:t xml:space="preserve">איש הצוות יורש את כל מקרי השימוש של המשתמש (חץ ההכללה ביניהם). ניווט ליעד כולל תמיד חיפוש יעד (include), וכיול מיקום הוא הרחבה אפשרית של ניווט במפה (extend). ניווט במצלמה וניווט במפה הם שני סוגים של ניווט ליעד.</w:t>
       </w:r>
     </w:p>
-    <w:bookmarkStart w:id="36" w:name="uc-02-ניווט-ליעד"/>
     <w:p>
       <w:pPr>
+        <w:pStyle w:val="Heading3"/>
         <w:bidi/>
-        <w:pStyle w:val="Heading3"/>
       </w:pPr>
       <w:r>
         <w:rPr>
-          <w:rFonts w:ascii="Arial" w:hAnsi="Arial" w:cs="David"/>
           <w:rtl/>
         </w:rPr>
         <w:t xml:space="preserve">4.1 UC-02 ניווט ליעד</w:t>
@@ -2383,12 +2339,12 @@
           <w:tcPr/>
           <w:p>
             <w:pPr>
-              <w:bidi/>
-              <w:pStyle w:val="Compact"/>
-            </w:pPr>
-            <w:r>
-              <w:rPr>
-                <w:rFonts w:ascii="Arial" w:hAnsi="Arial" w:cs="David"/>
+              <w:pStyle w:val="Compact"/>
+              <w:bidi/>
+              <w:jc w:val="left"/>
+            </w:pPr>
+            <w:r>
+              <w:rPr>
                 <w:rtl/>
               </w:rPr>
               <w:t xml:space="preserve">שדה</w:t>
@@ -2399,12 +2355,12 @@
           <w:tcPr/>
           <w:p>
             <w:pPr>
-              <w:bidi/>
-              <w:pStyle w:val="Compact"/>
-            </w:pPr>
-            <w:r>
-              <w:rPr>
-                <w:rFonts w:ascii="Arial" w:hAnsi="Arial" w:cs="David"/>
+              <w:pStyle w:val="Compact"/>
+              <w:bidi/>
+              <w:jc w:val="left"/>
+            </w:pPr>
+            <w:r>
+              <w:rPr>
                 <w:rtl/>
               </w:rPr>
               <w:t xml:space="preserve">תוכן</w:t>
@@ -2417,12 +2373,12 @@
           <w:tcPr/>
           <w:p>
             <w:pPr>
-              <w:bidi/>
-              <w:pStyle w:val="Compact"/>
-            </w:pPr>
-            <w:r>
-              <w:rPr>
-                <w:rFonts w:ascii="Arial" w:hAnsi="Arial" w:cs="David"/>
+              <w:pStyle w:val="Compact"/>
+              <w:bidi/>
+              <w:jc w:val="left"/>
+            </w:pPr>
+            <w:r>
+              <w:rPr>
                 <w:rtl/>
               </w:rPr>
               <w:t xml:space="preserve">שחקן</w:t>
@@ -2433,12 +2389,12 @@
           <w:tcPr/>
           <w:p>
             <w:pPr>
-              <w:bidi/>
-              <w:pStyle w:val="Compact"/>
-            </w:pPr>
-            <w:r>
-              <w:rPr>
-                <w:rFonts w:ascii="Arial" w:hAnsi="Arial" w:cs="David"/>
+              <w:pStyle w:val="Compact"/>
+              <w:bidi/>
+              <w:jc w:val="left"/>
+            </w:pPr>
+            <w:r>
+              <w:rPr>
                 <w:rtl/>
               </w:rPr>
               <w:t xml:space="preserve">משתמש</w:t>
@@ -2451,12 +2407,12 @@
           <w:tcPr/>
           <w:p>
             <w:pPr>
-              <w:bidi/>
-              <w:pStyle w:val="Compact"/>
-            </w:pPr>
-            <w:r>
-              <w:rPr>
-                <w:rFonts w:ascii="Arial" w:hAnsi="Arial" w:cs="David"/>
+              <w:pStyle w:val="Compact"/>
+              <w:bidi/>
+              <w:jc w:val="left"/>
+            </w:pPr>
+            <w:r>
+              <w:rPr>
                 <w:rtl/>
               </w:rPr>
               <w:t xml:space="preserve">תנאי מוקדם</w:t>
@@ -2467,12 +2423,12 @@
           <w:tcPr/>
           <w:p>
             <w:pPr>
-              <w:bidi/>
-              <w:pStyle w:val="Compact"/>
-            </w:pPr>
-            <w:r>
-              <w:rPr>
-                <w:rFonts w:ascii="Arial" w:hAnsi="Arial" w:cs="David"/>
+              <w:pStyle w:val="Compact"/>
+              <w:bidi/>
+              <w:jc w:val="left"/>
+            </w:pPr>
+            <w:r>
+              <w:rPr>
                 <w:rtl/>
               </w:rPr>
               <w:t xml:space="preserve">נתוני הקמפוס סונכרנו; הרשאת מיקום ניתנה</w:t>
@@ -2485,12 +2441,12 @@
           <w:tcPr/>
           <w:p>
             <w:pPr>
-              <w:bidi/>
-              <w:pStyle w:val="Compact"/>
-            </w:pPr>
-            <w:r>
-              <w:rPr>
-                <w:rFonts w:ascii="Arial" w:hAnsi="Arial" w:cs="David"/>
+              <w:pStyle w:val="Compact"/>
+              <w:bidi/>
+              <w:jc w:val="left"/>
+            </w:pPr>
+            <w:r>
+              <w:rPr>
                 <w:rtl/>
               </w:rPr>
               <w:t xml:space="preserve">תרחיש עיקרי</w:t>
@@ -2501,47 +2457,42 @@
           <w:tcPr/>
           <w:p>
             <w:pPr>
-              <w:bidi/>
-              <w:pStyle w:val="Compact"/>
-            </w:pPr>
-            <w:r>
-              <w:rPr>
-                <w:rFonts w:ascii="Arial" w:hAnsi="Arial" w:cs="David"/>
+              <w:pStyle w:val="Compact"/>
+              <w:bidi/>
+              <w:jc w:val="left"/>
+            </w:pPr>
+            <w:r>
+              <w:rPr>
                 <w:rtl/>
               </w:rPr>
               <w:t xml:space="preserve">1. המשתמש בוחר יעד (UC-01). 2. המערכת מחשבת מסלול ומציגה מסך מפה. 3. המשתמש עובר למסך מצלמה. 4. המערכת מעדכנת חץ ומרחק בזמן ההליכה. 5. המשתמש מגיע במרחק של עד 5 מטר מהכניסה. 6. המערכת מציגה</w:t>
             </w:r>
             <w:r>
               <w:rPr>
-                <w:rFonts w:ascii="Arial" w:hAnsi="Arial" w:cs="David"/>
                 <w:rtl/>
               </w:rPr>
               <w:t xml:space="preserve"> </w:t>
             </w:r>
             <w:r>
               <w:rPr>
-                <w:rFonts w:ascii="Arial" w:hAnsi="Arial" w:cs="David"/>
                 <w:rtl/>
               </w:rPr>
               <w:t xml:space="preserve">“</w:t>
             </w:r>
             <w:r>
               <w:rPr>
-                <w:rFonts w:ascii="Arial" w:hAnsi="Arial" w:cs="David"/>
                 <w:rtl/>
               </w:rPr>
               <w:t xml:space="preserve">הגעת</w:t>
             </w:r>
             <w:r>
               <w:rPr>
-                <w:rFonts w:ascii="Arial" w:hAnsi="Arial" w:cs="David"/>
                 <w:rtl/>
               </w:rPr>
               <w:t xml:space="preserve">”</w:t>
             </w:r>
             <w:r>
               <w:rPr>
-                <w:rFonts w:ascii="Arial" w:hAnsi="Arial" w:cs="David"/>
                 <w:rtl/>
               </w:rPr>
               <w:t xml:space="preserve">.</w:t>
@@ -2554,12 +2505,12 @@
           <w:tcPr/>
           <w:p>
             <w:pPr>
-              <w:bidi/>
-              <w:pStyle w:val="Compact"/>
-            </w:pPr>
-            <w:r>
-              <w:rPr>
-                <w:rFonts w:ascii="Arial" w:hAnsi="Arial" w:cs="David"/>
+              <w:pStyle w:val="Compact"/>
+              <w:bidi/>
+              <w:jc w:val="left"/>
+            </w:pPr>
+            <w:r>
+              <w:rPr>
                 <w:rtl/>
               </w:rPr>
               <w:t xml:space="preserve">תרחיש חלופי</w:t>
@@ -2570,12 +2521,12 @@
           <w:tcPr/>
           <w:p>
             <w:pPr>
-              <w:bidi/>
-              <w:pStyle w:val="Compact"/>
-            </w:pPr>
-            <w:r>
-              <w:rPr>
-                <w:rFonts w:ascii="Arial" w:hAnsi="Arial" w:cs="David"/>
+              <w:pStyle w:val="Compact"/>
+              <w:bidi/>
+              <w:jc w:val="left"/>
+            </w:pPr>
+            <w:r>
+              <w:rPr>
                 <w:rtl/>
               </w:rPr>
               <w:t xml:space="preserve">4א. המשתמש סוטה מהמסלול ביותר מ-15 מטר — המערכת מחשבת מסלול חדש. 4ב. המצלמה מזהה מבנה — המיקום מתוקן לפי הזיהוי.</w:t>
@@ -2588,12 +2539,12 @@
           <w:tcPr/>
           <w:p>
             <w:pPr>
-              <w:bidi/>
-              <w:pStyle w:val="Compact"/>
-            </w:pPr>
-            <w:r>
-              <w:rPr>
-                <w:rFonts w:ascii="Arial" w:hAnsi="Arial" w:cs="David"/>
+              <w:pStyle w:val="Compact"/>
+              <w:bidi/>
+              <w:jc w:val="left"/>
+            </w:pPr>
+            <w:r>
+              <w:rPr>
                 <w:rtl/>
               </w:rPr>
               <w:t xml:space="preserve">תנאי סיום</w:t>
@@ -2604,12 +2555,12 @@
           <w:tcPr/>
           <w:p>
             <w:pPr>
-              <w:bidi/>
-              <w:pStyle w:val="Compact"/>
-            </w:pPr>
-            <w:r>
-              <w:rPr>
-                <w:rFonts w:ascii="Arial" w:hAnsi="Arial" w:cs="David"/>
+              <w:pStyle w:val="Compact"/>
+              <w:bidi/>
+              <w:jc w:val="left"/>
+            </w:pPr>
+            <w:r>
+              <w:rPr>
                 <w:rtl/>
               </w:rPr>
               <w:t xml:space="preserve">המשתמש ליד היעד; ההגעה נשמרת בחיפושים האחרונים</w:t>
@@ -2618,16 +2569,13 @@
         </w:tc>
       </w:tr>
     </w:tbl>
-    <w:bookmarkEnd w:id="36"/>
-    <w:bookmarkStart w:id="37" w:name="uc-06-עדכון-פרטי-חדר"/>
     <w:p>
       <w:pPr>
+        <w:pStyle w:val="Heading3"/>
         <w:bidi/>
-        <w:pStyle w:val="Heading3"/>
       </w:pPr>
       <w:r>
         <w:rPr>
-          <w:rFonts w:ascii="Arial" w:hAnsi="Arial" w:cs="David"/>
           <w:rtl/>
         </w:rPr>
         <w:t xml:space="preserve">4.2 UC-06 עדכון פרטי חדר</w:t>
@@ -2661,12 +2609,12 @@
           <w:tcPr/>
           <w:p>
             <w:pPr>
-              <w:bidi/>
-              <w:pStyle w:val="Compact"/>
-            </w:pPr>
-            <w:r>
-              <w:rPr>
-                <w:rFonts w:ascii="Arial" w:hAnsi="Arial" w:cs="David"/>
+              <w:pStyle w:val="Compact"/>
+              <w:bidi/>
+              <w:jc w:val="left"/>
+            </w:pPr>
+            <w:r>
+              <w:rPr>
                 <w:rtl/>
               </w:rPr>
               <w:t xml:space="preserve">שדה</w:t>
@@ -2677,12 +2625,12 @@
           <w:tcPr/>
           <w:p>
             <w:pPr>
-              <w:bidi/>
-              <w:pStyle w:val="Compact"/>
-            </w:pPr>
-            <w:r>
-              <w:rPr>
-                <w:rFonts w:ascii="Arial" w:hAnsi="Arial" w:cs="David"/>
+              <w:pStyle w:val="Compact"/>
+              <w:bidi/>
+              <w:jc w:val="left"/>
+            </w:pPr>
+            <w:r>
+              <w:rPr>
                 <w:rtl/>
               </w:rPr>
               <w:t xml:space="preserve">תוכן</w:t>
@@ -2695,12 +2643,12 @@
           <w:tcPr/>
           <w:p>
             <w:pPr>
-              <w:bidi/>
-              <w:pStyle w:val="Compact"/>
-            </w:pPr>
-            <w:r>
-              <w:rPr>
-                <w:rFonts w:ascii="Arial" w:hAnsi="Arial" w:cs="David"/>
+              <w:pStyle w:val="Compact"/>
+              <w:bidi/>
+              <w:jc w:val="left"/>
+            </w:pPr>
+            <w:r>
+              <w:rPr>
                 <w:rtl/>
               </w:rPr>
               <w:t xml:space="preserve">שחקנים</w:t>
@@ -2711,12 +2659,12 @@
           <w:tcPr/>
           <w:p>
             <w:pPr>
-              <w:bidi/>
-              <w:pStyle w:val="Compact"/>
-            </w:pPr>
-            <w:r>
-              <w:rPr>
-                <w:rFonts w:ascii="Arial" w:hAnsi="Arial" w:cs="David"/>
+              <w:pStyle w:val="Compact"/>
+              <w:bidi/>
+              <w:jc w:val="left"/>
+            </w:pPr>
+            <w:r>
+              <w:rPr>
                 <w:rtl/>
               </w:rPr>
               <w:t xml:space="preserve">איש צוות; Firestore</w:t>
@@ -2729,12 +2677,12 @@
           <w:tcPr/>
           <w:p>
             <w:pPr>
-              <w:bidi/>
-              <w:pStyle w:val="Compact"/>
-            </w:pPr>
-            <w:r>
-              <w:rPr>
-                <w:rFonts w:ascii="Arial" w:hAnsi="Arial" w:cs="David"/>
+              <w:pStyle w:val="Compact"/>
+              <w:bidi/>
+              <w:jc w:val="left"/>
+            </w:pPr>
+            <w:r>
+              <w:rPr>
                 <w:rtl/>
               </w:rPr>
               <w:t xml:space="preserve">תנאי מוקדם</w:t>
@@ -2745,12 +2693,12 @@
           <w:tcPr/>
           <w:p>
             <w:pPr>
-              <w:bidi/>
-              <w:pStyle w:val="Compact"/>
-            </w:pPr>
-            <w:r>
-              <w:rPr>
-                <w:rFonts w:ascii="Arial" w:hAnsi="Arial" w:cs="David"/>
+              <w:pStyle w:val="Compact"/>
+              <w:bidi/>
+              <w:jc w:val="left"/>
+            </w:pPr>
+            <w:r>
+              <w:rPr>
                 <w:rtl/>
               </w:rPr>
               <w:t xml:space="preserve">איש הצוות מחובר עם חשבון צוות</w:t>
@@ -2763,12 +2711,12 @@
           <w:tcPr/>
           <w:p>
             <w:pPr>
-              <w:bidi/>
-              <w:pStyle w:val="Compact"/>
-            </w:pPr>
-            <w:r>
-              <w:rPr>
-                <w:rFonts w:ascii="Arial" w:hAnsi="Arial" w:cs="David"/>
+              <w:pStyle w:val="Compact"/>
+              <w:bidi/>
+              <w:jc w:val="left"/>
+            </w:pPr>
+            <w:r>
+              <w:rPr>
                 <w:rtl/>
               </w:rPr>
               <w:t xml:space="preserve">תרחיש עיקרי</w:t>
@@ -2779,12 +2727,12 @@
           <w:tcPr/>
           <w:p>
             <w:pPr>
-              <w:bidi/>
-              <w:pStyle w:val="Compact"/>
-            </w:pPr>
-            <w:r>
-              <w:rPr>
-                <w:rFonts w:ascii="Arial" w:hAnsi="Arial" w:cs="David"/>
+              <w:pStyle w:val="Compact"/>
+              <w:bidi/>
+              <w:jc w:val="left"/>
+            </w:pPr>
+            <w:r>
+              <w:rPr>
                 <w:rtl/>
               </w:rPr>
               <w:t xml:space="preserve">1. איש הצוות בוחר חדר. 2. משנה שם או בעל תפקיד. 3. שומר. 4. המערכת כותבת ל-Firestore. 5. כל המכשירים מקבלים את העדכון בסנכרון הבא (UC-08).</w:t>
@@ -2797,12 +2745,12 @@
           <w:tcPr/>
           <w:p>
             <w:pPr>
-              <w:bidi/>
-              <w:pStyle w:val="Compact"/>
-            </w:pPr>
-            <w:r>
-              <w:rPr>
-                <w:rFonts w:ascii="Arial" w:hAnsi="Arial" w:cs="David"/>
+              <w:pStyle w:val="Compact"/>
+              <w:bidi/>
+              <w:jc w:val="left"/>
+            </w:pPr>
+            <w:r>
+              <w:rPr>
                 <w:rtl/>
               </w:rPr>
               <w:t xml:space="preserve">תרחיש חלופי</w:t>
@@ -2813,12 +2761,12 @@
           <w:tcPr/>
           <w:p>
             <w:pPr>
-              <w:bidi/>
-              <w:pStyle w:val="Compact"/>
-            </w:pPr>
-            <w:r>
-              <w:rPr>
-                <w:rFonts w:ascii="Arial" w:hAnsi="Arial" w:cs="David"/>
+              <w:pStyle w:val="Compact"/>
+              <w:bidi/>
+              <w:jc w:val="left"/>
+            </w:pPr>
+            <w:r>
+              <w:rPr>
                 <w:rtl/>
               </w:rPr>
               <w:t xml:space="preserve">4א. אין אינטרנט — השמירה נכשלת עם הודעה ברורה, והנתון לא משתנה.</w:t>
@@ -2831,12 +2779,12 @@
           <w:tcPr/>
           <w:p>
             <w:pPr>
-              <w:bidi/>
-              <w:pStyle w:val="Compact"/>
-            </w:pPr>
-            <w:r>
-              <w:rPr>
-                <w:rFonts w:ascii="Arial" w:hAnsi="Arial" w:cs="David"/>
+              <w:pStyle w:val="Compact"/>
+              <w:bidi/>
+              <w:jc w:val="left"/>
+            </w:pPr>
+            <w:r>
+              <w:rPr>
                 <w:rtl/>
               </w:rPr>
               <w:t xml:space="preserve">תנאי סיום</w:t>
@@ -2847,12 +2795,12 @@
           <w:tcPr/>
           <w:p>
             <w:pPr>
-              <w:bidi/>
-              <w:pStyle w:val="Compact"/>
-            </w:pPr>
-            <w:r>
-              <w:rPr>
-                <w:rFonts w:ascii="Arial" w:hAnsi="Arial" w:cs="David"/>
+              <w:pStyle w:val="Compact"/>
+              <w:bidi/>
+              <w:jc w:val="left"/>
+            </w:pPr>
+            <w:r>
+              <w:rPr>
                 <w:rtl/>
               </w:rPr>
               <w:t xml:space="preserve">פרטי החדר המעודכנים זמינים לכל המשתמשים</w:t>
@@ -2861,31 +2809,25 @@
         </w:tc>
       </w:tr>
     </w:tbl>
-    <w:bookmarkEnd w:id="37"/>
-    <w:bookmarkEnd w:id="38"/>
-    <w:bookmarkStart w:id="43" w:name="ממשקים-חיצוניים"/>
     <w:p>
       <w:pPr>
+        <w:pStyle w:val="Heading2"/>
         <w:bidi/>
-        <w:pStyle w:val="Heading2"/>
       </w:pPr>
       <w:r>
         <w:rPr>
-          <w:rFonts w:ascii="Arial" w:hAnsi="Arial" w:cs="David"/>
           <w:rtl/>
         </w:rPr>
         <w:t xml:space="preserve">5. ממשקים חיצוניים</w:t>
       </w:r>
     </w:p>
-    <w:bookmarkStart w:id="40" w:name="ממשק-משתמש"/>
     <w:p>
       <w:pPr>
+        <w:pStyle w:val="Heading3"/>
         <w:bidi/>
-        <w:pStyle w:val="Heading3"/>
       </w:pPr>
       <w:r>
         <w:rPr>
-          <w:rFonts w:ascii="Arial" w:hAnsi="Arial" w:cs="David"/>
           <w:rtl/>
         </w:rPr>
         <w:t xml:space="preserve">5.1 ממשק משתמש</w:t>
@@ -2893,16 +2835,15 @@
     </w:p>
     <w:p>
       <w:pPr>
-        <w:bidi/>
         <w:numPr>
           <w:ilvl w:val="0"/>
           <w:numId w:val="1005"/>
         </w:numPr>
         <w:pStyle w:val="Compact"/>
+        <w:bidi/>
       </w:pPr>
       <w:r>
         <w:rPr>
-          <w:rFonts w:ascii="Arial" w:hAnsi="Arial" w:cs="David"/>
           <w:rtl/>
         </w:rPr>
         <w:t xml:space="preserve">כל המסכים בעברית, מימין לשמאל, בגופן מערכת שגודלו משתנה לפי הגדרות הנגישות של הטלפון.</w:t>
@@ -2910,16 +2851,15 @@
     </w:p>
     <w:p>
       <w:pPr>
-        <w:bidi/>
         <w:numPr>
           <w:ilvl w:val="0"/>
           <w:numId w:val="1005"/>
         </w:numPr>
         <w:pStyle w:val="Compact"/>
+        <w:bidi/>
       </w:pPr>
       <w:r>
         <w:rPr>
-          <w:rFonts w:ascii="Arial" w:hAnsi="Arial" w:cs="David"/>
           <w:rtl/>
         </w:rPr>
         <w:t xml:space="preserve">כל הנחיה שמוצגת על המצלמה מופיעה גם כטקסט בתחתית המסך.</w:t>
@@ -2927,16 +2867,15 @@
     </w:p>
     <w:p>
       <w:pPr>
-        <w:bidi/>
         <w:numPr>
           <w:ilvl w:val="0"/>
           <w:numId w:val="1005"/>
         </w:numPr>
         <w:pStyle w:val="Compact"/>
+        <w:bidi/>
       </w:pPr>
       <w:r>
         <w:rPr>
-          <w:rFonts w:ascii="Arial" w:hAnsi="Arial" w:cs="David"/>
           <w:rtl/>
         </w:rPr>
         <w:t xml:space="preserve">מעבר בין מסך המפה למסך המצלמה בנגיעה אחת.</w:t>
@@ -2944,16 +2883,15 @@
     </w:p>
     <w:p>
       <w:pPr>
-        <w:bidi/>
         <w:numPr>
           <w:ilvl w:val="0"/>
           <w:numId w:val="1005"/>
         </w:numPr>
         <w:pStyle w:val="Compact"/>
+        <w:bidi/>
       </w:pPr>
       <w:r>
         <w:rPr>
-          <w:rFonts w:ascii="Arial" w:hAnsi="Arial" w:cs="David"/>
           <w:rtl/>
         </w:rPr>
         <w:t xml:space="preserve">סרגל ניווט תחתון מחבר את ארבעת המסכים הראשיים: חיפוש יעד, מפה ומסלול, מצלמה AR וניהול צוות.</w:t>
@@ -2961,58 +2899,51 @@
     </w:p>
     <w:p>
       <w:pPr>
-        <w:bidi/>
         <w:numPr>
           <w:ilvl w:val="0"/>
           <w:numId w:val="1005"/>
         </w:numPr>
         <w:pStyle w:val="Compact"/>
+        <w:bidi/>
       </w:pPr>
       <w:r>
         <w:rPr>
-          <w:rFonts w:ascii="Arial" w:hAnsi="Arial" w:cs="David"/>
           <w:rtl/>
         </w:rPr>
         <w:t xml:space="preserve">כפתור</w:t>
       </w:r>
       <w:r>
         <w:rPr>
-          <w:rFonts w:ascii="Arial" w:hAnsi="Arial" w:cs="David"/>
           <w:rtl/>
         </w:rPr>
         <w:t xml:space="preserve"> </w:t>
       </w:r>
       <w:r>
         <w:rPr>
-          <w:rFonts w:ascii="Arial" w:hAnsi="Arial" w:cs="David"/>
           <w:rtl/>
         </w:rPr>
         <w:t xml:space="preserve">“</w:t>
       </w:r>
       <w:r>
         <w:rPr>
-          <w:rFonts w:ascii="Arial" w:hAnsi="Arial" w:cs="David"/>
           <w:rtl/>
         </w:rPr>
         <w:t xml:space="preserve">מיקום שגוי?</w:t>
       </w:r>
       <w:r>
         <w:rPr>
-          <w:rFonts w:ascii="Arial" w:hAnsi="Arial" w:cs="David"/>
           <w:rtl/>
         </w:rPr>
         <w:t xml:space="preserve">”</w:t>
       </w:r>
       <w:r>
         <w:rPr>
-          <w:rFonts w:ascii="Arial" w:hAnsi="Arial" w:cs="David"/>
           <w:rtl/>
         </w:rPr>
         <w:t xml:space="preserve"> </w:t>
       </w:r>
       <w:r>
         <w:rPr>
-          <w:rFonts w:ascii="Arial" w:hAnsi="Arial" w:cs="David"/>
           <w:rtl/>
         </w:rPr>
         <w:t xml:space="preserve">במסך המפה פותח את הכיול הידני (FR-08).</w:t>
@@ -3020,24 +2951,22 @@
     </w:p>
     <w:p>
       <w:pPr>
-        <w:bidi/>
         <w:numPr>
           <w:ilvl w:val="0"/>
           <w:numId w:val="1005"/>
         </w:numPr>
         <w:pStyle w:val="Compact"/>
+        <w:bidi/>
       </w:pPr>
       <w:r>
         <w:rPr>
-          <w:rFonts w:ascii="Arial" w:hAnsi="Arial" w:cs="David"/>
           <w:rtl/>
         </w:rPr>
         <w:t xml:space="preserve">עיצוב כל המסכים, וסקירת העיצוב מול הדרישות, נמצאים ב</w:t>
       </w:r>
-      <w:hyperlink r:id="rId39">
+      <w:hyperlink r:id="rId23">
         <w:r>
           <w:rPr>
-            <w:rFonts w:ascii="Arial" w:hAnsi="Arial" w:cs="David"/>
             <w:rStyle w:val="Hyperlink"/>
             <w:rtl/>
           </w:rPr>
@@ -3046,22 +2975,18 @@
       </w:hyperlink>
       <w:r>
         <w:rPr>
-          <w:rFonts w:ascii="Arial" w:hAnsi="Arial" w:cs="David"/>
           <w:rtl/>
         </w:rPr>
         <w:t xml:space="preserve">, סעיף 7.</w:t>
       </w:r>
     </w:p>
-    <w:bookmarkEnd w:id="40"/>
-    <w:bookmarkStart w:id="41" w:name="ממשקי-חומרה"/>
     <w:p>
       <w:pPr>
+        <w:pStyle w:val="Heading3"/>
         <w:bidi/>
-        <w:pStyle w:val="Heading3"/>
       </w:pPr>
       <w:r>
         <w:rPr>
-          <w:rFonts w:ascii="Arial" w:hAnsi="Arial" w:cs="David"/>
           <w:rtl/>
         </w:rPr>
         <w:t xml:space="preserve">5.2 ממשקי חומרה</w:t>
@@ -3096,12 +3021,12 @@
           <w:tcPr/>
           <w:p>
             <w:pPr>
-              <w:bidi/>
-              <w:pStyle w:val="Compact"/>
-            </w:pPr>
-            <w:r>
-              <w:rPr>
-                <w:rFonts w:ascii="Arial" w:hAnsi="Arial" w:cs="David"/>
+              <w:pStyle w:val="Compact"/>
+              <w:bidi/>
+              <w:jc w:val="left"/>
+            </w:pPr>
+            <w:r>
+              <w:rPr>
                 <w:rtl/>
               </w:rPr>
               <w:t xml:space="preserve">רכיב</w:t>
@@ -3112,12 +3037,12 @@
           <w:tcPr/>
           <w:p>
             <w:pPr>
-              <w:bidi/>
-              <w:pStyle w:val="Compact"/>
-            </w:pPr>
-            <w:r>
-              <w:rPr>
-                <w:rFonts w:ascii="Arial" w:hAnsi="Arial" w:cs="David"/>
+              <w:pStyle w:val="Compact"/>
+              <w:bidi/>
+              <w:jc w:val="left"/>
+            </w:pPr>
+            <w:r>
+              <w:rPr>
                 <w:rtl/>
               </w:rPr>
               <w:t xml:space="preserve">שימוש</w:t>
@@ -3128,12 +3053,12 @@
           <w:tcPr/>
           <w:p>
             <w:pPr>
-              <w:bidi/>
-              <w:pStyle w:val="Compact"/>
-            </w:pPr>
-            <w:r>
-              <w:rPr>
-                <w:rFonts w:ascii="Arial" w:hAnsi="Arial" w:cs="David"/>
+              <w:pStyle w:val="Compact"/>
+              <w:bidi/>
+              <w:jc w:val="left"/>
+            </w:pPr>
+            <w:r>
+              <w:rPr>
                 <w:rtl/>
               </w:rPr>
               <w:t xml:space="preserve">ממשק Android</w:t>
@@ -3146,12 +3071,13 @@
           <w:tcPr/>
           <w:p>
             <w:pPr>
-              <w:bidi/>
-              <w:pStyle w:val="Compact"/>
-            </w:pPr>
-            <w:r>
-              <w:rPr>
-                <w:rFonts w:ascii="Arial" w:hAnsi="Arial" w:cs="David"/>
+              <w:pStyle w:val="Compact"/>
+              <w:bidi/>
+              <w:jc w:val="left"/>
+            </w:pPr>
+            <w:r>
+              <w:rPr>
+                <w:rtl/>
               </w:rPr>
               <w:t xml:space="preserve">GPS</w:t>
             </w:r>
@@ -3161,12 +3087,12 @@
           <w:tcPr/>
           <w:p>
             <w:pPr>
-              <w:bidi/>
-              <w:pStyle w:val="Compact"/>
-            </w:pPr>
-            <w:r>
-              <w:rPr>
-                <w:rFonts w:ascii="Arial" w:hAnsi="Arial" w:cs="David"/>
+              <w:pStyle w:val="Compact"/>
+              <w:bidi/>
+              <w:jc w:val="left"/>
+            </w:pPr>
+            <w:r>
+              <w:rPr>
                 <w:rtl/>
               </w:rPr>
               <w:t xml:space="preserve">מיקום המשתמש</w:t>
@@ -3177,12 +3103,13 @@
           <w:tcPr/>
           <w:p>
             <w:pPr>
-              <w:bidi/>
-              <w:pStyle w:val="Compact"/>
-            </w:pPr>
-            <w:r>
-              <w:rPr>
-                <w:rFonts w:ascii="Arial" w:hAnsi="Arial" w:cs="David"/>
+              <w:pStyle w:val="Compact"/>
+              <w:bidi/>
+              <w:jc w:val="left"/>
+            </w:pPr>
+            <w:r>
+              <w:rPr>
+                <w:rtl/>
               </w:rPr>
               <w:t xml:space="preserve">Fused Location Provider</w:t>
             </w:r>
@@ -3194,12 +3121,12 @@
           <w:tcPr/>
           <w:p>
             <w:pPr>
-              <w:bidi/>
-              <w:pStyle w:val="Compact"/>
-            </w:pPr>
-            <w:r>
-              <w:rPr>
-                <w:rFonts w:ascii="Arial" w:hAnsi="Arial" w:cs="David"/>
+              <w:pStyle w:val="Compact"/>
+              <w:bidi/>
+              <w:jc w:val="left"/>
+            </w:pPr>
+            <w:r>
+              <w:rPr>
                 <w:rtl/>
               </w:rPr>
               <w:t xml:space="preserve">מצפן, ג’ירוסקופ ואקסלרומטר</w:t>
@@ -3210,12 +3137,12 @@
           <w:tcPr/>
           <w:p>
             <w:pPr>
-              <w:bidi/>
-              <w:pStyle w:val="Compact"/>
-            </w:pPr>
-            <w:r>
-              <w:rPr>
-                <w:rFonts w:ascii="Arial" w:hAnsi="Arial" w:cs="David"/>
+              <w:pStyle w:val="Compact"/>
+              <w:bidi/>
+              <w:jc w:val="left"/>
+            </w:pPr>
+            <w:r>
+              <w:rPr>
                 <w:rtl/>
               </w:rPr>
               <w:t xml:space="preserve">כיוון הטלפון</w:t>
@@ -3226,12 +3153,13 @@
           <w:tcPr/>
           <w:p>
             <w:pPr>
-              <w:bidi/>
-              <w:pStyle w:val="Compact"/>
-            </w:pPr>
-            <w:r>
-              <w:rPr>
-                <w:rFonts w:ascii="Arial" w:hAnsi="Arial" w:cs="David"/>
+              <w:pStyle w:val="Compact"/>
+              <w:bidi/>
+              <w:jc w:val="left"/>
+            </w:pPr>
+            <w:r>
+              <w:rPr>
+                <w:rtl/>
               </w:rPr>
               <w:t xml:space="preserve">TYPE_ROTATION_VECTOR</w:t>
             </w:r>
@@ -3243,12 +3171,12 @@
           <w:tcPr/>
           <w:p>
             <w:pPr>
-              <w:bidi/>
-              <w:pStyle w:val="Compact"/>
-            </w:pPr>
-            <w:r>
-              <w:rPr>
-                <w:rFonts w:ascii="Arial" w:hAnsi="Arial" w:cs="David"/>
+              <w:pStyle w:val="Compact"/>
+              <w:bidi/>
+              <w:jc w:val="left"/>
+            </w:pPr>
+            <w:r>
+              <w:rPr>
                 <w:rtl/>
               </w:rPr>
               <w:t xml:space="preserve">אקסלרומטר</w:t>
@@ -3259,12 +3187,12 @@
           <w:tcPr/>
           <w:p>
             <w:pPr>
-              <w:bidi/>
-              <w:pStyle w:val="Compact"/>
-            </w:pPr>
-            <w:r>
-              <w:rPr>
-                <w:rFonts w:ascii="Arial" w:hAnsi="Arial" w:cs="David"/>
+              <w:pStyle w:val="Compact"/>
+              <w:bidi/>
+              <w:jc w:val="left"/>
+            </w:pPr>
+            <w:r>
+              <w:rPr>
                 <w:rtl/>
               </w:rPr>
               <w:t xml:space="preserve">זיהוי צעדים בין עדכוני מיקום</w:t>
@@ -3275,12 +3203,13 @@
           <w:tcPr/>
           <w:p>
             <w:pPr>
-              <w:bidi/>
-              <w:pStyle w:val="Compact"/>
-            </w:pPr>
-            <w:r>
-              <w:rPr>
-                <w:rFonts w:ascii="Arial" w:hAnsi="Arial" w:cs="David"/>
+              <w:pStyle w:val="Compact"/>
+              <w:bidi/>
+              <w:jc w:val="left"/>
+            </w:pPr>
+            <w:r>
+              <w:rPr>
+                <w:rtl/>
               </w:rPr>
               <w:t xml:space="preserve">TYPE_STEP_DETECTOR</w:t>
             </w:r>
@@ -3292,12 +3221,12 @@
           <w:tcPr/>
           <w:p>
             <w:pPr>
-              <w:bidi/>
-              <w:pStyle w:val="Compact"/>
-            </w:pPr>
-            <w:r>
-              <w:rPr>
-                <w:rFonts w:ascii="Arial" w:hAnsi="Arial" w:cs="David"/>
+              <w:pStyle w:val="Compact"/>
+              <w:bidi/>
+              <w:jc w:val="left"/>
+            </w:pPr>
+            <w:r>
+              <w:rPr>
                 <w:rtl/>
               </w:rPr>
               <w:t xml:space="preserve">מצלמה אחורית</w:t>
@@ -3308,12 +3237,12 @@
           <w:tcPr/>
           <w:p>
             <w:pPr>
-              <w:bidi/>
-              <w:pStyle w:val="Compact"/>
-            </w:pPr>
-            <w:r>
-              <w:rPr>
-                <w:rFonts w:ascii="Arial" w:hAnsi="Arial" w:cs="David"/>
+              <w:pStyle w:val="Compact"/>
+              <w:bidi/>
+              <w:jc w:val="left"/>
+            </w:pPr>
+            <w:r>
+              <w:rPr>
                 <w:rtl/>
               </w:rPr>
               <w:t xml:space="preserve">תמונה חיה וזיהוי מבנים</w:t>
@@ -3324,12 +3253,13 @@
           <w:tcPr/>
           <w:p>
             <w:pPr>
-              <w:bidi/>
-              <w:pStyle w:val="Compact"/>
-            </w:pPr>
-            <w:r>
-              <w:rPr>
-                <w:rFonts w:ascii="Arial" w:hAnsi="Arial" w:cs="David"/>
+              <w:pStyle w:val="Compact"/>
+              <w:bidi/>
+              <w:jc w:val="left"/>
+            </w:pPr>
+            <w:r>
+              <w:rPr>
+                <w:rtl/>
               </w:rPr>
               <w:t xml:space="preserve">CameraX</w:t>
             </w:r>
@@ -3337,16 +3267,13 @@
         </w:tc>
       </w:tr>
     </w:tbl>
-    <w:bookmarkEnd w:id="41"/>
-    <w:bookmarkStart w:id="42" w:name="ממשקי-תוכנה"/>
     <w:p>
       <w:pPr>
+        <w:pStyle w:val="Heading3"/>
         <w:bidi/>
-        <w:pStyle w:val="Heading3"/>
       </w:pPr>
       <w:r>
         <w:rPr>
-          <w:rFonts w:ascii="Arial" w:hAnsi="Arial" w:cs="David"/>
           <w:rtl/>
         </w:rPr>
         <w:t xml:space="preserve">5.3 ממשקי תוכנה</w:t>
@@ -3381,12 +3308,12 @@
           <w:tcPr/>
           <w:p>
             <w:pPr>
-              <w:bidi/>
-              <w:pStyle w:val="Compact"/>
-            </w:pPr>
-            <w:r>
-              <w:rPr>
-                <w:rFonts w:ascii="Arial" w:hAnsi="Arial" w:cs="David"/>
+              <w:pStyle w:val="Compact"/>
+              <w:bidi/>
+              <w:jc w:val="left"/>
+            </w:pPr>
+            <w:r>
+              <w:rPr>
                 <w:rtl/>
               </w:rPr>
               <w:t xml:space="preserve">מערכת</w:t>
@@ -3397,12 +3324,12 @@
           <w:tcPr/>
           <w:p>
             <w:pPr>
-              <w:bidi/>
-              <w:pStyle w:val="Compact"/>
-            </w:pPr>
-            <w:r>
-              <w:rPr>
-                <w:rFonts w:ascii="Arial" w:hAnsi="Arial" w:cs="David"/>
+              <w:pStyle w:val="Compact"/>
+              <w:bidi/>
+              <w:jc w:val="left"/>
+            </w:pPr>
+            <w:r>
+              <w:rPr>
                 <w:rtl/>
               </w:rPr>
               <w:t xml:space="preserve">כיוון</w:t>
@@ -3413,12 +3340,12 @@
           <w:tcPr/>
           <w:p>
             <w:pPr>
-              <w:bidi/>
-              <w:pStyle w:val="Compact"/>
-            </w:pPr>
-            <w:r>
-              <w:rPr>
-                <w:rFonts w:ascii="Arial" w:hAnsi="Arial" w:cs="David"/>
+              <w:pStyle w:val="Compact"/>
+              <w:bidi/>
+              <w:jc w:val="left"/>
+            </w:pPr>
+            <w:r>
+              <w:rPr>
                 <w:rtl/>
               </w:rPr>
               <w:t xml:space="preserve">מה עובר</w:t>
@@ -3431,12 +3358,13 @@
           <w:tcPr/>
           <w:p>
             <w:pPr>
-              <w:bidi/>
-              <w:pStyle w:val="Compact"/>
-            </w:pPr>
-            <w:r>
-              <w:rPr>
-                <w:rFonts w:ascii="Arial" w:hAnsi="Arial" w:cs="David"/>
+              <w:pStyle w:val="Compact"/>
+              <w:bidi/>
+              <w:jc w:val="left"/>
+            </w:pPr>
+            <w:r>
+              <w:rPr>
+                <w:rtl/>
               </w:rPr>
               <w:t xml:space="preserve">Firestore</w:t>
             </w:r>
@@ -3446,12 +3374,12 @@
           <w:tcPr/>
           <w:p>
             <w:pPr>
-              <w:bidi/>
-              <w:pStyle w:val="Compact"/>
-            </w:pPr>
-            <w:r>
-              <w:rPr>
-                <w:rFonts w:ascii="Arial" w:hAnsi="Arial" w:cs="David"/>
+              <w:pStyle w:val="Compact"/>
+              <w:bidi/>
+              <w:jc w:val="left"/>
+            </w:pPr>
+            <w:r>
+              <w:rPr>
                 <w:rtl/>
               </w:rPr>
               <w:t xml:space="preserve">קריאה וכתיבה</w:t>
@@ -3462,12 +3390,12 @@
           <w:tcPr/>
           <w:p>
             <w:pPr>
-              <w:bidi/>
-              <w:pStyle w:val="Compact"/>
-            </w:pPr>
-            <w:r>
-              <w:rPr>
-                <w:rFonts w:ascii="Arial" w:hAnsi="Arial" w:cs="David"/>
+              <w:pStyle w:val="Compact"/>
+              <w:bidi/>
+              <w:jc w:val="left"/>
+            </w:pPr>
+            <w:r>
+              <w:rPr>
                 <w:rtl/>
               </w:rPr>
               <w:t xml:space="preserve">חדרים, נקודות וקשתות</w:t>
@@ -3480,12 +3408,13 @@
           <w:tcPr/>
           <w:p>
             <w:pPr>
-              <w:bidi/>
-              <w:pStyle w:val="Compact"/>
-            </w:pPr>
-            <w:r>
-              <w:rPr>
-                <w:rFonts w:ascii="Arial" w:hAnsi="Arial" w:cs="David"/>
+              <w:pStyle w:val="Compact"/>
+              <w:bidi/>
+              <w:jc w:val="left"/>
+            </w:pPr>
+            <w:r>
+              <w:rPr>
+                <w:rtl/>
               </w:rPr>
               <w:t xml:space="preserve">Firebase Authentication</w:t>
             </w:r>
@@ -3495,12 +3424,12 @@
           <w:tcPr/>
           <w:p>
             <w:pPr>
-              <w:bidi/>
-              <w:pStyle w:val="Compact"/>
-            </w:pPr>
-            <w:r>
-              <w:rPr>
-                <w:rFonts w:ascii="Arial" w:hAnsi="Arial" w:cs="David"/>
+              <w:pStyle w:val="Compact"/>
+              <w:bidi/>
+              <w:jc w:val="left"/>
+            </w:pPr>
+            <w:r>
+              <w:rPr>
                 <w:rtl/>
               </w:rPr>
               <w:t xml:space="preserve">קריאה</w:t>
@@ -3511,12 +3440,12 @@
           <w:tcPr/>
           <w:p>
             <w:pPr>
-              <w:bidi/>
-              <w:pStyle w:val="Compact"/>
-            </w:pPr>
-            <w:r>
-              <w:rPr>
-                <w:rFonts w:ascii="Arial" w:hAnsi="Arial" w:cs="David"/>
+              <w:pStyle w:val="Compact"/>
+              <w:bidi/>
+              <w:jc w:val="left"/>
+            </w:pPr>
+            <w:r>
+              <w:rPr>
                 <w:rtl/>
               </w:rPr>
               <w:t xml:space="preserve">זהות איש הצוות</w:t>
@@ -3529,12 +3458,13 @@
           <w:tcPr/>
           <w:p>
             <w:pPr>
-              <w:bidi/>
-              <w:pStyle w:val="Compact"/>
-            </w:pPr>
-            <w:r>
-              <w:rPr>
-                <w:rFonts w:ascii="Arial" w:hAnsi="Arial" w:cs="David"/>
+              <w:pStyle w:val="Compact"/>
+              <w:bidi/>
+              <w:jc w:val="left"/>
+            </w:pPr>
+            <w:r>
+              <w:rPr>
+                <w:rtl/>
               </w:rPr>
               <w:t xml:space="preserve">ARCore</w:t>
             </w:r>
@@ -3544,12 +3474,12 @@
           <w:tcPr/>
           <w:p>
             <w:pPr>
-              <w:bidi/>
-              <w:pStyle w:val="Compact"/>
-            </w:pPr>
-            <w:r>
-              <w:rPr>
-                <w:rFonts w:ascii="Arial" w:hAnsi="Arial" w:cs="David"/>
+              <w:pStyle w:val="Compact"/>
+              <w:bidi/>
+              <w:jc w:val="left"/>
+            </w:pPr>
+            <w:r>
+              <w:rPr>
                 <w:rtl/>
               </w:rPr>
               <w:t xml:space="preserve">קריאה</w:t>
@@ -3560,12 +3490,12 @@
           <w:tcPr/>
           <w:p>
             <w:pPr>
-              <w:bidi/>
-              <w:pStyle w:val="Compact"/>
-            </w:pPr>
-            <w:r>
-              <w:rPr>
-                <w:rFonts w:ascii="Arial" w:hAnsi="Arial" w:cs="David"/>
+              <w:pStyle w:val="Compact"/>
+              <w:bidi/>
+              <w:jc w:val="left"/>
+            </w:pPr>
+            <w:r>
+              <w:rPr>
                 <w:rtl/>
               </w:rPr>
               <w:t xml:space="preserve">מיקום וכיוון המצלמה במרחב</w:t>
@@ -3578,12 +3508,13 @@
           <w:tcPr/>
           <w:p>
             <w:pPr>
-              <w:bidi/>
-              <w:pStyle w:val="Compact"/>
-            </w:pPr>
-            <w:r>
-              <w:rPr>
-                <w:rFonts w:ascii="Arial" w:hAnsi="Arial" w:cs="David"/>
+              <w:pStyle w:val="Compact"/>
+              <w:bidi/>
+              <w:jc w:val="left"/>
+            </w:pPr>
+            <w:r>
+              <w:rPr>
+                <w:rtl/>
               </w:rPr>
               <w:t xml:space="preserve">TensorFlow Lite</w:t>
             </w:r>
@@ -3593,12 +3524,12 @@
           <w:tcPr/>
           <w:p>
             <w:pPr>
-              <w:bidi/>
-              <w:pStyle w:val="Compact"/>
-            </w:pPr>
-            <w:r>
-              <w:rPr>
-                <w:rFonts w:ascii="Arial" w:hAnsi="Arial" w:cs="David"/>
+              <w:pStyle w:val="Compact"/>
+              <w:bidi/>
+              <w:jc w:val="left"/>
+            </w:pPr>
+            <w:r>
+              <w:rPr>
                 <w:rtl/>
               </w:rPr>
               <w:t xml:space="preserve">קריאה</w:t>
@@ -3609,12 +3540,12 @@
           <w:tcPr/>
           <w:p>
             <w:pPr>
-              <w:bidi/>
-              <w:pStyle w:val="Compact"/>
-            </w:pPr>
-            <w:r>
-              <w:rPr>
-                <w:rFonts w:ascii="Arial" w:hAnsi="Arial" w:cs="David"/>
+              <w:pStyle w:val="Compact"/>
+              <w:bidi/>
+              <w:jc w:val="left"/>
+            </w:pPr>
+            <w:r>
+              <w:rPr>
                 <w:rtl/>
               </w:rPr>
               <w:t xml:space="preserve">תווית המבנה ורמת הוודאות לכל תמונה</w:t>
@@ -3627,12 +3558,13 @@
           <w:tcPr/>
           <w:p>
             <w:pPr>
-              <w:bidi/>
-              <w:pStyle w:val="Compact"/>
-            </w:pPr>
-            <w:r>
-              <w:rPr>
-                <w:rFonts w:ascii="Arial" w:hAnsi="Arial" w:cs="David"/>
+              <w:pStyle w:val="Compact"/>
+              <w:bidi/>
+              <w:jc w:val="left"/>
+            </w:pPr>
+            <w:r>
+              <w:rPr>
+                <w:rtl/>
               </w:rPr>
               <w:t xml:space="preserve">Room (SQLite)</w:t>
             </w:r>
@@ -3642,12 +3574,12 @@
           <w:tcPr/>
           <w:p>
             <w:pPr>
-              <w:bidi/>
-              <w:pStyle w:val="Compact"/>
-            </w:pPr>
-            <w:r>
-              <w:rPr>
-                <w:rFonts w:ascii="Arial" w:hAnsi="Arial" w:cs="David"/>
+              <w:pStyle w:val="Compact"/>
+              <w:bidi/>
+              <w:jc w:val="left"/>
+            </w:pPr>
+            <w:r>
+              <w:rPr>
                 <w:rtl/>
               </w:rPr>
               <w:t xml:space="preserve">קריאה וכתיבה</w:t>
@@ -3658,12 +3590,12 @@
           <w:tcPr/>
           <w:p>
             <w:pPr>
-              <w:bidi/>
-              <w:pStyle w:val="Compact"/>
-            </w:pPr>
-            <w:r>
-              <w:rPr>
-                <w:rFonts w:ascii="Arial" w:hAnsi="Arial" w:cs="David"/>
+              <w:pStyle w:val="Compact"/>
+              <w:bidi/>
+              <w:jc w:val="left"/>
+            </w:pPr>
+            <w:r>
+              <w:rPr>
                 <w:rtl/>
               </w:rPr>
               <w:t xml:space="preserve">עותק מקומי של נתוני הקמפוס, מועדפים וחיפושים אחרונים</w:t>
@@ -3672,17 +3604,13 @@
         </w:tc>
       </w:tr>
     </w:tbl>
-    <w:bookmarkEnd w:id="42"/>
-    <w:bookmarkEnd w:id="43"/>
-    <w:bookmarkStart w:id="44" w:name="דרישות-לא-פונקציונליות"/>
     <w:p>
       <w:pPr>
+        <w:pStyle w:val="Heading2"/>
         <w:bidi/>
-        <w:pStyle w:val="Heading2"/>
       </w:pPr>
       <w:r>
         <w:rPr>
-          <w:rFonts w:ascii="Arial" w:hAnsi="Arial" w:cs="David"/>
           <w:rtl/>
         </w:rPr>
         <w:t xml:space="preserve">6. דרישות לא-פונקציונליות</w:t>
@@ -3694,7 +3622,6 @@
       </w:pPr>
       <w:r>
         <w:rPr>
-          <w:rFonts w:ascii="Arial" w:hAnsi="Arial" w:cs="David"/>
           <w:rtl/>
         </w:rPr>
         <w:t xml:space="preserve">כל דרישה כאן כוללת מדד שאפשר למדוד, אחרת אי אפשר לבדוק אם עמדנו בה.</w:t>
@@ -3730,12 +3657,12 @@
           <w:tcPr/>
           <w:p>
             <w:pPr>
-              <w:bidi/>
-              <w:pStyle w:val="Compact"/>
-            </w:pPr>
-            <w:r>
-              <w:rPr>
-                <w:rFonts w:ascii="Arial" w:hAnsi="Arial" w:cs="David"/>
+              <w:pStyle w:val="Compact"/>
+              <w:bidi/>
+              <w:jc w:val="left"/>
+            </w:pPr>
+            <w:r>
+              <w:rPr>
                 <w:rtl/>
               </w:rPr>
               <w:t xml:space="preserve">מזהה</w:t>
@@ -3746,12 +3673,12 @@
           <w:tcPr/>
           <w:p>
             <w:pPr>
-              <w:bidi/>
-              <w:pStyle w:val="Compact"/>
-            </w:pPr>
-            <w:r>
-              <w:rPr>
-                <w:rFonts w:ascii="Arial" w:hAnsi="Arial" w:cs="David"/>
+              <w:pStyle w:val="Compact"/>
+              <w:bidi/>
+              <w:jc w:val="left"/>
+            </w:pPr>
+            <w:r>
+              <w:rPr>
                 <w:rtl/>
               </w:rPr>
               <w:t xml:space="preserve">תחום</w:t>
@@ -3762,12 +3689,12 @@
           <w:tcPr/>
           <w:p>
             <w:pPr>
-              <w:bidi/>
-              <w:pStyle w:val="Compact"/>
-            </w:pPr>
-            <w:r>
-              <w:rPr>
-                <w:rFonts w:ascii="Arial" w:hAnsi="Arial" w:cs="David"/>
+              <w:pStyle w:val="Compact"/>
+              <w:bidi/>
+              <w:jc w:val="left"/>
+            </w:pPr>
+            <w:r>
+              <w:rPr>
                 <w:rtl/>
               </w:rPr>
               <w:t xml:space="preserve">דרישה</w:t>
@@ -3778,12 +3705,12 @@
           <w:tcPr/>
           <w:p>
             <w:pPr>
-              <w:bidi/>
-              <w:pStyle w:val="Compact"/>
-            </w:pPr>
-            <w:r>
-              <w:rPr>
-                <w:rFonts w:ascii="Arial" w:hAnsi="Arial" w:cs="David"/>
+              <w:pStyle w:val="Compact"/>
+              <w:bidi/>
+              <w:jc w:val="left"/>
+            </w:pPr>
+            <w:r>
+              <w:rPr>
                 <w:rtl/>
               </w:rPr>
               <w:t xml:space="preserve">מדד לבדיקה</w:t>
@@ -3796,12 +3723,13 @@
           <w:tcPr/>
           <w:p>
             <w:pPr>
-              <w:bidi/>
-              <w:pStyle w:val="Compact"/>
-            </w:pPr>
-            <w:r>
-              <w:rPr>
-                <w:rFonts w:ascii="Arial" w:hAnsi="Arial" w:cs="David"/>
+              <w:pStyle w:val="Compact"/>
+              <w:bidi/>
+              <w:jc w:val="left"/>
+            </w:pPr>
+            <w:r>
+              <w:rPr>
+                <w:rtl/>
               </w:rPr>
               <w:t xml:space="preserve">NFR-01</w:t>
             </w:r>
@@ -3811,12 +3739,12 @@
           <w:tcPr/>
           <w:p>
             <w:pPr>
-              <w:bidi/>
-              <w:pStyle w:val="Compact"/>
-            </w:pPr>
-            <w:r>
-              <w:rPr>
-                <w:rFonts w:ascii="Arial" w:hAnsi="Arial" w:cs="David"/>
+              <w:pStyle w:val="Compact"/>
+              <w:bidi/>
+              <w:jc w:val="left"/>
+            </w:pPr>
+            <w:r>
+              <w:rPr>
                 <w:rtl/>
               </w:rPr>
               <w:t xml:space="preserve">ביצועים</w:t>
@@ -3827,12 +3755,12 @@
           <w:tcPr/>
           <w:p>
             <w:pPr>
-              <w:bidi/>
-              <w:pStyle w:val="Compact"/>
-            </w:pPr>
-            <w:r>
-              <w:rPr>
-                <w:rFonts w:ascii="Arial" w:hAnsi="Arial" w:cs="David"/>
+              <w:pStyle w:val="Compact"/>
+              <w:bidi/>
+              <w:jc w:val="left"/>
+            </w:pPr>
+            <w:r>
+              <w:rPr>
                 <w:rtl/>
               </w:rPr>
               <w:t xml:space="preserve">החץ מתעדכן בצורה חלקה</w:t>
@@ -3843,12 +3771,12 @@
           <w:tcPr/>
           <w:p>
             <w:pPr>
-              <w:bidi/>
-              <w:pStyle w:val="Compact"/>
-            </w:pPr>
-            <w:r>
-              <w:rPr>
-                <w:rFonts w:ascii="Arial" w:hAnsi="Arial" w:cs="David"/>
+              <w:pStyle w:val="Compact"/>
+              <w:bidi/>
+              <w:jc w:val="left"/>
+            </w:pPr>
+            <w:r>
+              <w:rPr>
                 <w:rtl/>
               </w:rPr>
               <w:t xml:space="preserve">לפחות 10 עדכונים בשנייה</w:t>
@@ -3861,12 +3789,13 @@
           <w:tcPr/>
           <w:p>
             <w:pPr>
-              <w:bidi/>
-              <w:pStyle w:val="Compact"/>
-            </w:pPr>
-            <w:r>
-              <w:rPr>
-                <w:rFonts w:ascii="Arial" w:hAnsi="Arial" w:cs="David"/>
+              <w:pStyle w:val="Compact"/>
+              <w:bidi/>
+              <w:jc w:val="left"/>
+            </w:pPr>
+            <w:r>
+              <w:rPr>
+                <w:rtl/>
               </w:rPr>
               <w:t xml:space="preserve">NFR-02</w:t>
             </w:r>
@@ -3876,12 +3805,12 @@
           <w:tcPr/>
           <w:p>
             <w:pPr>
-              <w:bidi/>
-              <w:pStyle w:val="Compact"/>
-            </w:pPr>
-            <w:r>
-              <w:rPr>
-                <w:rFonts w:ascii="Arial" w:hAnsi="Arial" w:cs="David"/>
+              <w:pStyle w:val="Compact"/>
+              <w:bidi/>
+              <w:jc w:val="left"/>
+            </w:pPr>
+            <w:r>
+              <w:rPr>
                 <w:rtl/>
               </w:rPr>
               <w:t xml:space="preserve">ביצועים</w:t>
@@ -3892,12 +3821,12 @@
           <w:tcPr/>
           <w:p>
             <w:pPr>
-              <w:bidi/>
-              <w:pStyle w:val="Compact"/>
-            </w:pPr>
-            <w:r>
-              <w:rPr>
-                <w:rFonts w:ascii="Arial" w:hAnsi="Arial" w:cs="David"/>
+              <w:pStyle w:val="Compact"/>
+              <w:bidi/>
+              <w:jc w:val="left"/>
+            </w:pPr>
+            <w:r>
+              <w:rPr>
                 <w:rtl/>
               </w:rPr>
               <w:t xml:space="preserve">חישוב מסלול מהיר</w:t>
@@ -3908,12 +3837,12 @@
           <w:tcPr/>
           <w:p>
             <w:pPr>
-              <w:bidi/>
-              <w:pStyle w:val="Compact"/>
-            </w:pPr>
-            <w:r>
-              <w:rPr>
-                <w:rFonts w:ascii="Arial" w:hAnsi="Arial" w:cs="David"/>
+              <w:pStyle w:val="Compact"/>
+              <w:bidi/>
+              <w:jc w:val="left"/>
+            </w:pPr>
+            <w:r>
+              <w:rPr>
                 <w:rtl/>
               </w:rPr>
               <w:t xml:space="preserve">פחות משנייה אחת בכל זוג נקודות בקמפוס</w:t>
@@ -3926,12 +3855,13 @@
           <w:tcPr/>
           <w:p>
             <w:pPr>
-              <w:bidi/>
-              <w:pStyle w:val="Compact"/>
-            </w:pPr>
-            <w:r>
-              <w:rPr>
-                <w:rFonts w:ascii="Arial" w:hAnsi="Arial" w:cs="David"/>
+              <w:pStyle w:val="Compact"/>
+              <w:bidi/>
+              <w:jc w:val="left"/>
+            </w:pPr>
+            <w:r>
+              <w:rPr>
+                <w:rtl/>
               </w:rPr>
               <w:t xml:space="preserve">NFR-03</w:t>
             </w:r>
@@ -3941,12 +3871,12 @@
           <w:tcPr/>
           <w:p>
             <w:pPr>
-              <w:bidi/>
-              <w:pStyle w:val="Compact"/>
-            </w:pPr>
-            <w:r>
-              <w:rPr>
-                <w:rFonts w:ascii="Arial" w:hAnsi="Arial" w:cs="David"/>
+              <w:pStyle w:val="Compact"/>
+              <w:bidi/>
+              <w:jc w:val="left"/>
+            </w:pPr>
+            <w:r>
+              <w:rPr>
                 <w:rtl/>
               </w:rPr>
               <w:t xml:space="preserve">ביצועים</w:t>
@@ -3957,12 +3887,12 @@
           <w:tcPr/>
           <w:p>
             <w:pPr>
-              <w:bidi/>
-              <w:pStyle w:val="Compact"/>
-            </w:pPr>
-            <w:r>
-              <w:rPr>
-                <w:rFonts w:ascii="Arial" w:hAnsi="Arial" w:cs="David"/>
+              <w:pStyle w:val="Compact"/>
+              <w:bidi/>
+              <w:jc w:val="left"/>
+            </w:pPr>
+            <w:r>
+              <w:rPr>
                 <w:rtl/>
               </w:rPr>
               <w:t xml:space="preserve">פתיחה מהירה</w:t>
@@ -3973,12 +3903,12 @@
           <w:tcPr/>
           <w:p>
             <w:pPr>
-              <w:bidi/>
-              <w:pStyle w:val="Compact"/>
-            </w:pPr>
-            <w:r>
-              <w:rPr>
-                <w:rFonts w:ascii="Arial" w:hAnsi="Arial" w:cs="David"/>
+              <w:pStyle w:val="Compact"/>
+              <w:bidi/>
+              <w:jc w:val="left"/>
+            </w:pPr>
+            <w:r>
+              <w:rPr>
                 <w:rtl/>
               </w:rPr>
               <w:t xml:space="preserve">המסך הראשי מוצג תוך 3 שניות בפתיחה שנייה ואילך</w:t>
@@ -3991,12 +3921,13 @@
           <w:tcPr/>
           <w:p>
             <w:pPr>
-              <w:bidi/>
-              <w:pStyle w:val="Compact"/>
-            </w:pPr>
-            <w:r>
-              <w:rPr>
-                <w:rFonts w:ascii="Arial" w:hAnsi="Arial" w:cs="David"/>
+              <w:pStyle w:val="Compact"/>
+              <w:bidi/>
+              <w:jc w:val="left"/>
+            </w:pPr>
+            <w:r>
+              <w:rPr>
+                <w:rtl/>
               </w:rPr>
               <w:t xml:space="preserve">NFR-04</w:t>
             </w:r>
@@ -4006,12 +3937,12 @@
           <w:tcPr/>
           <w:p>
             <w:pPr>
-              <w:bidi/>
-              <w:pStyle w:val="Compact"/>
-            </w:pPr>
-            <w:r>
-              <w:rPr>
-                <w:rFonts w:ascii="Arial" w:hAnsi="Arial" w:cs="David"/>
+              <w:pStyle w:val="Compact"/>
+              <w:bidi/>
+              <w:jc w:val="left"/>
+            </w:pPr>
+            <w:r>
+              <w:rPr>
                 <w:rtl/>
               </w:rPr>
               <w:t xml:space="preserve">דיוק</w:t>
@@ -4022,12 +3953,12 @@
           <w:tcPr/>
           <w:p>
             <w:pPr>
-              <w:bidi/>
-              <w:pStyle w:val="Compact"/>
-            </w:pPr>
-            <w:r>
-              <w:rPr>
-                <w:rFonts w:ascii="Arial" w:hAnsi="Arial" w:cs="David"/>
+              <w:pStyle w:val="Compact"/>
+              <w:bidi/>
+              <w:jc w:val="left"/>
+            </w:pPr>
+            <w:r>
+              <w:rPr>
                 <w:rtl/>
               </w:rPr>
               <w:t xml:space="preserve">המשתמש מגיע לכניסה הנכונה</w:t>
@@ -4038,12 +3969,12 @@
           <w:tcPr/>
           <w:p>
             <w:pPr>
-              <w:bidi/>
-              <w:pStyle w:val="Compact"/>
-            </w:pPr>
-            <w:r>
-              <w:rPr>
-                <w:rFonts w:ascii="Arial" w:hAnsi="Arial" w:cs="David"/>
+              <w:pStyle w:val="Compact"/>
+              <w:bidi/>
+              <w:jc w:val="left"/>
+            </w:pPr>
+            <w:r>
+              <w:rPr>
                 <w:rtl/>
               </w:rPr>
               <w:t xml:space="preserve">ב-9 מתוך 10 ניסויי שטח המשתמש עוצר מול הדלת הנכונה</w:t>
@@ -4056,12 +3987,13 @@
           <w:tcPr/>
           <w:p>
             <w:pPr>
-              <w:bidi/>
-              <w:pStyle w:val="Compact"/>
-            </w:pPr>
-            <w:r>
-              <w:rPr>
-                <w:rFonts w:ascii="Arial" w:hAnsi="Arial" w:cs="David"/>
+              <w:pStyle w:val="Compact"/>
+              <w:bidi/>
+              <w:jc w:val="left"/>
+            </w:pPr>
+            <w:r>
+              <w:rPr>
+                <w:rtl/>
               </w:rPr>
               <w:t xml:space="preserve">NFR-05</w:t>
             </w:r>
@@ -4071,12 +4003,12 @@
           <w:tcPr/>
           <w:p>
             <w:pPr>
-              <w:bidi/>
-              <w:pStyle w:val="Compact"/>
-            </w:pPr>
-            <w:r>
-              <w:rPr>
-                <w:rFonts w:ascii="Arial" w:hAnsi="Arial" w:cs="David"/>
+              <w:pStyle w:val="Compact"/>
+              <w:bidi/>
+              <w:jc w:val="left"/>
+            </w:pPr>
+            <w:r>
+              <w:rPr>
                 <w:rtl/>
               </w:rPr>
               <w:t xml:space="preserve">דיוק</w:t>
@@ -4087,12 +4019,12 @@
           <w:tcPr/>
           <w:p>
             <w:pPr>
-              <w:bidi/>
-              <w:pStyle w:val="Compact"/>
-            </w:pPr>
-            <w:r>
-              <w:rPr>
-                <w:rFonts w:ascii="Arial" w:hAnsi="Arial" w:cs="David"/>
+              <w:pStyle w:val="Compact"/>
+              <w:bidi/>
+              <w:jc w:val="left"/>
+            </w:pPr>
+            <w:r>
+              <w:rPr>
                 <w:rtl/>
               </w:rPr>
               <w:t xml:space="preserve">זיהוי מבנים אמין</w:t>
@@ -4103,12 +4035,12 @@
           <w:tcPr/>
           <w:p>
             <w:pPr>
-              <w:bidi/>
-              <w:pStyle w:val="Compact"/>
-            </w:pPr>
-            <w:r>
-              <w:rPr>
-                <w:rFonts w:ascii="Arial" w:hAnsi="Arial" w:cs="David"/>
+              <w:pStyle w:val="Compact"/>
+              <w:bidi/>
+              <w:jc w:val="left"/>
+            </w:pPr>
+            <w:r>
+              <w:rPr>
                 <w:rtl/>
               </w:rPr>
               <w:t xml:space="preserve">דיוק של 85% לפחות על קבוצת הבדיקה של המודל</w:t>
@@ -4121,12 +4053,13 @@
           <w:tcPr/>
           <w:p>
             <w:pPr>
-              <w:bidi/>
-              <w:pStyle w:val="Compact"/>
-            </w:pPr>
-            <w:r>
-              <w:rPr>
-                <w:rFonts w:ascii="Arial" w:hAnsi="Arial" w:cs="David"/>
+              <w:pStyle w:val="Compact"/>
+              <w:bidi/>
+              <w:jc w:val="left"/>
+            </w:pPr>
+            <w:r>
+              <w:rPr>
+                <w:rtl/>
               </w:rPr>
               <w:t xml:space="preserve">NFR-06</w:t>
             </w:r>
@@ -4136,12 +4069,12 @@
           <w:tcPr/>
           <w:p>
             <w:pPr>
-              <w:bidi/>
-              <w:pStyle w:val="Compact"/>
-            </w:pPr>
-            <w:r>
-              <w:rPr>
-                <w:rFonts w:ascii="Arial" w:hAnsi="Arial" w:cs="David"/>
+              <w:pStyle w:val="Compact"/>
+              <w:bidi/>
+              <w:jc w:val="left"/>
+            </w:pPr>
+            <w:r>
+              <w:rPr>
                 <w:rtl/>
               </w:rPr>
               <w:t xml:space="preserve">זמינות</w:t>
@@ -4152,12 +4085,12 @@
           <w:tcPr/>
           <w:p>
             <w:pPr>
-              <w:bidi/>
-              <w:pStyle w:val="Compact"/>
-            </w:pPr>
-            <w:r>
-              <w:rPr>
-                <w:rFonts w:ascii="Arial" w:hAnsi="Arial" w:cs="David"/>
+              <w:pStyle w:val="Compact"/>
+              <w:bidi/>
+              <w:jc w:val="left"/>
+            </w:pPr>
+            <w:r>
+              <w:rPr>
                 <w:rtl/>
               </w:rPr>
               <w:t xml:space="preserve">עבודה בלי אינטרנט</w:t>
@@ -4168,12 +4101,12 @@
           <w:tcPr/>
           <w:p>
             <w:pPr>
-              <w:bidi/>
-              <w:pStyle w:val="Compact"/>
-            </w:pPr>
-            <w:r>
-              <w:rPr>
-                <w:rFonts w:ascii="Arial" w:hAnsi="Arial" w:cs="David"/>
+              <w:pStyle w:val="Compact"/>
+              <w:bidi/>
+              <w:jc w:val="left"/>
+            </w:pPr>
+            <w:r>
+              <w:rPr>
                 <w:rtl/>
               </w:rPr>
               <w:t xml:space="preserve">כל הדרישות פרט ל-FR-10 פועלות במצב טיסה אחרי סנכרון ראשון</w:t>
@@ -4186,12 +4119,13 @@
           <w:tcPr/>
           <w:p>
             <w:pPr>
-              <w:bidi/>
-              <w:pStyle w:val="Compact"/>
-            </w:pPr>
-            <w:r>
-              <w:rPr>
-                <w:rFonts w:ascii="Arial" w:hAnsi="Arial" w:cs="David"/>
+              <w:pStyle w:val="Compact"/>
+              <w:bidi/>
+              <w:jc w:val="left"/>
+            </w:pPr>
+            <w:r>
+              <w:rPr>
+                <w:rtl/>
               </w:rPr>
               <w:t xml:space="preserve">NFR-07</w:t>
             </w:r>
@@ -4201,12 +4135,12 @@
           <w:tcPr/>
           <w:p>
             <w:pPr>
-              <w:bidi/>
-              <w:pStyle w:val="Compact"/>
-            </w:pPr>
-            <w:r>
-              <w:rPr>
-                <w:rFonts w:ascii="Arial" w:hAnsi="Arial" w:cs="David"/>
+              <w:pStyle w:val="Compact"/>
+              <w:bidi/>
+              <w:jc w:val="left"/>
+            </w:pPr>
+            <w:r>
+              <w:rPr>
                 <w:rtl/>
               </w:rPr>
               <w:t xml:space="preserve">אמינות</w:t>
@@ -4217,12 +4151,12 @@
           <w:tcPr/>
           <w:p>
             <w:pPr>
-              <w:bidi/>
-              <w:pStyle w:val="Compact"/>
-            </w:pPr>
-            <w:r>
-              <w:rPr>
-                <w:rFonts w:ascii="Arial" w:hAnsi="Arial" w:cs="David"/>
+              <w:pStyle w:val="Compact"/>
+              <w:bidi/>
+              <w:jc w:val="left"/>
+            </w:pPr>
+            <w:r>
+              <w:rPr>
                 <w:rtl/>
               </w:rPr>
               <w:t xml:space="preserve">ללא קריסות</w:t>
@@ -4233,12 +4167,12 @@
           <w:tcPr/>
           <w:p>
             <w:pPr>
-              <w:bidi/>
-              <w:pStyle w:val="Compact"/>
-            </w:pPr>
-            <w:r>
-              <w:rPr>
-                <w:rFonts w:ascii="Arial" w:hAnsi="Arial" w:cs="David"/>
+              <w:pStyle w:val="Compact"/>
+              <w:bidi/>
+              <w:jc w:val="left"/>
+            </w:pPr>
+            <w:r>
+              <w:rPr>
                 <w:rtl/>
               </w:rPr>
               <w:t xml:space="preserve">אפס קריסות ב-30 דקות שימוש רצוף בבדיקות השטח</w:t>
@@ -4251,12 +4185,13 @@
           <w:tcPr/>
           <w:p>
             <w:pPr>
-              <w:bidi/>
-              <w:pStyle w:val="Compact"/>
-            </w:pPr>
-            <w:r>
-              <w:rPr>
-                <w:rFonts w:ascii="Arial" w:hAnsi="Arial" w:cs="David"/>
+              <w:pStyle w:val="Compact"/>
+              <w:bidi/>
+              <w:jc w:val="left"/>
+            </w:pPr>
+            <w:r>
+              <w:rPr>
+                <w:rtl/>
               </w:rPr>
               <w:t xml:space="preserve">NFR-08</w:t>
             </w:r>
@@ -4266,12 +4201,12 @@
           <w:tcPr/>
           <w:p>
             <w:pPr>
-              <w:bidi/>
-              <w:pStyle w:val="Compact"/>
-            </w:pPr>
-            <w:r>
-              <w:rPr>
-                <w:rFonts w:ascii="Arial" w:hAnsi="Arial" w:cs="David"/>
+              <w:pStyle w:val="Compact"/>
+              <w:bidi/>
+              <w:jc w:val="left"/>
+            </w:pPr>
+            <w:r>
+              <w:rPr>
                 <w:rtl/>
               </w:rPr>
               <w:t xml:space="preserve">סוללה</w:t>
@@ -4282,12 +4217,12 @@
           <w:tcPr/>
           <w:p>
             <w:pPr>
-              <w:bidi/>
-              <w:pStyle w:val="Compact"/>
-            </w:pPr>
-            <w:r>
-              <w:rPr>
-                <w:rFonts w:ascii="Arial" w:hAnsi="Arial" w:cs="David"/>
+              <w:pStyle w:val="Compact"/>
+              <w:bidi/>
+              <w:jc w:val="left"/>
+            </w:pPr>
+            <w:r>
+              <w:rPr>
                 <w:rtl/>
               </w:rPr>
               <w:t xml:space="preserve">חיסכון</w:t>
@@ -4298,12 +4233,12 @@
           <w:tcPr/>
           <w:p>
             <w:pPr>
-              <w:bidi/>
-              <w:pStyle w:val="Compact"/>
-            </w:pPr>
-            <w:r>
-              <w:rPr>
-                <w:rFonts w:ascii="Arial" w:hAnsi="Arial" w:cs="David"/>
+              <w:pStyle w:val="Compact"/>
+              <w:bidi/>
+              <w:jc w:val="left"/>
+            </w:pPr>
+            <w:r>
+              <w:rPr>
                 <w:rtl/>
               </w:rPr>
               <w:t xml:space="preserve">GPS, מצלמה ומודל פועלים רק כשמסך ניווט פתוח</w:t>
@@ -4316,12 +4251,13 @@
           <w:tcPr/>
           <w:p>
             <w:pPr>
-              <w:bidi/>
-              <w:pStyle w:val="Compact"/>
-            </w:pPr>
-            <w:r>
-              <w:rPr>
-                <w:rFonts w:ascii="Arial" w:hAnsi="Arial" w:cs="David"/>
+              <w:pStyle w:val="Compact"/>
+              <w:bidi/>
+              <w:jc w:val="left"/>
+            </w:pPr>
+            <w:r>
+              <w:rPr>
+                <w:rtl/>
               </w:rPr>
               <w:t xml:space="preserve">NFR-09</w:t>
             </w:r>
@@ -4331,12 +4267,12 @@
           <w:tcPr/>
           <w:p>
             <w:pPr>
-              <w:bidi/>
-              <w:pStyle w:val="Compact"/>
-            </w:pPr>
-            <w:r>
-              <w:rPr>
-                <w:rFonts w:ascii="Arial" w:hAnsi="Arial" w:cs="David"/>
+              <w:pStyle w:val="Compact"/>
+              <w:bidi/>
+              <w:jc w:val="left"/>
+            </w:pPr>
+            <w:r>
+              <w:rPr>
                 <w:rtl/>
               </w:rPr>
               <w:t xml:space="preserve">פרטיות</w:t>
@@ -4347,12 +4283,12 @@
           <w:tcPr/>
           <w:p>
             <w:pPr>
-              <w:bidi/>
-              <w:pStyle w:val="Compact"/>
-            </w:pPr>
-            <w:r>
-              <w:rPr>
-                <w:rFonts w:ascii="Arial" w:hAnsi="Arial" w:cs="David"/>
+              <w:pStyle w:val="Compact"/>
+              <w:bidi/>
+              <w:jc w:val="left"/>
+            </w:pPr>
+            <w:r>
+              <w:rPr>
                 <w:rtl/>
               </w:rPr>
               <w:t xml:space="preserve">המיקום נשאר בטלפון</w:t>
@@ -4363,12 +4299,12 @@
           <w:tcPr/>
           <w:p>
             <w:pPr>
-              <w:bidi/>
-              <w:pStyle w:val="Compact"/>
-            </w:pPr>
-            <w:r>
-              <w:rPr>
-                <w:rFonts w:ascii="Arial" w:hAnsi="Arial" w:cs="David"/>
+              <w:pStyle w:val="Compact"/>
+              <w:bidi/>
+              <w:jc w:val="left"/>
+            </w:pPr>
+            <w:r>
+              <w:rPr>
                 <w:rtl/>
               </w:rPr>
               <w:t xml:space="preserve">אין שליחה של מיקום לשרת; נבדק בסקירת קוד</w:t>
@@ -4381,12 +4317,13 @@
           <w:tcPr/>
           <w:p>
             <w:pPr>
-              <w:bidi/>
-              <w:pStyle w:val="Compact"/>
-            </w:pPr>
-            <w:r>
-              <w:rPr>
-                <w:rFonts w:ascii="Arial" w:hAnsi="Arial" w:cs="David"/>
+              <w:pStyle w:val="Compact"/>
+              <w:bidi/>
+              <w:jc w:val="left"/>
+            </w:pPr>
+            <w:r>
+              <w:rPr>
+                <w:rtl/>
               </w:rPr>
               <w:t xml:space="preserve">NFR-10</w:t>
             </w:r>
@@ -4396,12 +4333,12 @@
           <w:tcPr/>
           <w:p>
             <w:pPr>
-              <w:bidi/>
-              <w:pStyle w:val="Compact"/>
-            </w:pPr>
-            <w:r>
-              <w:rPr>
-                <w:rFonts w:ascii="Arial" w:hAnsi="Arial" w:cs="David"/>
+              <w:pStyle w:val="Compact"/>
+              <w:bidi/>
+              <w:jc w:val="left"/>
+            </w:pPr>
+            <w:r>
+              <w:rPr>
                 <w:rtl/>
               </w:rPr>
               <w:t xml:space="preserve">אבטחה</w:t>
@@ -4412,12 +4349,12 @@
           <w:tcPr/>
           <w:p>
             <w:pPr>
-              <w:bidi/>
-              <w:pStyle w:val="Compact"/>
-            </w:pPr>
-            <w:r>
-              <w:rPr>
-                <w:rFonts w:ascii="Arial" w:hAnsi="Arial" w:cs="David"/>
+              <w:pStyle w:val="Compact"/>
+              <w:bidi/>
+              <w:jc w:val="left"/>
+            </w:pPr>
+            <w:r>
+              <w:rPr>
                 <w:rtl/>
               </w:rPr>
               <w:t xml:space="preserve">רק צוות מעדכן חדרים</w:t>
@@ -4428,12 +4365,12 @@
           <w:tcPr/>
           <w:p>
             <w:pPr>
-              <w:bidi/>
-              <w:pStyle w:val="Compact"/>
-            </w:pPr>
-            <w:r>
-              <w:rPr>
-                <w:rFonts w:ascii="Arial" w:hAnsi="Arial" w:cs="David"/>
+              <w:pStyle w:val="Compact"/>
+              <w:bidi/>
+              <w:jc w:val="left"/>
+            </w:pPr>
+            <w:r>
+              <w:rPr>
                 <w:rtl/>
               </w:rPr>
               <w:t xml:space="preserve">כללי האבטחה ב-Firestore דוחים כתיבה ללא התחברות</w:t>
@@ -4446,12 +4383,13 @@
           <w:tcPr/>
           <w:p>
             <w:pPr>
-              <w:bidi/>
-              <w:pStyle w:val="Compact"/>
-            </w:pPr>
-            <w:r>
-              <w:rPr>
-                <w:rFonts w:ascii="Arial" w:hAnsi="Arial" w:cs="David"/>
+              <w:pStyle w:val="Compact"/>
+              <w:bidi/>
+              <w:jc w:val="left"/>
+            </w:pPr>
+            <w:r>
+              <w:rPr>
+                <w:rtl/>
               </w:rPr>
               <w:t xml:space="preserve">NFR-11</w:t>
             </w:r>
@@ -4461,12 +4399,12 @@
           <w:tcPr/>
           <w:p>
             <w:pPr>
-              <w:bidi/>
-              <w:pStyle w:val="Compact"/>
-            </w:pPr>
-            <w:r>
-              <w:rPr>
-                <w:rFonts w:ascii="Arial" w:hAnsi="Arial" w:cs="David"/>
+              <w:pStyle w:val="Compact"/>
+              <w:bidi/>
+              <w:jc w:val="left"/>
+            </w:pPr>
+            <w:r>
+              <w:rPr>
                 <w:rtl/>
               </w:rPr>
               <w:t xml:space="preserve">שימושיות</w:t>
@@ -4477,12 +4415,12 @@
           <w:tcPr/>
           <w:p>
             <w:pPr>
-              <w:bidi/>
-              <w:pStyle w:val="Compact"/>
-            </w:pPr>
-            <w:r>
-              <w:rPr>
-                <w:rFonts w:ascii="Arial" w:hAnsi="Arial" w:cs="David"/>
+              <w:pStyle w:val="Compact"/>
+              <w:bidi/>
+              <w:jc w:val="left"/>
+            </w:pPr>
+            <w:r>
+              <w:rPr>
                 <w:rtl/>
               </w:rPr>
               <w:t xml:space="preserve">משתמש חדש מסתדר לבד</w:t>
@@ -4493,12 +4431,12 @@
           <w:tcPr/>
           <w:p>
             <w:pPr>
-              <w:bidi/>
-              <w:pStyle w:val="Compact"/>
-            </w:pPr>
-            <w:r>
-              <w:rPr>
-                <w:rFonts w:ascii="Arial" w:hAnsi="Arial" w:cs="David"/>
+              <w:pStyle w:val="Compact"/>
+              <w:bidi/>
+              <w:jc w:val="left"/>
+            </w:pPr>
+            <w:r>
+              <w:rPr>
                 <w:rtl/>
               </w:rPr>
               <w:t xml:space="preserve">4 מתוך 5 משתמשים חדשים מגיעים ליעד בלי הסבר</w:t>
@@ -4511,12 +4449,13 @@
           <w:tcPr/>
           <w:p>
             <w:pPr>
-              <w:bidi/>
-              <w:pStyle w:val="Compact"/>
-            </w:pPr>
-            <w:r>
-              <w:rPr>
-                <w:rFonts w:ascii="Arial" w:hAnsi="Arial" w:cs="David"/>
+              <w:pStyle w:val="Compact"/>
+              <w:bidi/>
+              <w:jc w:val="left"/>
+            </w:pPr>
+            <w:r>
+              <w:rPr>
+                <w:rtl/>
               </w:rPr>
               <w:t xml:space="preserve">NFR-12</w:t>
             </w:r>
@@ -4526,12 +4465,12 @@
           <w:tcPr/>
           <w:p>
             <w:pPr>
-              <w:bidi/>
-              <w:pStyle w:val="Compact"/>
-            </w:pPr>
-            <w:r>
-              <w:rPr>
-                <w:rFonts w:ascii="Arial" w:hAnsi="Arial" w:cs="David"/>
+              <w:pStyle w:val="Compact"/>
+              <w:bidi/>
+              <w:jc w:val="left"/>
+            </w:pPr>
+            <w:r>
+              <w:rPr>
                 <w:rtl/>
               </w:rPr>
               <w:t xml:space="preserve">תחזוקה</w:t>
@@ -4542,12 +4481,12 @@
           <w:tcPr/>
           <w:p>
             <w:pPr>
-              <w:bidi/>
-              <w:pStyle w:val="Compact"/>
-            </w:pPr>
-            <w:r>
-              <w:rPr>
-                <w:rFonts w:ascii="Arial" w:hAnsi="Arial" w:cs="David"/>
+              <w:pStyle w:val="Compact"/>
+              <w:bidi/>
+              <w:jc w:val="left"/>
+            </w:pPr>
+            <w:r>
+              <w:rPr>
                 <w:rtl/>
               </w:rPr>
               <w:t xml:space="preserve">עדכון שנתי בלי קוד</w:t>
@@ -4558,12 +4497,12 @@
           <w:tcPr/>
           <w:p>
             <w:pPr>
-              <w:bidi/>
-              <w:pStyle w:val="Compact"/>
-            </w:pPr>
-            <w:r>
-              <w:rPr>
-                <w:rFonts w:ascii="Arial" w:hAnsi="Arial" w:cs="David"/>
+              <w:pStyle w:val="Compact"/>
+              <w:bidi/>
+              <w:jc w:val="left"/>
+            </w:pPr>
+            <w:r>
+              <w:rPr>
                 <w:rtl/>
               </w:rPr>
               <w:t xml:space="preserve">שינוי שיבוץ חדר מתבצע ממסך הצוות בלבד</w:t>
@@ -4572,16 +4511,13 @@
         </w:tc>
       </w:tr>
     </w:tbl>
-    <w:bookmarkEnd w:id="44"/>
-    <w:bookmarkStart w:id="45" w:name="דרישות-נתונים"/>
     <w:p>
       <w:pPr>
+        <w:pStyle w:val="Heading2"/>
         <w:bidi/>
-        <w:pStyle w:val="Heading2"/>
       </w:pPr>
       <w:r>
         <w:rPr>
-          <w:rFonts w:ascii="Arial" w:hAnsi="Arial" w:cs="David"/>
           <w:rtl/>
         </w:rPr>
         <w:t xml:space="preserve">7. דרישות נתונים</w:t>
@@ -4618,12 +4554,12 @@
           <w:tcPr/>
           <w:p>
             <w:pPr>
-              <w:bidi/>
-              <w:pStyle w:val="Compact"/>
-            </w:pPr>
-            <w:r>
-              <w:rPr>
-                <w:rFonts w:ascii="Arial" w:hAnsi="Arial" w:cs="David"/>
+              <w:pStyle w:val="Compact"/>
+              <w:bidi/>
+              <w:jc w:val="left"/>
+            </w:pPr>
+            <w:r>
+              <w:rPr>
                 <w:rtl/>
               </w:rPr>
               <w:t xml:space="preserve">נתון</w:t>
@@ -4634,12 +4570,12 @@
           <w:tcPr/>
           <w:p>
             <w:pPr>
-              <w:bidi/>
-              <w:pStyle w:val="Compact"/>
-            </w:pPr>
-            <w:r>
-              <w:rPr>
-                <w:rFonts w:ascii="Arial" w:hAnsi="Arial" w:cs="David"/>
+              <w:pStyle w:val="Compact"/>
+              <w:bidi/>
+              <w:jc w:val="left"/>
+            </w:pPr>
+            <w:r>
+              <w:rPr>
                 <w:rtl/>
               </w:rPr>
               <w:t xml:space="preserve">היקף משוער</w:t>
@@ -4650,12 +4586,12 @@
           <w:tcPr/>
           <w:p>
             <w:pPr>
-              <w:bidi/>
-              <w:pStyle w:val="Compact"/>
-            </w:pPr>
-            <w:r>
-              <w:rPr>
-                <w:rFonts w:ascii="Arial" w:hAnsi="Arial" w:cs="David"/>
+              <w:pStyle w:val="Compact"/>
+              <w:bidi/>
+              <w:jc w:val="left"/>
+            </w:pPr>
+            <w:r>
+              <w:rPr>
                 <w:rtl/>
               </w:rPr>
               <w:t xml:space="preserve">מקור</w:t>
@@ -4666,12 +4602,12 @@
           <w:tcPr/>
           <w:p>
             <w:pPr>
-              <w:bidi/>
-              <w:pStyle w:val="Compact"/>
-            </w:pPr>
-            <w:r>
-              <w:rPr>
-                <w:rFonts w:ascii="Arial" w:hAnsi="Arial" w:cs="David"/>
+              <w:pStyle w:val="Compact"/>
+              <w:bidi/>
+              <w:jc w:val="left"/>
+            </w:pPr>
+            <w:r>
+              <w:rPr>
                 <w:rtl/>
               </w:rPr>
               <w:t xml:space="preserve">נשמר ב</w:t>
@@ -4682,12 +4618,12 @@
           <w:tcPr/>
           <w:p>
             <w:pPr>
-              <w:bidi/>
-              <w:pStyle w:val="Compact"/>
-            </w:pPr>
-            <w:r>
-              <w:rPr>
-                <w:rFonts w:ascii="Arial" w:hAnsi="Arial" w:cs="David"/>
+              <w:pStyle w:val="Compact"/>
+              <w:bidi/>
+              <w:jc w:val="left"/>
+            </w:pPr>
+            <w:r>
+              <w:rPr>
                 <w:rtl/>
               </w:rPr>
               <w:t xml:space="preserve">פרטיות</w:t>
@@ -4700,12 +4636,12 @@
           <w:tcPr/>
           <w:p>
             <w:pPr>
-              <w:bidi/>
-              <w:pStyle w:val="Compact"/>
-            </w:pPr>
-            <w:r>
-              <w:rPr>
-                <w:rFonts w:ascii="Arial" w:hAnsi="Arial" w:cs="David"/>
+              <w:pStyle w:val="Compact"/>
+              <w:bidi/>
+              <w:jc w:val="left"/>
+            </w:pPr>
+            <w:r>
+              <w:rPr>
                 <w:rtl/>
               </w:rPr>
               <w:t xml:space="preserve">חדרים</w:t>
@@ -4716,12 +4652,12 @@
           <w:tcPr/>
           <w:p>
             <w:pPr>
-              <w:bidi/>
-              <w:pStyle w:val="Compact"/>
-            </w:pPr>
-            <w:r>
-              <w:rPr>
-                <w:rFonts w:ascii="Arial" w:hAnsi="Arial" w:cs="David"/>
+              <w:pStyle w:val="Compact"/>
+              <w:bidi/>
+              <w:jc w:val="left"/>
+            </w:pPr>
+            <w:r>
+              <w:rPr>
                 <w:rtl/>
               </w:rPr>
               <w:t xml:space="preserve">כ-74</w:t>
@@ -4732,12 +4668,12 @@
           <w:tcPr/>
           <w:p>
             <w:pPr>
-              <w:bidi/>
-              <w:pStyle w:val="Compact"/>
-            </w:pPr>
-            <w:r>
-              <w:rPr>
-                <w:rFonts w:ascii="Arial" w:hAnsi="Arial" w:cs="David"/>
+              <w:pStyle w:val="Compact"/>
+              <w:bidi/>
+              <w:jc w:val="left"/>
+            </w:pPr>
+            <w:r>
+              <w:rPr>
                 <w:rtl/>
               </w:rPr>
               <w:t xml:space="preserve">תרשים מבנה ביה”ס תשפ”ז ועדכוני צוות</w:t>
@@ -4748,12 +4684,12 @@
           <w:tcPr/>
           <w:p>
             <w:pPr>
-              <w:bidi/>
-              <w:pStyle w:val="Compact"/>
-            </w:pPr>
-            <w:r>
-              <w:rPr>
-                <w:rFonts w:ascii="Arial" w:hAnsi="Arial" w:cs="David"/>
+              <w:pStyle w:val="Compact"/>
+              <w:bidi/>
+              <w:jc w:val="left"/>
+            </w:pPr>
+            <w:r>
+              <w:rPr>
                 <w:rtl/>
               </w:rPr>
               <w:t xml:space="preserve">Firestore + עותק ב-Room</w:t>
@@ -4764,12 +4700,12 @@
           <w:tcPr/>
           <w:p>
             <w:pPr>
-              <w:bidi/>
-              <w:pStyle w:val="Compact"/>
-            </w:pPr>
-            <w:r>
-              <w:rPr>
-                <w:rFonts w:ascii="Arial" w:hAnsi="Arial" w:cs="David"/>
+              <w:pStyle w:val="Compact"/>
+              <w:bidi/>
+              <w:jc w:val="left"/>
+            </w:pPr>
+            <w:r>
+              <w:rPr>
                 <w:rtl/>
               </w:rPr>
               <w:t xml:space="preserve">ציבורי בתוך בית הספר</w:t>
@@ -4782,12 +4718,12 @@
           <w:tcPr/>
           <w:p>
             <w:pPr>
-              <w:bidi/>
-              <w:pStyle w:val="Compact"/>
-            </w:pPr>
-            <w:r>
-              <w:rPr>
-                <w:rFonts w:ascii="Arial" w:hAnsi="Arial" w:cs="David"/>
+              <w:pStyle w:val="Compact"/>
+              <w:bidi/>
+              <w:jc w:val="left"/>
+            </w:pPr>
+            <w:r>
+              <w:rPr>
                 <w:rtl/>
               </w:rPr>
               <w:t xml:space="preserve">נקודות וקשתות</w:t>
@@ -4798,12 +4734,12 @@
           <w:tcPr/>
           <w:p>
             <w:pPr>
-              <w:bidi/>
-              <w:pStyle w:val="Compact"/>
-            </w:pPr>
-            <w:r>
-              <w:rPr>
-                <w:rFonts w:ascii="Arial" w:hAnsi="Arial" w:cs="David"/>
+              <w:pStyle w:val="Compact"/>
+              <w:bidi/>
+              <w:jc w:val="left"/>
+            </w:pPr>
+            <w:r>
+              <w:rPr>
                 <w:rtl/>
               </w:rPr>
               <w:t xml:space="preserve">מאות</w:t>
@@ -4814,12 +4750,12 @@
           <w:tcPr/>
           <w:p>
             <w:pPr>
-              <w:bidi/>
-              <w:pStyle w:val="Compact"/>
-            </w:pPr>
-            <w:r>
-              <w:rPr>
-                <w:rFonts w:ascii="Arial" w:hAnsi="Arial" w:cs="David"/>
+              <w:pStyle w:val="Compact"/>
+              <w:bidi/>
+              <w:jc w:val="left"/>
+            </w:pPr>
+            <w:r>
+              <w:rPr>
                 <w:rtl/>
               </w:rPr>
               <w:t xml:space="preserve">מיפוי שטח של המפתח</w:t>
@@ -4830,12 +4766,12 @@
           <w:tcPr/>
           <w:p>
             <w:pPr>
-              <w:bidi/>
-              <w:pStyle w:val="Compact"/>
-            </w:pPr>
-            <w:r>
-              <w:rPr>
-                <w:rFonts w:ascii="Arial" w:hAnsi="Arial" w:cs="David"/>
+              <w:pStyle w:val="Compact"/>
+              <w:bidi/>
+              <w:jc w:val="left"/>
+            </w:pPr>
+            <w:r>
+              <w:rPr>
                 <w:rtl/>
               </w:rPr>
               <w:t xml:space="preserve">Firestore + עותק ב-Room</w:t>
@@ -4846,12 +4782,12 @@
           <w:tcPr/>
           <w:p>
             <w:pPr>
-              <w:bidi/>
-              <w:pStyle w:val="Compact"/>
-            </w:pPr>
-            <w:r>
-              <w:rPr>
-                <w:rFonts w:ascii="Arial" w:hAnsi="Arial" w:cs="David"/>
+              <w:pStyle w:val="Compact"/>
+              <w:bidi/>
+              <w:jc w:val="left"/>
+            </w:pPr>
+            <w:r>
+              <w:rPr>
                 <w:rtl/>
               </w:rPr>
               <w:t xml:space="preserve">ציבורי בתוך בית הספר</w:t>
@@ -4864,12 +4800,12 @@
           <w:tcPr/>
           <w:p>
             <w:pPr>
-              <w:bidi/>
-              <w:pStyle w:val="Compact"/>
-            </w:pPr>
-            <w:r>
-              <w:rPr>
-                <w:rFonts w:ascii="Arial" w:hAnsi="Arial" w:cs="David"/>
+              <w:pStyle w:val="Compact"/>
+              <w:bidi/>
+              <w:jc w:val="left"/>
+            </w:pPr>
+            <w:r>
+              <w:rPr>
                 <w:rtl/>
               </w:rPr>
               <w:t xml:space="preserve">מועדפים וחיפושים אחרונים</w:t>
@@ -4880,12 +4816,12 @@
           <w:tcPr/>
           <w:p>
             <w:pPr>
-              <w:bidi/>
-              <w:pStyle w:val="Compact"/>
-            </w:pPr>
-            <w:r>
-              <w:rPr>
-                <w:rFonts w:ascii="Arial" w:hAnsi="Arial" w:cs="David"/>
+              <w:pStyle w:val="Compact"/>
+              <w:bidi/>
+              <w:jc w:val="left"/>
+            </w:pPr>
+            <w:r>
+              <w:rPr>
                 <w:rtl/>
               </w:rPr>
               <w:t xml:space="preserve">עד עשרות לכל משתמש</w:t>
@@ -4896,12 +4832,12 @@
           <w:tcPr/>
           <w:p>
             <w:pPr>
-              <w:bidi/>
-              <w:pStyle w:val="Compact"/>
-            </w:pPr>
-            <w:r>
-              <w:rPr>
-                <w:rFonts w:ascii="Arial" w:hAnsi="Arial" w:cs="David"/>
+              <w:pStyle w:val="Compact"/>
+              <w:bidi/>
+              <w:jc w:val="left"/>
+            </w:pPr>
+            <w:r>
+              <w:rPr>
                 <w:rtl/>
               </w:rPr>
               <w:t xml:space="preserve">המשתמש</w:t>
@@ -4912,12 +4848,12 @@
           <w:tcPr/>
           <w:p>
             <w:pPr>
-              <w:bidi/>
-              <w:pStyle w:val="Compact"/>
-            </w:pPr>
-            <w:r>
-              <w:rPr>
-                <w:rFonts w:ascii="Arial" w:hAnsi="Arial" w:cs="David"/>
+              <w:pStyle w:val="Compact"/>
+              <w:bidi/>
+              <w:jc w:val="left"/>
+            </w:pPr>
+            <w:r>
+              <w:rPr>
                 <w:rtl/>
               </w:rPr>
               <w:t xml:space="preserve">Room בלבד</w:t>
@@ -4928,12 +4864,12 @@
           <w:tcPr/>
           <w:p>
             <w:pPr>
-              <w:bidi/>
-              <w:pStyle w:val="Compact"/>
-            </w:pPr>
-            <w:r>
-              <w:rPr>
-                <w:rFonts w:ascii="Arial" w:hAnsi="Arial" w:cs="David"/>
+              <w:pStyle w:val="Compact"/>
+              <w:bidi/>
+              <w:jc w:val="left"/>
+            </w:pPr>
+            <w:r>
+              <w:rPr>
                 <w:rtl/>
               </w:rPr>
               <w:t xml:space="preserve">אישי, לא יוצא מהטלפון</w:t>
@@ -4946,12 +4882,12 @@
           <w:tcPr/>
           <w:p>
             <w:pPr>
-              <w:bidi/>
-              <w:pStyle w:val="Compact"/>
-            </w:pPr>
-            <w:r>
-              <w:rPr>
-                <w:rFonts w:ascii="Arial" w:hAnsi="Arial" w:cs="David"/>
+              <w:pStyle w:val="Compact"/>
+              <w:bidi/>
+              <w:jc w:val="left"/>
+            </w:pPr>
+            <w:r>
+              <w:rPr>
                 <w:rtl/>
               </w:rPr>
               <w:t xml:space="preserve">מיקום וכיוון המשתמש</w:t>
@@ -4962,12 +4898,12 @@
           <w:tcPr/>
           <w:p>
             <w:pPr>
-              <w:bidi/>
-              <w:pStyle w:val="Compact"/>
-            </w:pPr>
-            <w:r>
-              <w:rPr>
-                <w:rFonts w:ascii="Arial" w:hAnsi="Arial" w:cs="David"/>
+              <w:pStyle w:val="Compact"/>
+              <w:bidi/>
+              <w:jc w:val="left"/>
+            </w:pPr>
+            <w:r>
+              <w:rPr>
                 <w:rtl/>
               </w:rPr>
               <w:t xml:space="preserve">רציף בזמן ניווט</w:t>
@@ -4978,12 +4914,12 @@
           <w:tcPr/>
           <w:p>
             <w:pPr>
-              <w:bidi/>
-              <w:pStyle w:val="Compact"/>
-            </w:pPr>
-            <w:r>
-              <w:rPr>
-                <w:rFonts w:ascii="Arial" w:hAnsi="Arial" w:cs="David"/>
+              <w:pStyle w:val="Compact"/>
+              <w:bidi/>
+              <w:jc w:val="left"/>
+            </w:pPr>
+            <w:r>
+              <w:rPr>
                 <w:rtl/>
               </w:rPr>
               <w:t xml:space="preserve">חיישני הטלפון</w:t>
@@ -4994,12 +4930,12 @@
           <w:tcPr/>
           <w:p>
             <w:pPr>
-              <w:bidi/>
-              <w:pStyle w:val="Compact"/>
-            </w:pPr>
-            <w:r>
-              <w:rPr>
-                <w:rFonts w:ascii="Arial" w:hAnsi="Arial" w:cs="David"/>
+              <w:pStyle w:val="Compact"/>
+              <w:bidi/>
+              <w:jc w:val="left"/>
+            </w:pPr>
+            <w:r>
+              <w:rPr>
                 <w:rtl/>
               </w:rPr>
               <w:t xml:space="preserve">זיכרון בלבד</w:t>
@@ -5010,12 +4946,12 @@
           <w:tcPr/>
           <w:p>
             <w:pPr>
-              <w:bidi/>
-              <w:pStyle w:val="Compact"/>
-            </w:pPr>
-            <w:r>
-              <w:rPr>
-                <w:rFonts w:ascii="Arial" w:hAnsi="Arial" w:cs="David"/>
+              <w:pStyle w:val="Compact"/>
+              <w:bidi/>
+              <w:jc w:val="left"/>
+            </w:pPr>
+            <w:r>
+              <w:rPr>
                 <w:rtl/>
               </w:rPr>
               <w:t xml:space="preserve">לא נשמר</w:t>
@@ -5028,12 +4964,12 @@
           <w:tcPr/>
           <w:p>
             <w:pPr>
-              <w:bidi/>
-              <w:pStyle w:val="Compact"/>
-            </w:pPr>
-            <w:r>
-              <w:rPr>
-                <w:rFonts w:ascii="Arial" w:hAnsi="Arial" w:cs="David"/>
+              <w:pStyle w:val="Compact"/>
+              <w:bidi/>
+              <w:jc w:val="left"/>
+            </w:pPr>
+            <w:r>
+              <w:rPr>
                 <w:rtl/>
               </w:rPr>
               <w:t xml:space="preserve">תמונות לאימון המודל</w:t>
@@ -5044,12 +4980,12 @@
           <w:tcPr/>
           <w:p>
             <w:pPr>
-              <w:bidi/>
-              <w:pStyle w:val="Compact"/>
-            </w:pPr>
-            <w:r>
-              <w:rPr>
-                <w:rFonts w:ascii="Arial" w:hAnsi="Arial" w:cs="David"/>
+              <w:pStyle w:val="Compact"/>
+              <w:bidi/>
+              <w:jc w:val="left"/>
+            </w:pPr>
+            <w:r>
+              <w:rPr>
                 <w:rtl/>
               </w:rPr>
               <w:t xml:space="preserve">מאות לכל מבנה</w:t>
@@ -5060,12 +4996,12 @@
           <w:tcPr/>
           <w:p>
             <w:pPr>
-              <w:bidi/>
-              <w:pStyle w:val="Compact"/>
-            </w:pPr>
-            <w:r>
-              <w:rPr>
-                <w:rFonts w:ascii="Arial" w:hAnsi="Arial" w:cs="David"/>
+              <w:pStyle w:val="Compact"/>
+              <w:bidi/>
+              <w:jc w:val="left"/>
+            </w:pPr>
+            <w:r>
+              <w:rPr>
                 <w:rtl/>
               </w:rPr>
               <w:t xml:space="preserve">צילום שטח של המפתח</w:t>
@@ -5076,12 +5012,12 @@
           <w:tcPr/>
           <w:p>
             <w:pPr>
-              <w:bidi/>
-              <w:pStyle w:val="Compact"/>
-            </w:pPr>
-            <w:r>
-              <w:rPr>
-                <w:rFonts w:ascii="Arial" w:hAnsi="Arial" w:cs="David"/>
+              <w:pStyle w:val="Compact"/>
+              <w:bidi/>
+              <w:jc w:val="left"/>
+            </w:pPr>
+            <w:r>
+              <w:rPr>
                 <w:rtl/>
               </w:rPr>
               <w:t xml:space="preserve">מחוץ לאפליקציה</w:t>
@@ -5092,12 +5028,12 @@
           <w:tcPr/>
           <w:p>
             <w:pPr>
-              <w:bidi/>
-              <w:pStyle w:val="Compact"/>
-            </w:pPr>
-            <w:r>
-              <w:rPr>
-                <w:rFonts w:ascii="Arial" w:hAnsi="Arial" w:cs="David"/>
+              <w:pStyle w:val="Compact"/>
+              <w:bidi/>
+              <w:jc w:val="left"/>
+            </w:pPr>
+            <w:r>
+              <w:rPr>
                 <w:rtl/>
               </w:rPr>
               <w:t xml:space="preserve">ללא אנשים מזוהים בתמונות</w:t>
@@ -5110,12 +5046,12 @@
           <w:tcPr/>
           <w:p>
             <w:pPr>
-              <w:bidi/>
-              <w:pStyle w:val="Compact"/>
-            </w:pPr>
-            <w:r>
-              <w:rPr>
-                <w:rFonts w:ascii="Arial" w:hAnsi="Arial" w:cs="David"/>
+              <w:pStyle w:val="Compact"/>
+              <w:bidi/>
+              <w:jc w:val="left"/>
+            </w:pPr>
+            <w:r>
+              <w:rPr>
                 <w:rtl/>
               </w:rPr>
               <w:t xml:space="preserve">מודל זיהוי המבנים</w:t>
@@ -5126,12 +5062,12 @@
           <w:tcPr/>
           <w:p>
             <w:pPr>
-              <w:bidi/>
-              <w:pStyle w:val="Compact"/>
-            </w:pPr>
-            <w:r>
-              <w:rPr>
-                <w:rFonts w:ascii="Arial" w:hAnsi="Arial" w:cs="David"/>
+              <w:pStyle w:val="Compact"/>
+              <w:bidi/>
+              <w:jc w:val="left"/>
+            </w:pPr>
+            <w:r>
+              <w:rPr>
                 <w:rtl/>
               </w:rPr>
               <w:t xml:space="preserve">קובץ אחד</w:t>
@@ -5142,12 +5078,12 @@
           <w:tcPr/>
           <w:p>
             <w:pPr>
-              <w:bidi/>
-              <w:pStyle w:val="Compact"/>
-            </w:pPr>
-            <w:r>
-              <w:rPr>
-                <w:rFonts w:ascii="Arial" w:hAnsi="Arial" w:cs="David"/>
+              <w:pStyle w:val="Compact"/>
+              <w:bidi/>
+              <w:jc w:val="left"/>
+            </w:pPr>
+            <w:r>
+              <w:rPr>
                 <w:rtl/>
               </w:rPr>
               <w:t xml:space="preserve">אימון</w:t>
@@ -5158,12 +5094,12 @@
           <w:tcPr/>
           <w:p>
             <w:pPr>
-              <w:bidi/>
-              <w:pStyle w:val="Compact"/>
-            </w:pPr>
-            <w:r>
-              <w:rPr>
-                <w:rFonts w:ascii="Arial" w:hAnsi="Arial" w:cs="David"/>
+              <w:pStyle w:val="Compact"/>
+              <w:bidi/>
+              <w:jc w:val="left"/>
+            </w:pPr>
+            <w:r>
+              <w:rPr>
                 <w:rtl/>
               </w:rPr>
               <w:t xml:space="preserve">בתוך האפליקציה</w:t>
@@ -5174,12 +5110,12 @@
           <w:tcPr/>
           <w:p>
             <w:pPr>
-              <w:bidi/>
-              <w:pStyle w:val="Compact"/>
-            </w:pPr>
-            <w:r>
-              <w:rPr>
-                <w:rFonts w:ascii="Arial" w:hAnsi="Arial" w:cs="David"/>
+              <w:pStyle w:val="Compact"/>
+              <w:bidi/>
+              <w:jc w:val="left"/>
+            </w:pPr>
+            <w:r>
+              <w:rPr>
                 <w:rtl/>
               </w:rPr>
               <w:t xml:space="preserve">—</w:t>
@@ -5190,32 +5126,29 @@
     </w:tbl>
     <w:p>
       <w:pPr>
-        <w:bidi/>
         <w:numPr>
           <w:ilvl w:val="0"/>
           <w:numId w:val="1006"/>
         </w:numPr>
         <w:pStyle w:val="Compact"/>
+        <w:bidi/>
       </w:pPr>
       <w:r>
         <w:rPr>
-          <w:rFonts w:ascii="Arial" w:hAnsi="Arial" w:cs="David"/>
+          <w:rtl/>
           <w:bCs/>
           <w:b/>
-          <w:rtl/>
         </w:rPr>
         <w:t xml:space="preserve">שלמות נתונים:</w:t>
       </w:r>
       <w:r>
         <w:rPr>
-          <w:rFonts w:ascii="Arial" w:hAnsi="Arial" w:cs="David"/>
           <w:rtl/>
         </w:rPr>
         <w:t xml:space="preserve"> </w:t>
       </w:r>
       <w:r>
         <w:rPr>
-          <w:rFonts w:ascii="Arial" w:hAnsi="Arial" w:cs="David"/>
           <w:rtl/>
         </w:rPr>
         <w:t xml:space="preserve">לכל חדר חייבת להיות נקודת כניסה קיימת, ולכל קשת שתי נקודות קיימות. הסנכרון דוחה נתונים שלא עומדים בכך.</w:t>
@@ -5223,47 +5156,41 @@
     </w:p>
     <w:p>
       <w:pPr>
-        <w:bidi/>
         <w:numPr>
           <w:ilvl w:val="0"/>
           <w:numId w:val="1006"/>
         </w:numPr>
         <w:pStyle w:val="Compact"/>
+        <w:bidi/>
       </w:pPr>
       <w:r>
         <w:rPr>
-          <w:rFonts w:ascii="Arial" w:hAnsi="Arial" w:cs="David"/>
+          <w:rtl/>
           <w:bCs/>
           <w:b/>
-          <w:rtl/>
         </w:rPr>
         <w:t xml:space="preserve">גרסאות:</w:t>
       </w:r>
       <w:r>
         <w:rPr>
-          <w:rFonts w:ascii="Arial" w:hAnsi="Arial" w:cs="David"/>
           <w:rtl/>
         </w:rPr>
         <w:t xml:space="preserve"> </w:t>
       </w:r>
       <w:r>
         <w:rPr>
-          <w:rFonts w:ascii="Arial" w:hAnsi="Arial" w:cs="David"/>
           <w:rtl/>
         </w:rPr>
         <w:t xml:space="preserve">לכל סנכרון יש מספר גרסה, והאפליקציה מורידה נתונים רק כשהגרסה בענן חדשה יותר.</w:t>
       </w:r>
     </w:p>
-    <w:bookmarkEnd w:id="45"/>
-    <w:bookmarkStart w:id="48" w:name="אימות"/>
     <w:p>
       <w:pPr>
+        <w:pStyle w:val="Heading2"/>
         <w:bidi/>
-        <w:pStyle w:val="Heading2"/>
       </w:pPr>
       <w:r>
         <w:rPr>
-          <w:rFonts w:ascii="Arial" w:hAnsi="Arial" w:cs="David"/>
           <w:rtl/>
         </w:rPr>
         <w:t xml:space="preserve">8. אימות</w:t>
@@ -5275,21 +5202,18 @@
       </w:pPr>
       <w:r>
         <w:rPr>
-          <w:rFonts w:ascii="Arial" w:hAnsi="Arial" w:cs="David"/>
           <w:rtl/>
         </w:rPr>
         <w:t xml:space="preserve">לכל דרישה פונקציונלית יש בדיקת קבלה אחת לפחות, ומטריצת העקיבות מראה איך כל דרישה עוברת דרך מקרה שימוש, מחלקה, בדיקה ומטלה.</w:t>
       </w:r>
     </w:p>
-    <w:bookmarkStart w:id="46" w:name="בדיקות-קבלה"/>
     <w:p>
       <w:pPr>
+        <w:pStyle w:val="Heading3"/>
         <w:bidi/>
-        <w:pStyle w:val="Heading3"/>
       </w:pPr>
       <w:r>
         <w:rPr>
-          <w:rFonts w:ascii="Arial" w:hAnsi="Arial" w:cs="David"/>
           <w:rtl/>
         </w:rPr>
         <w:t xml:space="preserve">8.1 בדיקות קבלה</w:t>
@@ -5325,12 +5249,12 @@
           <w:tcPr/>
           <w:p>
             <w:pPr>
-              <w:bidi/>
-              <w:pStyle w:val="Compact"/>
-            </w:pPr>
-            <w:r>
-              <w:rPr>
-                <w:rFonts w:ascii="Arial" w:hAnsi="Arial" w:cs="David"/>
+              <w:pStyle w:val="Compact"/>
+              <w:bidi/>
+              <w:jc w:val="left"/>
+            </w:pPr>
+            <w:r>
+              <w:rPr>
                 <w:rtl/>
               </w:rPr>
               <w:t xml:space="preserve">מזהה</w:t>
@@ -5341,12 +5265,12 @@
           <w:tcPr/>
           <w:p>
             <w:pPr>
-              <w:bidi/>
-              <w:pStyle w:val="Compact"/>
-            </w:pPr>
-            <w:r>
-              <w:rPr>
-                <w:rFonts w:ascii="Arial" w:hAnsi="Arial" w:cs="David"/>
+              <w:pStyle w:val="Compact"/>
+              <w:bidi/>
+              <w:jc w:val="left"/>
+            </w:pPr>
+            <w:r>
+              <w:rPr>
                 <w:rtl/>
               </w:rPr>
               <w:t xml:space="preserve">בודקת את</w:t>
@@ -5357,12 +5281,12 @@
           <w:tcPr/>
           <w:p>
             <w:pPr>
-              <w:bidi/>
-              <w:pStyle w:val="Compact"/>
-            </w:pPr>
-            <w:r>
-              <w:rPr>
-                <w:rFonts w:ascii="Arial" w:hAnsi="Arial" w:cs="David"/>
+              <w:pStyle w:val="Compact"/>
+              <w:bidi/>
+              <w:jc w:val="left"/>
+            </w:pPr>
+            <w:r>
+              <w:rPr>
                 <w:rtl/>
               </w:rPr>
               <w:t xml:space="preserve">איך בודקים</w:t>
@@ -5373,12 +5297,12 @@
           <w:tcPr/>
           <w:p>
             <w:pPr>
-              <w:bidi/>
-              <w:pStyle w:val="Compact"/>
-            </w:pPr>
-            <w:r>
-              <w:rPr>
-                <w:rFonts w:ascii="Arial" w:hAnsi="Arial" w:cs="David"/>
+              <w:pStyle w:val="Compact"/>
+              <w:bidi/>
+              <w:jc w:val="left"/>
+            </w:pPr>
+            <w:r>
+              <w:rPr>
                 <w:rtl/>
               </w:rPr>
               <w:t xml:space="preserve">תוצאה צפויה</w:t>
@@ -5391,12 +5315,13 @@
           <w:tcPr/>
           <w:p>
             <w:pPr>
-              <w:bidi/>
-              <w:pStyle w:val="Compact"/>
-            </w:pPr>
-            <w:r>
-              <w:rPr>
-                <w:rFonts w:ascii="Arial" w:hAnsi="Arial" w:cs="David"/>
+              <w:pStyle w:val="Compact"/>
+              <w:bidi/>
+              <w:jc w:val="left"/>
+            </w:pPr>
+            <w:r>
+              <w:rPr>
+                <w:rtl/>
               </w:rPr>
               <w:t xml:space="preserve">AT-01</w:t>
             </w:r>
@@ -5406,12 +5331,13 @@
           <w:tcPr/>
           <w:p>
             <w:pPr>
-              <w:bidi/>
-              <w:pStyle w:val="Compact"/>
-            </w:pPr>
-            <w:r>
-              <w:rPr>
-                <w:rFonts w:ascii="Arial" w:hAnsi="Arial" w:cs="David"/>
+              <w:pStyle w:val="Compact"/>
+              <w:bidi/>
+              <w:jc w:val="left"/>
+            </w:pPr>
+            <w:r>
+              <w:rPr>
+                <w:rtl/>
               </w:rPr>
               <w:t xml:space="preserve">FR-01</w:t>
             </w:r>
@@ -5421,88 +5347,78 @@
           <w:tcPr/>
           <w:p>
             <w:pPr>
-              <w:bidi/>
-              <w:pStyle w:val="Compact"/>
-            </w:pPr>
-            <w:r>
-              <w:rPr>
-                <w:rFonts w:ascii="Arial" w:hAnsi="Arial" w:cs="David"/>
+              <w:pStyle w:val="Compact"/>
+              <w:bidi/>
+              <w:jc w:val="left"/>
+            </w:pPr>
+            <w:r>
+              <w:rPr>
                 <w:rtl/>
               </w:rPr>
               <w:t xml:space="preserve">הקלדת</w:t>
             </w:r>
             <w:r>
               <w:rPr>
-                <w:rFonts w:ascii="Arial" w:hAnsi="Arial" w:cs="David"/>
                 <w:rtl/>
               </w:rPr>
               <w:t xml:space="preserve"> </w:t>
             </w:r>
             <w:r>
               <w:rPr>
-                <w:rFonts w:ascii="Arial" w:hAnsi="Arial" w:cs="David"/>
                 <w:rtl/>
               </w:rPr>
               <w:t xml:space="preserve">“</w:t>
             </w:r>
             <w:r>
               <w:rPr>
-                <w:rFonts w:ascii="Arial" w:hAnsi="Arial" w:cs="David"/>
+                <w:rtl/>
               </w:rPr>
               <w:t xml:space="preserve">42</w:t>
             </w:r>
             <w:r>
               <w:rPr>
-                <w:rFonts w:ascii="Arial" w:hAnsi="Arial" w:cs="David"/>
                 <w:rtl/>
               </w:rPr>
               <w:t xml:space="preserve">”</w:t>
             </w:r>
             <w:r>
               <w:rPr>
-                <w:rFonts w:ascii="Arial" w:hAnsi="Arial" w:cs="David"/>
                 <w:rtl/>
               </w:rPr>
               <w:t xml:space="preserve">,</w:t>
             </w:r>
             <w:r>
               <w:rPr>
-                <w:rFonts w:ascii="Arial" w:hAnsi="Arial" w:cs="David"/>
                 <w:rtl/>
               </w:rPr>
               <w:t xml:space="preserve"> </w:t>
             </w:r>
             <w:r>
               <w:rPr>
-                <w:rFonts w:ascii="Arial" w:hAnsi="Arial" w:cs="David"/>
                 <w:rtl/>
               </w:rPr>
               <w:t xml:space="preserve">“</w:t>
             </w:r>
             <w:r>
               <w:rPr>
-                <w:rFonts w:ascii="Arial" w:hAnsi="Arial" w:cs="David"/>
                 <w:rtl/>
               </w:rPr>
               <w:t xml:space="preserve">ספרייה</w:t>
             </w:r>
             <w:r>
               <w:rPr>
-                <w:rFonts w:ascii="Arial" w:hAnsi="Arial" w:cs="David"/>
                 <w:rtl/>
               </w:rPr>
               <w:t xml:space="preserve">”</w:t>
             </w:r>
             <w:r>
               <w:rPr>
-                <w:rFonts w:ascii="Arial" w:hAnsi="Arial" w:cs="David"/>
                 <w:rtl/>
               </w:rPr>
               <w:t xml:space="preserve"> </w:t>
             </w:r>
             <w:r>
               <w:rPr>
-                <w:rFonts w:ascii="Arial" w:hAnsi="Arial" w:cs="David"/>
                 <w:rtl/>
               </w:rPr>
               <w:t xml:space="preserve">ו”רכזת שכבה ט”</w:t>
@@ -5513,12 +5429,12 @@
           <w:tcPr/>
           <w:p>
             <w:pPr>
-              <w:bidi/>
-              <w:pStyle w:val="Compact"/>
-            </w:pPr>
-            <w:r>
-              <w:rPr>
-                <w:rFonts w:ascii="Arial" w:hAnsi="Arial" w:cs="David"/>
+              <w:pStyle w:val="Compact"/>
+              <w:bidi/>
+              <w:jc w:val="left"/>
+            </w:pPr>
+            <w:r>
+              <w:rPr>
                 <w:rtl/>
               </w:rPr>
               <w:t xml:space="preserve">בכל חיפוש היעד הנכון מופיע ראשון</w:t>
@@ -5531,12 +5447,13 @@
           <w:tcPr/>
           <w:p>
             <w:pPr>
-              <w:bidi/>
-              <w:pStyle w:val="Compact"/>
-            </w:pPr>
-            <w:r>
-              <w:rPr>
-                <w:rFonts w:ascii="Arial" w:hAnsi="Arial" w:cs="David"/>
+              <w:pStyle w:val="Compact"/>
+              <w:bidi/>
+              <w:jc w:val="left"/>
+            </w:pPr>
+            <w:r>
+              <w:rPr>
+                <w:rtl/>
               </w:rPr>
               <w:t xml:space="preserve">AT-02</w:t>
             </w:r>
@@ -5546,12 +5463,13 @@
           <w:tcPr/>
           <w:p>
             <w:pPr>
-              <w:bidi/>
-              <w:pStyle w:val="Compact"/>
-            </w:pPr>
-            <w:r>
-              <w:rPr>
-                <w:rFonts w:ascii="Arial" w:hAnsi="Arial" w:cs="David"/>
+              <w:pStyle w:val="Compact"/>
+              <w:bidi/>
+              <w:jc w:val="left"/>
+            </w:pPr>
+            <w:r>
+              <w:rPr>
+                <w:rtl/>
               </w:rPr>
               <w:t xml:space="preserve">FR-02</w:t>
             </w:r>
@@ -5561,12 +5479,12 @@
           <w:tcPr/>
           <w:p>
             <w:pPr>
-              <w:bidi/>
-              <w:pStyle w:val="Compact"/>
-            </w:pPr>
-            <w:r>
-              <w:rPr>
-                <w:rFonts w:ascii="Arial" w:hAnsi="Arial" w:cs="David"/>
+              <w:pStyle w:val="Compact"/>
+              <w:bidi/>
+              <w:jc w:val="left"/>
+            </w:pPr>
+            <w:r>
+              <w:rPr>
                 <w:rtl/>
               </w:rPr>
               <w:t xml:space="preserve">שמירת 3 מועדפים, סגירת האפליקציה ופתיחתה</w:t>
@@ -5577,12 +5495,12 @@
           <w:tcPr/>
           <w:p>
             <w:pPr>
-              <w:bidi/>
-              <w:pStyle w:val="Compact"/>
-            </w:pPr>
-            <w:r>
-              <w:rPr>
-                <w:rFonts w:ascii="Arial" w:hAnsi="Arial" w:cs="David"/>
+              <w:pStyle w:val="Compact"/>
+              <w:bidi/>
+              <w:jc w:val="left"/>
+            </w:pPr>
+            <w:r>
+              <w:rPr>
                 <w:rtl/>
               </w:rPr>
               <w:t xml:space="preserve">המועדפים נשמרו</w:t>
@@ -5595,12 +5513,13 @@
           <w:tcPr/>
           <w:p>
             <w:pPr>
-              <w:bidi/>
-              <w:pStyle w:val="Compact"/>
-            </w:pPr>
-            <w:r>
-              <w:rPr>
-                <w:rFonts w:ascii="Arial" w:hAnsi="Arial" w:cs="David"/>
+              <w:pStyle w:val="Compact"/>
+              <w:bidi/>
+              <w:jc w:val="left"/>
+            </w:pPr>
+            <w:r>
+              <w:rPr>
+                <w:rtl/>
               </w:rPr>
               <w:t xml:space="preserve">AT-03</w:t>
             </w:r>
@@ -5610,12 +5529,13 @@
           <w:tcPr/>
           <w:p>
             <w:pPr>
-              <w:bidi/>
-              <w:pStyle w:val="Compact"/>
-            </w:pPr>
-            <w:r>
-              <w:rPr>
-                <w:rFonts w:ascii="Arial" w:hAnsi="Arial" w:cs="David"/>
+              <w:pStyle w:val="Compact"/>
+              <w:bidi/>
+              <w:jc w:val="left"/>
+            </w:pPr>
+            <w:r>
+              <w:rPr>
+                <w:rtl/>
               </w:rPr>
               <w:t xml:space="preserve">FR-03</w:t>
             </w:r>
@@ -5625,12 +5545,12 @@
           <w:tcPr/>
           <w:p>
             <w:pPr>
-              <w:bidi/>
-              <w:pStyle w:val="Compact"/>
-            </w:pPr>
-            <w:r>
-              <w:rPr>
-                <w:rFonts w:ascii="Arial" w:hAnsi="Arial" w:cs="David"/>
+              <w:pStyle w:val="Compact"/>
+              <w:bidi/>
+              <w:jc w:val="left"/>
+            </w:pPr>
+            <w:r>
+              <w:rPr>
                 <w:rtl/>
               </w:rPr>
               <w:t xml:space="preserve">בדיקת יחידה על גרף קטן עם מסלולים ידועים</w:t>
@@ -5641,12 +5561,12 @@
           <w:tcPr/>
           <w:p>
             <w:pPr>
-              <w:bidi/>
-              <w:pStyle w:val="Compact"/>
-            </w:pPr>
-            <w:r>
-              <w:rPr>
-                <w:rFonts w:ascii="Arial" w:hAnsi="Arial" w:cs="David"/>
+              <w:pStyle w:val="Compact"/>
+              <w:bidi/>
+              <w:jc w:val="left"/>
+            </w:pPr>
+            <w:r>
+              <w:rPr>
                 <w:rtl/>
               </w:rPr>
               <w:t xml:space="preserve">המסלול הקצר שחושב ידנית</w:t>
@@ -5659,12 +5579,13 @@
           <w:tcPr/>
           <w:p>
             <w:pPr>
-              <w:bidi/>
-              <w:pStyle w:val="Compact"/>
-            </w:pPr>
-            <w:r>
-              <w:rPr>
-                <w:rFonts w:ascii="Arial" w:hAnsi="Arial" w:cs="David"/>
+              <w:pStyle w:val="Compact"/>
+              <w:bidi/>
+              <w:jc w:val="left"/>
+            </w:pPr>
+            <w:r>
+              <w:rPr>
+                <w:rtl/>
               </w:rPr>
               <w:t xml:space="preserve">AT-04</w:t>
             </w:r>
@@ -5674,12 +5595,13 @@
           <w:tcPr/>
           <w:p>
             <w:pPr>
-              <w:bidi/>
-              <w:pStyle w:val="Compact"/>
-            </w:pPr>
-            <w:r>
-              <w:rPr>
-                <w:rFonts w:ascii="Arial" w:hAnsi="Arial" w:cs="David"/>
+              <w:pStyle w:val="Compact"/>
+              <w:bidi/>
+              <w:jc w:val="left"/>
+            </w:pPr>
+            <w:r>
+              <w:rPr>
+                <w:rtl/>
               </w:rPr>
               <w:t xml:space="preserve">FR-04</w:t>
             </w:r>
@@ -5689,12 +5611,12 @@
           <w:tcPr/>
           <w:p>
             <w:pPr>
-              <w:bidi/>
-              <w:pStyle w:val="Compact"/>
-            </w:pPr>
-            <w:r>
-              <w:rPr>
-                <w:rFonts w:ascii="Arial" w:hAnsi="Arial" w:cs="David"/>
+              <w:pStyle w:val="Compact"/>
+              <w:bidi/>
+              <w:jc w:val="left"/>
+            </w:pPr>
+            <w:r>
+              <w:rPr>
                 <w:rtl/>
               </w:rPr>
               <w:t xml:space="preserve">הליכה עם מסך המצלמה ממזכירות לחדר 42</w:t>
@@ -5705,12 +5627,12 @@
           <w:tcPr/>
           <w:p>
             <w:pPr>
-              <w:bidi/>
-              <w:pStyle w:val="Compact"/>
-            </w:pPr>
-            <w:r>
-              <w:rPr>
-                <w:rFonts w:ascii="Arial" w:hAnsi="Arial" w:cs="David"/>
+              <w:pStyle w:val="Compact"/>
+              <w:bidi/>
+              <w:jc w:val="left"/>
+            </w:pPr>
+            <w:r>
+              <w:rPr>
                 <w:rtl/>
               </w:rPr>
               <w:t xml:space="preserve">החץ מצביע לשביל הנכון בכל צומת</w:t>
@@ -5723,12 +5645,13 @@
           <w:tcPr/>
           <w:p>
             <w:pPr>
-              <w:bidi/>
-              <w:pStyle w:val="Compact"/>
-            </w:pPr>
-            <w:r>
-              <w:rPr>
-                <w:rFonts w:ascii="Arial" w:hAnsi="Arial" w:cs="David"/>
+              <w:pStyle w:val="Compact"/>
+              <w:bidi/>
+              <w:jc w:val="left"/>
+            </w:pPr>
+            <w:r>
+              <w:rPr>
+                <w:rtl/>
               </w:rPr>
               <w:t xml:space="preserve">AT-05</w:t>
             </w:r>
@@ -5738,12 +5661,13 @@
           <w:tcPr/>
           <w:p>
             <w:pPr>
-              <w:bidi/>
-              <w:pStyle w:val="Compact"/>
-            </w:pPr>
-            <w:r>
-              <w:rPr>
-                <w:rFonts w:ascii="Arial" w:hAnsi="Arial" w:cs="David"/>
+              <w:pStyle w:val="Compact"/>
+              <w:bidi/>
+              <w:jc w:val="left"/>
+            </w:pPr>
+            <w:r>
+              <w:rPr>
+                <w:rtl/>
               </w:rPr>
               <w:t xml:space="preserve">FR-05</w:t>
             </w:r>
@@ -5753,12 +5677,12 @@
           <w:tcPr/>
           <w:p>
             <w:pPr>
-              <w:bidi/>
-              <w:pStyle w:val="Compact"/>
-            </w:pPr>
-            <w:r>
-              <w:rPr>
-                <w:rFonts w:ascii="Arial" w:hAnsi="Arial" w:cs="David"/>
+              <w:pStyle w:val="Compact"/>
+              <w:bidi/>
+              <w:jc w:val="left"/>
+            </w:pPr>
+            <w:r>
+              <w:rPr>
                 <w:rtl/>
               </w:rPr>
               <w:t xml:space="preserve">פתיחת מסך המפה בשלוש נקודות בקמפוס</w:t>
@@ -5769,12 +5693,12 @@
           <w:tcPr/>
           <w:p>
             <w:pPr>
-              <w:bidi/>
-              <w:pStyle w:val="Compact"/>
-            </w:pPr>
-            <w:r>
-              <w:rPr>
-                <w:rFonts w:ascii="Arial" w:hAnsi="Arial" w:cs="David"/>
+              <w:pStyle w:val="Compact"/>
+              <w:bidi/>
+              <w:jc w:val="left"/>
+            </w:pPr>
+            <w:r>
+              <w:rPr>
                 <w:rtl/>
               </w:rPr>
               <w:t xml:space="preserve">המיקום והמסלול מוצגים במקום הנכון</w:t>
@@ -5787,12 +5711,13 @@
           <w:tcPr/>
           <w:p>
             <w:pPr>
-              <w:bidi/>
-              <w:pStyle w:val="Compact"/>
-            </w:pPr>
-            <w:r>
-              <w:rPr>
-                <w:rFonts w:ascii="Arial" w:hAnsi="Arial" w:cs="David"/>
+              <w:pStyle w:val="Compact"/>
+              <w:bidi/>
+              <w:jc w:val="left"/>
+            </w:pPr>
+            <w:r>
+              <w:rPr>
+                <w:rtl/>
               </w:rPr>
               <w:t xml:space="preserve">AT-06</w:t>
             </w:r>
@@ -5802,12 +5727,13 @@
           <w:tcPr/>
           <w:p>
             <w:pPr>
-              <w:bidi/>
-              <w:pStyle w:val="Compact"/>
-            </w:pPr>
-            <w:r>
-              <w:rPr>
-                <w:rFonts w:ascii="Arial" w:hAnsi="Arial" w:cs="David"/>
+              <w:pStyle w:val="Compact"/>
+              <w:bidi/>
+              <w:jc w:val="left"/>
+            </w:pPr>
+            <w:r>
+              <w:rPr>
+                <w:rtl/>
               </w:rPr>
               <w:t xml:space="preserve">FR-06</w:t>
             </w:r>
@@ -5817,12 +5743,12 @@
           <w:tcPr/>
           <w:p>
             <w:pPr>
-              <w:bidi/>
-              <w:pStyle w:val="Compact"/>
-            </w:pPr>
-            <w:r>
-              <w:rPr>
-                <w:rFonts w:ascii="Arial" w:hAnsi="Arial" w:cs="David"/>
+              <w:pStyle w:val="Compact"/>
+              <w:bidi/>
+              <w:jc w:val="left"/>
+            </w:pPr>
+            <w:r>
+              <w:rPr>
                 <w:rtl/>
               </w:rPr>
               <w:t xml:space="preserve">הליכה עד דלת היעד</w:t>
@@ -5833,12 +5759,12 @@
           <w:tcPr/>
           <w:p>
             <w:pPr>
-              <w:bidi/>
-              <w:pStyle w:val="Compact"/>
-            </w:pPr>
-            <w:r>
-              <w:rPr>
-                <w:rFonts w:ascii="Arial" w:hAnsi="Arial" w:cs="David"/>
+              <w:pStyle w:val="Compact"/>
+              <w:bidi/>
+              <w:jc w:val="left"/>
+            </w:pPr>
+            <w:r>
+              <w:rPr>
                 <w:rtl/>
               </w:rPr>
               <w:t xml:space="preserve">ההודעה מופיעה מול הדלת ולא לפני כן</w:t>
@@ -5851,12 +5777,13 @@
           <w:tcPr/>
           <w:p>
             <w:pPr>
-              <w:bidi/>
-              <w:pStyle w:val="Compact"/>
-            </w:pPr>
-            <w:r>
-              <w:rPr>
-                <w:rFonts w:ascii="Arial" w:hAnsi="Arial" w:cs="David"/>
+              <w:pStyle w:val="Compact"/>
+              <w:bidi/>
+              <w:jc w:val="left"/>
+            </w:pPr>
+            <w:r>
+              <w:rPr>
+                <w:rtl/>
               </w:rPr>
               <w:t xml:space="preserve">AT-07</w:t>
             </w:r>
@@ -5866,12 +5793,13 @@
           <w:tcPr/>
           <w:p>
             <w:pPr>
-              <w:bidi/>
-              <w:pStyle w:val="Compact"/>
-            </w:pPr>
-            <w:r>
-              <w:rPr>
-                <w:rFonts w:ascii="Arial" w:hAnsi="Arial" w:cs="David"/>
+              <w:pStyle w:val="Compact"/>
+              <w:bidi/>
+              <w:jc w:val="left"/>
+            </w:pPr>
+            <w:r>
+              <w:rPr>
+                <w:rtl/>
               </w:rPr>
               <w:t xml:space="preserve">FR-07</w:t>
             </w:r>
@@ -5881,12 +5809,12 @@
           <w:tcPr/>
           <w:p>
             <w:pPr>
-              <w:bidi/>
-              <w:pStyle w:val="Compact"/>
-            </w:pPr>
-            <w:r>
-              <w:rPr>
-                <w:rFonts w:ascii="Arial" w:hAnsi="Arial" w:cs="David"/>
+              <w:pStyle w:val="Compact"/>
+              <w:bidi/>
+              <w:jc w:val="left"/>
+            </w:pPr>
+            <w:r>
+              <w:rPr>
                 <w:rtl/>
               </w:rPr>
               <w:t xml:space="preserve">הפניית המצלמה ל-5 מבנים שונים</w:t>
@@ -5897,12 +5825,12 @@
           <w:tcPr/>
           <w:p>
             <w:pPr>
-              <w:bidi/>
-              <w:pStyle w:val="Compact"/>
-            </w:pPr>
-            <w:r>
-              <w:rPr>
-                <w:rFonts w:ascii="Arial" w:hAnsi="Arial" w:cs="David"/>
+              <w:pStyle w:val="Compact"/>
+              <w:bidi/>
+              <w:jc w:val="left"/>
+            </w:pPr>
+            <w:r>
+              <w:rPr>
                 <w:rtl/>
               </w:rPr>
               <w:t xml:space="preserve">המבנה מזוהה והמיקום קופץ לשביל שמולו</w:t>
@@ -5915,12 +5843,13 @@
           <w:tcPr/>
           <w:p>
             <w:pPr>
-              <w:bidi/>
-              <w:pStyle w:val="Compact"/>
-            </w:pPr>
-            <w:r>
-              <w:rPr>
-                <w:rFonts w:ascii="Arial" w:hAnsi="Arial" w:cs="David"/>
+              <w:pStyle w:val="Compact"/>
+              <w:bidi/>
+              <w:jc w:val="left"/>
+            </w:pPr>
+            <w:r>
+              <w:rPr>
+                <w:rtl/>
               </w:rPr>
               <w:t xml:space="preserve">AT-08</w:t>
             </w:r>
@@ -5930,12 +5859,13 @@
           <w:tcPr/>
           <w:p>
             <w:pPr>
-              <w:bidi/>
-              <w:pStyle w:val="Compact"/>
-            </w:pPr>
-            <w:r>
-              <w:rPr>
-                <w:rFonts w:ascii="Arial" w:hAnsi="Arial" w:cs="David"/>
+              <w:pStyle w:val="Compact"/>
+              <w:bidi/>
+              <w:jc w:val="left"/>
+            </w:pPr>
+            <w:r>
+              <w:rPr>
+                <w:rtl/>
               </w:rPr>
               <w:t xml:space="preserve">FR-08</w:t>
             </w:r>
@@ -5945,12 +5875,12 @@
           <w:tcPr/>
           <w:p>
             <w:pPr>
-              <w:bidi/>
-              <w:pStyle w:val="Compact"/>
-            </w:pPr>
-            <w:r>
-              <w:rPr>
-                <w:rFonts w:ascii="Arial" w:hAnsi="Arial" w:cs="David"/>
+              <w:pStyle w:val="Compact"/>
+              <w:bidi/>
+              <w:jc w:val="left"/>
+            </w:pPr>
+            <w:r>
+              <w:rPr>
                 <w:rtl/>
               </w:rPr>
               <w:t xml:space="preserve">סימון מיקום ידני במפה</w:t>
@@ -5961,12 +5891,12 @@
           <w:tcPr/>
           <w:p>
             <w:pPr>
-              <w:bidi/>
-              <w:pStyle w:val="Compact"/>
-            </w:pPr>
-            <w:r>
-              <w:rPr>
-                <w:rFonts w:ascii="Arial" w:hAnsi="Arial" w:cs="David"/>
+              <w:pStyle w:val="Compact"/>
+              <w:bidi/>
+              <w:jc w:val="left"/>
+            </w:pPr>
+            <w:r>
+              <w:rPr>
                 <w:rtl/>
               </w:rPr>
               <w:t xml:space="preserve">המסלול מחושב מחדש מהנקודה שסומנה</w:t>
@@ -5979,12 +5909,13 @@
           <w:tcPr/>
           <w:p>
             <w:pPr>
-              <w:bidi/>
-              <w:pStyle w:val="Compact"/>
-            </w:pPr>
-            <w:r>
-              <w:rPr>
-                <w:rFonts w:ascii="Arial" w:hAnsi="Arial" w:cs="David"/>
+              <w:pStyle w:val="Compact"/>
+              <w:bidi/>
+              <w:jc w:val="left"/>
+            </w:pPr>
+            <w:r>
+              <w:rPr>
+                <w:rtl/>
               </w:rPr>
               <w:t xml:space="preserve">AT-09</w:t>
             </w:r>
@@ -5994,12 +5925,13 @@
           <w:tcPr/>
           <w:p>
             <w:pPr>
-              <w:bidi/>
-              <w:pStyle w:val="Compact"/>
-            </w:pPr>
-            <w:r>
-              <w:rPr>
-                <w:rFonts w:ascii="Arial" w:hAnsi="Arial" w:cs="David"/>
+              <w:pStyle w:val="Compact"/>
+              <w:bidi/>
+              <w:jc w:val="left"/>
+            </w:pPr>
+            <w:r>
+              <w:rPr>
+                <w:rtl/>
               </w:rPr>
               <w:t xml:space="preserve">FR-09</w:t>
             </w:r>
@@ -6009,12 +5941,12 @@
           <w:tcPr/>
           <w:p>
             <w:pPr>
-              <w:bidi/>
-              <w:pStyle w:val="Compact"/>
-            </w:pPr>
-            <w:r>
-              <w:rPr>
-                <w:rFonts w:ascii="Arial" w:hAnsi="Arial" w:cs="David"/>
+              <w:pStyle w:val="Compact"/>
+              <w:bidi/>
+              <w:jc w:val="left"/>
+            </w:pPr>
+            <w:r>
+              <w:rPr>
                 <w:rtl/>
               </w:rPr>
               <w:t xml:space="preserve">סנכרון, מעבר למצב טיסה וניווט</w:t>
@@ -6025,12 +5957,12 @@
           <w:tcPr/>
           <w:p>
             <w:pPr>
-              <w:bidi/>
-              <w:pStyle w:val="Compact"/>
-            </w:pPr>
-            <w:r>
-              <w:rPr>
-                <w:rFonts w:ascii="Arial" w:hAnsi="Arial" w:cs="David"/>
+              <w:pStyle w:val="Compact"/>
+              <w:bidi/>
+              <w:jc w:val="left"/>
+            </w:pPr>
+            <w:r>
+              <w:rPr>
                 <w:rtl/>
               </w:rPr>
               <w:t xml:space="preserve">הניווט עובד</w:t>
@@ -6043,12 +5975,13 @@
           <w:tcPr/>
           <w:p>
             <w:pPr>
-              <w:bidi/>
-              <w:pStyle w:val="Compact"/>
-            </w:pPr>
-            <w:r>
-              <w:rPr>
-                <w:rFonts w:ascii="Arial" w:hAnsi="Arial" w:cs="David"/>
+              <w:pStyle w:val="Compact"/>
+              <w:bidi/>
+              <w:jc w:val="left"/>
+            </w:pPr>
+            <w:r>
+              <w:rPr>
+                <w:rtl/>
               </w:rPr>
               <w:t xml:space="preserve">AT-10</w:t>
             </w:r>
@@ -6058,12 +5991,13 @@
           <w:tcPr/>
           <w:p>
             <w:pPr>
-              <w:bidi/>
-              <w:pStyle w:val="Compact"/>
-            </w:pPr>
-            <w:r>
-              <w:rPr>
-                <w:rFonts w:ascii="Arial" w:hAnsi="Arial" w:cs="David"/>
+              <w:pStyle w:val="Compact"/>
+              <w:bidi/>
+              <w:jc w:val="left"/>
+            </w:pPr>
+            <w:r>
+              <w:rPr>
+                <w:rtl/>
               </w:rPr>
               <w:t xml:space="preserve">FR-10</w:t>
             </w:r>
@@ -6073,12 +6007,12 @@
           <w:tcPr/>
           <w:p>
             <w:pPr>
-              <w:bidi/>
-              <w:pStyle w:val="Compact"/>
-            </w:pPr>
-            <w:r>
-              <w:rPr>
-                <w:rFonts w:ascii="Arial" w:hAnsi="Arial" w:cs="David"/>
+              <w:pStyle w:val="Compact"/>
+              <w:bidi/>
+              <w:jc w:val="left"/>
+            </w:pPr>
+            <w:r>
+              <w:rPr>
                 <w:rtl/>
               </w:rPr>
               <w:t xml:space="preserve">עדכון בעל תפקיד עם חשבון צוות, ובלי התחברות</w:t>
@@ -6089,12 +6023,12 @@
           <w:tcPr/>
           <w:p>
             <w:pPr>
-              <w:bidi/>
-              <w:pStyle w:val="Compact"/>
-            </w:pPr>
-            <w:r>
-              <w:rPr>
-                <w:rFonts w:ascii="Arial" w:hAnsi="Arial" w:cs="David"/>
+              <w:pStyle w:val="Compact"/>
+              <w:bidi/>
+              <w:jc w:val="left"/>
+            </w:pPr>
+            <w:r>
+              <w:rPr>
                 <w:rtl/>
               </w:rPr>
               <w:t xml:space="preserve">עם התחברות מצליח; בלי התחברות נדחה</w:t>
@@ -6107,12 +6041,13 @@
           <w:tcPr/>
           <w:p>
             <w:pPr>
-              <w:bidi/>
-              <w:pStyle w:val="Compact"/>
-            </w:pPr>
-            <w:r>
-              <w:rPr>
-                <w:rFonts w:ascii="Arial" w:hAnsi="Arial" w:cs="David"/>
+              <w:pStyle w:val="Compact"/>
+              <w:bidi/>
+              <w:jc w:val="left"/>
+            </w:pPr>
+            <w:r>
+              <w:rPr>
+                <w:rtl/>
               </w:rPr>
               <w:t xml:space="preserve">AT-11</w:t>
             </w:r>
@@ -6122,12 +6057,13 @@
           <w:tcPr/>
           <w:p>
             <w:pPr>
-              <w:bidi/>
-              <w:pStyle w:val="Compact"/>
-            </w:pPr>
-            <w:r>
-              <w:rPr>
-                <w:rFonts w:ascii="Arial" w:hAnsi="Arial" w:cs="David"/>
+              <w:pStyle w:val="Compact"/>
+              <w:bidi/>
+              <w:jc w:val="left"/>
+            </w:pPr>
+            <w:r>
+              <w:rPr>
+                <w:rtl/>
               </w:rPr>
               <w:t xml:space="preserve">FR-11</w:t>
             </w:r>
@@ -6137,12 +6073,12 @@
           <w:tcPr/>
           <w:p>
             <w:pPr>
-              <w:bidi/>
-              <w:pStyle w:val="Compact"/>
-            </w:pPr>
-            <w:r>
-              <w:rPr>
-                <w:rFonts w:ascii="Arial" w:hAnsi="Arial" w:cs="David"/>
+              <w:pStyle w:val="Compact"/>
+              <w:bidi/>
+              <w:jc w:val="left"/>
+            </w:pPr>
+            <w:r>
+              <w:rPr>
                 <w:rtl/>
               </w:rPr>
               <w:t xml:space="preserve">הפעלה על מכשיר ללא ARCore</w:t>
@@ -6153,12 +6089,12 @@
           <w:tcPr/>
           <w:p>
             <w:pPr>
-              <w:bidi/>
-              <w:pStyle w:val="Compact"/>
-            </w:pPr>
-            <w:r>
-              <w:rPr>
-                <w:rFonts w:ascii="Arial" w:hAnsi="Arial" w:cs="David"/>
+              <w:pStyle w:val="Compact"/>
+              <w:bidi/>
+              <w:jc w:val="left"/>
+            </w:pPr>
+            <w:r>
+              <w:rPr>
                 <w:rtl/>
               </w:rPr>
               <w:t xml:space="preserve">החץ מוצג לפי המצפן</w:t>
@@ -6171,12 +6107,13 @@
           <w:tcPr/>
           <w:p>
             <w:pPr>
-              <w:bidi/>
-              <w:pStyle w:val="Compact"/>
-            </w:pPr>
-            <w:r>
-              <w:rPr>
-                <w:rFonts w:ascii="Arial" w:hAnsi="Arial" w:cs="David"/>
+              <w:pStyle w:val="Compact"/>
+              <w:bidi/>
+              <w:jc w:val="left"/>
+            </w:pPr>
+            <w:r>
+              <w:rPr>
+                <w:rtl/>
               </w:rPr>
               <w:t xml:space="preserve">AT-12</w:t>
             </w:r>
@@ -6186,12 +6123,13 @@
           <w:tcPr/>
           <w:p>
             <w:pPr>
-              <w:bidi/>
-              <w:pStyle w:val="Compact"/>
-            </w:pPr>
-            <w:r>
-              <w:rPr>
-                <w:rFonts w:ascii="Arial" w:hAnsi="Arial" w:cs="David"/>
+              <w:pStyle w:val="Compact"/>
+              <w:bidi/>
+              <w:jc w:val="left"/>
+            </w:pPr>
+            <w:r>
+              <w:rPr>
+                <w:rtl/>
               </w:rPr>
               <w:t xml:space="preserve">FR-12</w:t>
             </w:r>
@@ -6201,12 +6139,12 @@
           <w:tcPr/>
           <w:p>
             <w:pPr>
-              <w:bidi/>
-              <w:pStyle w:val="Compact"/>
-            </w:pPr>
-            <w:r>
-              <w:rPr>
-                <w:rFonts w:ascii="Arial" w:hAnsi="Arial" w:cs="David"/>
+              <w:pStyle w:val="Compact"/>
+              <w:bidi/>
+              <w:jc w:val="left"/>
+            </w:pPr>
+            <w:r>
+              <w:rPr>
                 <w:rtl/>
               </w:rPr>
               <w:t xml:space="preserve">התקנה ראשונה וסירוב להרשאת מצלמה</w:t>
@@ -6217,12 +6155,12 @@
           <w:tcPr/>
           <w:p>
             <w:pPr>
-              <w:bidi/>
-              <w:pStyle w:val="Compact"/>
-            </w:pPr>
-            <w:r>
-              <w:rPr>
-                <w:rFonts w:ascii="Arial" w:hAnsi="Arial" w:cs="David"/>
+              <w:pStyle w:val="Compact"/>
+              <w:bidi/>
+              <w:jc w:val="left"/>
+            </w:pPr>
+            <w:r>
+              <w:rPr>
                 <w:rtl/>
               </w:rPr>
               <w:t xml:space="preserve">הסבר מוצג, ומסך המפה עדיין זמין</w:t>
@@ -6235,12 +6173,13 @@
           <w:tcPr/>
           <w:p>
             <w:pPr>
-              <w:bidi/>
-              <w:pStyle w:val="Compact"/>
-            </w:pPr>
-            <w:r>
-              <w:rPr>
-                <w:rFonts w:ascii="Arial" w:hAnsi="Arial" w:cs="David"/>
+              <w:pStyle w:val="Compact"/>
+              <w:bidi/>
+              <w:jc w:val="left"/>
+            </w:pPr>
+            <w:r>
+              <w:rPr>
+                <w:rtl/>
               </w:rPr>
               <w:t xml:space="preserve">AT-13</w:t>
             </w:r>
@@ -6250,12 +6189,13 @@
           <w:tcPr/>
           <w:p>
             <w:pPr>
-              <w:bidi/>
-              <w:pStyle w:val="Compact"/>
-            </w:pPr>
-            <w:r>
-              <w:rPr>
-                <w:rFonts w:ascii="Arial" w:hAnsi="Arial" w:cs="David"/>
+              <w:pStyle w:val="Compact"/>
+              <w:bidi/>
+              <w:jc w:val="left"/>
+            </w:pPr>
+            <w:r>
+              <w:rPr>
+                <w:rtl/>
               </w:rPr>
               <w:t xml:space="preserve">FR-13</w:t>
             </w:r>
@@ -6265,12 +6205,12 @@
           <w:tcPr/>
           <w:p>
             <w:pPr>
-              <w:bidi/>
-              <w:pStyle w:val="Compact"/>
-            </w:pPr>
-            <w:r>
-              <w:rPr>
-                <w:rFonts w:ascii="Arial" w:hAnsi="Arial" w:cs="David"/>
+              <w:pStyle w:val="Compact"/>
+              <w:bidi/>
+              <w:jc w:val="left"/>
+            </w:pPr>
+            <w:r>
+              <w:rPr>
                 <w:rtl/>
               </w:rPr>
               <w:t xml:space="preserve">התאמת תרשים עם 4 נקודות עיגון, ושיוך 3 חדרים</w:t>
@@ -6281,12 +6221,12 @@
           <w:tcPr/>
           <w:p>
             <w:pPr>
-              <w:bidi/>
-              <w:pStyle w:val="Compact"/>
-            </w:pPr>
-            <w:r>
-              <w:rPr>
-                <w:rFonts w:ascii="Arial" w:hAnsi="Arial" w:cs="David"/>
+              <w:pStyle w:val="Compact"/>
+              <w:bidi/>
+              <w:jc w:val="left"/>
+            </w:pPr>
+            <w:r>
+              <w:rPr>
                 <w:rtl/>
               </w:rPr>
               <w:t xml:space="preserve">התרשים יושב על המבנים, שארית כל נקודה קטנה מ-5 מטר, והניווט מגיע לכניסות שסומנו</w:t>
@@ -6295,16 +6235,13 @@
         </w:tc>
       </w:tr>
     </w:tbl>
-    <w:bookmarkEnd w:id="46"/>
-    <w:bookmarkStart w:id="47" w:name="מטריצת-עקיבות"/>
     <w:p>
       <w:pPr>
+        <w:pStyle w:val="Heading3"/>
         <w:bidi/>
-        <w:pStyle w:val="Heading3"/>
       </w:pPr>
       <w:r>
         <w:rPr>
-          <w:rFonts w:ascii="Arial" w:hAnsi="Arial" w:cs="David"/>
           <w:rtl/>
         </w:rPr>
         <w:t xml:space="preserve">8.2 מטריצת עקיבות</w:t>
@@ -6341,12 +6278,12 @@
           <w:tcPr/>
           <w:p>
             <w:pPr>
-              <w:bidi/>
-              <w:pStyle w:val="Compact"/>
-            </w:pPr>
-            <w:r>
-              <w:rPr>
-                <w:rFonts w:ascii="Arial" w:hAnsi="Arial" w:cs="David"/>
+              <w:pStyle w:val="Compact"/>
+              <w:bidi/>
+              <w:jc w:val="left"/>
+            </w:pPr>
+            <w:r>
+              <w:rPr>
                 <w:rtl/>
               </w:rPr>
               <w:t xml:space="preserve">דרישה</w:t>
@@ -6357,12 +6294,12 @@
           <w:tcPr/>
           <w:p>
             <w:pPr>
-              <w:bidi/>
-              <w:pStyle w:val="Compact"/>
-            </w:pPr>
-            <w:r>
-              <w:rPr>
-                <w:rFonts w:ascii="Arial" w:hAnsi="Arial" w:cs="David"/>
+              <w:pStyle w:val="Compact"/>
+              <w:bidi/>
+              <w:jc w:val="left"/>
+            </w:pPr>
+            <w:r>
+              <w:rPr>
                 <w:rtl/>
               </w:rPr>
               <w:t xml:space="preserve">מקרה שימוש</w:t>
@@ -6373,12 +6310,12 @@
           <w:tcPr/>
           <w:p>
             <w:pPr>
-              <w:bidi/>
-              <w:pStyle w:val="Compact"/>
-            </w:pPr>
-            <w:r>
-              <w:rPr>
-                <w:rFonts w:ascii="Arial" w:hAnsi="Arial" w:cs="David"/>
+              <w:pStyle w:val="Compact"/>
+              <w:bidi/>
+              <w:jc w:val="left"/>
+            </w:pPr>
+            <w:r>
+              <w:rPr>
                 <w:rtl/>
               </w:rPr>
               <w:t xml:space="preserve">מחלקה מרכזית</w:t>
@@ -6389,12 +6326,12 @@
           <w:tcPr/>
           <w:p>
             <w:pPr>
-              <w:bidi/>
-              <w:pStyle w:val="Compact"/>
-            </w:pPr>
-            <w:r>
-              <w:rPr>
-                <w:rFonts w:ascii="Arial" w:hAnsi="Arial" w:cs="David"/>
+              <w:pStyle w:val="Compact"/>
+              <w:bidi/>
+              <w:jc w:val="left"/>
+            </w:pPr>
+            <w:r>
+              <w:rPr>
                 <w:rtl/>
               </w:rPr>
               <w:t xml:space="preserve">בדיקה</w:t>
@@ -6405,12 +6342,12 @@
           <w:tcPr/>
           <w:p>
             <w:pPr>
-              <w:bidi/>
-              <w:pStyle w:val="Compact"/>
-            </w:pPr>
-            <w:r>
-              <w:rPr>
-                <w:rFonts w:ascii="Arial" w:hAnsi="Arial" w:cs="David"/>
+              <w:pStyle w:val="Compact"/>
+              <w:bidi/>
+              <w:jc w:val="left"/>
+            </w:pPr>
+            <w:r>
+              <w:rPr>
                 <w:rtl/>
               </w:rPr>
               <w:t xml:space="preserve">מטלה</w:t>
@@ -6423,12 +6360,13 @@
           <w:tcPr/>
           <w:p>
             <w:pPr>
-              <w:bidi/>
-              <w:pStyle w:val="Compact"/>
-            </w:pPr>
-            <w:r>
-              <w:rPr>
-                <w:rFonts w:ascii="Arial" w:hAnsi="Arial" w:cs="David"/>
+              <w:pStyle w:val="Compact"/>
+              <w:bidi/>
+              <w:jc w:val="left"/>
+            </w:pPr>
+            <w:r>
+              <w:rPr>
+                <w:rtl/>
               </w:rPr>
               <w:t xml:space="preserve">FR-01</w:t>
             </w:r>
@@ -6438,12 +6376,13 @@
           <w:tcPr/>
           <w:p>
             <w:pPr>
-              <w:bidi/>
-              <w:pStyle w:val="Compact"/>
-            </w:pPr>
-            <w:r>
-              <w:rPr>
-                <w:rFonts w:ascii="Arial" w:hAnsi="Arial" w:cs="David"/>
+              <w:pStyle w:val="Compact"/>
+              <w:bidi/>
+              <w:jc w:val="left"/>
+            </w:pPr>
+            <w:r>
+              <w:rPr>
+                <w:rtl/>
               </w:rPr>
               <w:t xml:space="preserve">UC-01</w:t>
             </w:r>
@@ -6453,12 +6392,13 @@
           <w:tcPr/>
           <w:p>
             <w:pPr>
-              <w:bidi/>
-              <w:pStyle w:val="Compact"/>
-            </w:pPr>
-            <w:r>
-              <w:rPr>
-                <w:rFonts w:ascii="Arial" w:hAnsi="Arial" w:cs="David"/>
+              <w:pStyle w:val="Compact"/>
+              <w:bidi/>
+              <w:jc w:val="left"/>
+            </w:pPr>
+            <w:r>
+              <w:rPr>
+                <w:rtl/>
               </w:rPr>
               <w:t xml:space="preserve">SearchActivity, CampusRepository</w:t>
             </w:r>
@@ -6468,12 +6408,13 @@
           <w:tcPr/>
           <w:p>
             <w:pPr>
-              <w:bidi/>
-              <w:pStyle w:val="Compact"/>
-            </w:pPr>
-            <w:r>
-              <w:rPr>
-                <w:rFonts w:ascii="Arial" w:hAnsi="Arial" w:cs="David"/>
+              <w:pStyle w:val="Compact"/>
+              <w:bidi/>
+              <w:jc w:val="left"/>
+            </w:pPr>
+            <w:r>
+              <w:rPr>
+                <w:rtl/>
               </w:rPr>
               <w:t xml:space="preserve">AT-01</w:t>
             </w:r>
@@ -6483,12 +6424,13 @@
           <w:tcPr/>
           <w:p>
             <w:pPr>
-              <w:bidi/>
-              <w:pStyle w:val="Compact"/>
-            </w:pPr>
-            <w:r>
-              <w:rPr>
-                <w:rFonts w:ascii="Arial" w:hAnsi="Arial" w:cs="David"/>
+              <w:pStyle w:val="Compact"/>
+              <w:bidi/>
+              <w:jc w:val="left"/>
+            </w:pPr>
+            <w:r>
+              <w:rPr>
+                <w:rtl/>
               </w:rPr>
               <w:t xml:space="preserve">T09</w:t>
             </w:r>
@@ -6500,12 +6442,13 @@
           <w:tcPr/>
           <w:p>
             <w:pPr>
-              <w:bidi/>
-              <w:pStyle w:val="Compact"/>
-            </w:pPr>
-            <w:r>
-              <w:rPr>
-                <w:rFonts w:ascii="Arial" w:hAnsi="Arial" w:cs="David"/>
+              <w:pStyle w:val="Compact"/>
+              <w:bidi/>
+              <w:jc w:val="left"/>
+            </w:pPr>
+            <w:r>
+              <w:rPr>
+                <w:rtl/>
               </w:rPr>
               <w:t xml:space="preserve">FR-02</w:t>
             </w:r>
@@ -6515,12 +6458,13 @@
           <w:tcPr/>
           <w:p>
             <w:pPr>
-              <w:bidi/>
-              <w:pStyle w:val="Compact"/>
-            </w:pPr>
-            <w:r>
-              <w:rPr>
-                <w:rFonts w:ascii="Arial" w:hAnsi="Arial" w:cs="David"/>
+              <w:pStyle w:val="Compact"/>
+              <w:bidi/>
+              <w:jc w:val="left"/>
+            </w:pPr>
+            <w:r>
+              <w:rPr>
+                <w:rtl/>
               </w:rPr>
               <w:t xml:space="preserve">UC-07</w:t>
             </w:r>
@@ -6530,12 +6474,13 @@
           <w:tcPr/>
           <w:p>
             <w:pPr>
-              <w:bidi/>
-              <w:pStyle w:val="Compact"/>
-            </w:pPr>
-            <w:r>
-              <w:rPr>
-                <w:rFonts w:ascii="Arial" w:hAnsi="Arial" w:cs="David"/>
+              <w:pStyle w:val="Compact"/>
+              <w:bidi/>
+              <w:jc w:val="left"/>
+            </w:pPr>
+            <w:r>
+              <w:rPr>
+                <w:rtl/>
               </w:rPr>
               <w:t xml:space="preserve">FavoriteDao</w:t>
             </w:r>
@@ -6545,12 +6490,13 @@
           <w:tcPr/>
           <w:p>
             <w:pPr>
-              <w:bidi/>
-              <w:pStyle w:val="Compact"/>
-            </w:pPr>
-            <w:r>
-              <w:rPr>
-                <w:rFonts w:ascii="Arial" w:hAnsi="Arial" w:cs="David"/>
+              <w:pStyle w:val="Compact"/>
+              <w:bidi/>
+              <w:jc w:val="left"/>
+            </w:pPr>
+            <w:r>
+              <w:rPr>
+                <w:rtl/>
               </w:rPr>
               <w:t xml:space="preserve">AT-02</w:t>
             </w:r>
@@ -6560,12 +6506,13 @@
           <w:tcPr/>
           <w:p>
             <w:pPr>
-              <w:bidi/>
-              <w:pStyle w:val="Compact"/>
-            </w:pPr>
-            <w:r>
-              <w:rPr>
-                <w:rFonts w:ascii="Arial" w:hAnsi="Arial" w:cs="David"/>
+              <w:pStyle w:val="Compact"/>
+              <w:bidi/>
+              <w:jc w:val="left"/>
+            </w:pPr>
+            <w:r>
+              <w:rPr>
+                <w:rtl/>
               </w:rPr>
               <w:t xml:space="preserve">T10</w:t>
             </w:r>
@@ -6577,12 +6524,13 @@
           <w:tcPr/>
           <w:p>
             <w:pPr>
-              <w:bidi/>
-              <w:pStyle w:val="Compact"/>
-            </w:pPr>
-            <w:r>
-              <w:rPr>
-                <w:rFonts w:ascii="Arial" w:hAnsi="Arial" w:cs="David"/>
+              <w:pStyle w:val="Compact"/>
+              <w:bidi/>
+              <w:jc w:val="left"/>
+            </w:pPr>
+            <w:r>
+              <w:rPr>
+                <w:rtl/>
               </w:rPr>
               <w:t xml:space="preserve">FR-03</w:t>
             </w:r>
@@ -6592,12 +6540,13 @@
           <w:tcPr/>
           <w:p>
             <w:pPr>
-              <w:bidi/>
-              <w:pStyle w:val="Compact"/>
-            </w:pPr>
-            <w:r>
-              <w:rPr>
-                <w:rFonts w:ascii="Arial" w:hAnsi="Arial" w:cs="David"/>
+              <w:pStyle w:val="Compact"/>
+              <w:bidi/>
+              <w:jc w:val="left"/>
+            </w:pPr>
+            <w:r>
+              <w:rPr>
+                <w:rtl/>
               </w:rPr>
               <w:t xml:space="preserve">UC-02</w:t>
             </w:r>
@@ -6607,12 +6556,13 @@
           <w:tcPr/>
           <w:p>
             <w:pPr>
-              <w:bidi/>
-              <w:pStyle w:val="Compact"/>
-            </w:pPr>
-            <w:r>
-              <w:rPr>
-                <w:rFonts w:ascii="Arial" w:hAnsi="Arial" w:cs="David"/>
+              <w:pStyle w:val="Compact"/>
+              <w:bidi/>
+              <w:jc w:val="left"/>
+            </w:pPr>
+            <w:r>
+              <w:rPr>
+                <w:rtl/>
               </w:rPr>
               <w:t xml:space="preserve">CampusGraph</w:t>
             </w:r>
@@ -6622,12 +6572,13 @@
           <w:tcPr/>
           <w:p>
             <w:pPr>
-              <w:bidi/>
-              <w:pStyle w:val="Compact"/>
-            </w:pPr>
-            <w:r>
-              <w:rPr>
-                <w:rFonts w:ascii="Arial" w:hAnsi="Arial" w:cs="David"/>
+              <w:pStyle w:val="Compact"/>
+              <w:bidi/>
+              <w:jc w:val="left"/>
+            </w:pPr>
+            <w:r>
+              <w:rPr>
+                <w:rtl/>
               </w:rPr>
               <w:t xml:space="preserve">AT-03</w:t>
             </w:r>
@@ -6637,12 +6588,13 @@
           <w:tcPr/>
           <w:p>
             <w:pPr>
-              <w:bidi/>
-              <w:pStyle w:val="Compact"/>
-            </w:pPr>
-            <w:r>
-              <w:rPr>
-                <w:rFonts w:ascii="Arial" w:hAnsi="Arial" w:cs="David"/>
+              <w:pStyle w:val="Compact"/>
+              <w:bidi/>
+              <w:jc w:val="left"/>
+            </w:pPr>
+            <w:r>
+              <w:rPr>
+                <w:rtl/>
               </w:rPr>
               <w:t xml:space="preserve">T13, T14</w:t>
             </w:r>
@@ -6654,12 +6606,13 @@
           <w:tcPr/>
           <w:p>
             <w:pPr>
-              <w:bidi/>
-              <w:pStyle w:val="Compact"/>
-            </w:pPr>
-            <w:r>
-              <w:rPr>
-                <w:rFonts w:ascii="Arial" w:hAnsi="Arial" w:cs="David"/>
+              <w:pStyle w:val="Compact"/>
+              <w:bidi/>
+              <w:jc w:val="left"/>
+            </w:pPr>
+            <w:r>
+              <w:rPr>
+                <w:rtl/>
               </w:rPr>
               <w:t xml:space="preserve">FR-04</w:t>
             </w:r>
@@ -6669,12 +6622,13 @@
           <w:tcPr/>
           <w:p>
             <w:pPr>
-              <w:bidi/>
-              <w:pStyle w:val="Compact"/>
-            </w:pPr>
-            <w:r>
-              <w:rPr>
-                <w:rFonts w:ascii="Arial" w:hAnsi="Arial" w:cs="David"/>
+              <w:pStyle w:val="Compact"/>
+              <w:bidi/>
+              <w:jc w:val="left"/>
+            </w:pPr>
+            <w:r>
+              <w:rPr>
+                <w:rtl/>
               </w:rPr>
               <w:t xml:space="preserve">UC-03</w:t>
             </w:r>
@@ -6684,12 +6638,13 @@
           <w:tcPr/>
           <w:p>
             <w:pPr>
-              <w:bidi/>
-              <w:pStyle w:val="Compact"/>
-            </w:pPr>
-            <w:r>
-              <w:rPr>
-                <w:rFonts w:ascii="Arial" w:hAnsi="Arial" w:cs="David"/>
+              <w:pStyle w:val="Compact"/>
+              <w:bidi/>
+              <w:jc w:val="left"/>
+            </w:pPr>
+            <w:r>
+              <w:rPr>
+                <w:rtl/>
               </w:rPr>
               <w:t xml:space="preserve">ArNavActivity</w:t>
             </w:r>
@@ -6699,12 +6654,13 @@
           <w:tcPr/>
           <w:p>
             <w:pPr>
-              <w:bidi/>
-              <w:pStyle w:val="Compact"/>
-            </w:pPr>
-            <w:r>
-              <w:rPr>
-                <w:rFonts w:ascii="Arial" w:hAnsi="Arial" w:cs="David"/>
+              <w:pStyle w:val="Compact"/>
+              <w:bidi/>
+              <w:jc w:val="left"/>
+            </w:pPr>
+            <w:r>
+              <w:rPr>
+                <w:rtl/>
               </w:rPr>
               <w:t xml:space="preserve">AT-04</w:t>
             </w:r>
@@ -6714,12 +6670,13 @@
           <w:tcPr/>
           <w:p>
             <w:pPr>
-              <w:bidi/>
-              <w:pStyle w:val="Compact"/>
-            </w:pPr>
-            <w:r>
-              <w:rPr>
-                <w:rFonts w:ascii="Arial" w:hAnsi="Arial" w:cs="David"/>
+              <w:pStyle w:val="Compact"/>
+              <w:bidi/>
+              <w:jc w:val="left"/>
+            </w:pPr>
+            <w:r>
+              <w:rPr>
+                <w:rtl/>
               </w:rPr>
               <w:t xml:space="preserve">T17</w:t>
             </w:r>
@@ -6731,12 +6688,13 @@
           <w:tcPr/>
           <w:p>
             <w:pPr>
-              <w:bidi/>
-              <w:pStyle w:val="Compact"/>
-            </w:pPr>
-            <w:r>
-              <w:rPr>
-                <w:rFonts w:ascii="Arial" w:hAnsi="Arial" w:cs="David"/>
+              <w:pStyle w:val="Compact"/>
+              <w:bidi/>
+              <w:jc w:val="left"/>
+            </w:pPr>
+            <w:r>
+              <w:rPr>
+                <w:rtl/>
               </w:rPr>
               <w:t xml:space="preserve">FR-05</w:t>
             </w:r>
@@ -6746,12 +6704,13 @@
           <w:tcPr/>
           <w:p>
             <w:pPr>
-              <w:bidi/>
-              <w:pStyle w:val="Compact"/>
-            </w:pPr>
-            <w:r>
-              <w:rPr>
-                <w:rFonts w:ascii="Arial" w:hAnsi="Arial" w:cs="David"/>
+              <w:pStyle w:val="Compact"/>
+              <w:bidi/>
+              <w:jc w:val="left"/>
+            </w:pPr>
+            <w:r>
+              <w:rPr>
+                <w:rtl/>
               </w:rPr>
               <w:t xml:space="preserve">UC-04</w:t>
             </w:r>
@@ -6761,12 +6720,13 @@
           <w:tcPr/>
           <w:p>
             <w:pPr>
-              <w:bidi/>
-              <w:pStyle w:val="Compact"/>
-            </w:pPr>
-            <w:r>
-              <w:rPr>
-                <w:rFonts w:ascii="Arial" w:hAnsi="Arial" w:cs="David"/>
+              <w:pStyle w:val="Compact"/>
+              <w:bidi/>
+              <w:jc w:val="left"/>
+            </w:pPr>
+            <w:r>
+              <w:rPr>
+                <w:rtl/>
               </w:rPr>
               <w:t xml:space="preserve">MapActivity</w:t>
             </w:r>
@@ -6776,12 +6736,13 @@
           <w:tcPr/>
           <w:p>
             <w:pPr>
-              <w:bidi/>
-              <w:pStyle w:val="Compact"/>
-            </w:pPr>
-            <w:r>
-              <w:rPr>
-                <w:rFonts w:ascii="Arial" w:hAnsi="Arial" w:cs="David"/>
+              <w:pStyle w:val="Compact"/>
+              <w:bidi/>
+              <w:jc w:val="left"/>
+            </w:pPr>
+            <w:r>
+              <w:rPr>
+                <w:rtl/>
               </w:rPr>
               <w:t xml:space="preserve">AT-05</w:t>
             </w:r>
@@ -6791,12 +6752,13 @@
           <w:tcPr/>
           <w:p>
             <w:pPr>
-              <w:bidi/>
-              <w:pStyle w:val="Compact"/>
-            </w:pPr>
-            <w:r>
-              <w:rPr>
-                <w:rFonts w:ascii="Arial" w:hAnsi="Arial" w:cs="David"/>
+              <w:pStyle w:val="Compact"/>
+              <w:bidi/>
+              <w:jc w:val="left"/>
+            </w:pPr>
+            <w:r>
+              <w:rPr>
+                <w:rtl/>
               </w:rPr>
               <w:t xml:space="preserve">T15</w:t>
             </w:r>
@@ -6808,12 +6770,13 @@
           <w:tcPr/>
           <w:p>
             <w:pPr>
-              <w:bidi/>
-              <w:pStyle w:val="Compact"/>
-            </w:pPr>
-            <w:r>
-              <w:rPr>
-                <w:rFonts w:ascii="Arial" w:hAnsi="Arial" w:cs="David"/>
+              <w:pStyle w:val="Compact"/>
+              <w:bidi/>
+              <w:jc w:val="left"/>
+            </w:pPr>
+            <w:r>
+              <w:rPr>
+                <w:rtl/>
               </w:rPr>
               <w:t xml:space="preserve">FR-06</w:t>
             </w:r>
@@ -6823,12 +6786,13 @@
           <w:tcPr/>
           <w:p>
             <w:pPr>
-              <w:bidi/>
-              <w:pStyle w:val="Compact"/>
-            </w:pPr>
-            <w:r>
-              <w:rPr>
-                <w:rFonts w:ascii="Arial" w:hAnsi="Arial" w:cs="David"/>
+              <w:pStyle w:val="Compact"/>
+              <w:bidi/>
+              <w:jc w:val="left"/>
+            </w:pPr>
+            <w:r>
+              <w:rPr>
+                <w:rtl/>
               </w:rPr>
               <w:t xml:space="preserve">UC-02</w:t>
             </w:r>
@@ -6838,12 +6802,13 @@
           <w:tcPr/>
           <w:p>
             <w:pPr>
-              <w:bidi/>
-              <w:pStyle w:val="Compact"/>
-            </w:pPr>
-            <w:r>
-              <w:rPr>
-                <w:rFonts w:ascii="Arial" w:hAnsi="Arial" w:cs="David"/>
+              <w:pStyle w:val="Compact"/>
+              <w:bidi/>
+              <w:jc w:val="left"/>
+            </w:pPr>
+            <w:r>
+              <w:rPr>
+                <w:rtl/>
               </w:rPr>
               <w:t xml:space="preserve">NavigationManager</w:t>
             </w:r>
@@ -6853,12 +6818,13 @@
           <w:tcPr/>
           <w:p>
             <w:pPr>
-              <w:bidi/>
-              <w:pStyle w:val="Compact"/>
-            </w:pPr>
-            <w:r>
-              <w:rPr>
-                <w:rFonts w:ascii="Arial" w:hAnsi="Arial" w:cs="David"/>
+              <w:pStyle w:val="Compact"/>
+              <w:bidi/>
+              <w:jc w:val="left"/>
+            </w:pPr>
+            <w:r>
+              <w:rPr>
+                <w:rtl/>
               </w:rPr>
               <w:t xml:space="preserve">AT-06</w:t>
             </w:r>
@@ -6868,12 +6834,13 @@
           <w:tcPr/>
           <w:p>
             <w:pPr>
-              <w:bidi/>
-              <w:pStyle w:val="Compact"/>
-            </w:pPr>
-            <w:r>
-              <w:rPr>
-                <w:rFonts w:ascii="Arial" w:hAnsi="Arial" w:cs="David"/>
+              <w:pStyle w:val="Compact"/>
+              <w:bidi/>
+              <w:jc w:val="left"/>
+            </w:pPr>
+            <w:r>
+              <w:rPr>
+                <w:rtl/>
               </w:rPr>
               <w:t xml:space="preserve">T19</w:t>
             </w:r>
@@ -6885,12 +6852,13 @@
           <w:tcPr/>
           <w:p>
             <w:pPr>
-              <w:bidi/>
-              <w:pStyle w:val="Compact"/>
-            </w:pPr>
-            <w:r>
-              <w:rPr>
-                <w:rFonts w:ascii="Arial" w:hAnsi="Arial" w:cs="David"/>
+              <w:pStyle w:val="Compact"/>
+              <w:bidi/>
+              <w:jc w:val="left"/>
+            </w:pPr>
+            <w:r>
+              <w:rPr>
+                <w:rtl/>
               </w:rPr>
               <w:t xml:space="preserve">FR-07</w:t>
             </w:r>
@@ -6900,12 +6868,13 @@
           <w:tcPr/>
           <w:p>
             <w:pPr>
-              <w:bidi/>
-              <w:pStyle w:val="Compact"/>
-            </w:pPr>
-            <w:r>
-              <w:rPr>
-                <w:rFonts w:ascii="Arial" w:hAnsi="Arial" w:cs="David"/>
+              <w:pStyle w:val="Compact"/>
+              <w:bidi/>
+              <w:jc w:val="left"/>
+            </w:pPr>
+            <w:r>
+              <w:rPr>
+                <w:rtl/>
               </w:rPr>
               <w:t xml:space="preserve">UC-03</w:t>
             </w:r>
@@ -6915,12 +6884,13 @@
           <w:tcPr/>
           <w:p>
             <w:pPr>
-              <w:bidi/>
-              <w:pStyle w:val="Compact"/>
-            </w:pPr>
-            <w:r>
-              <w:rPr>
-                <w:rFonts w:ascii="Arial" w:hAnsi="Arial" w:cs="David"/>
+              <w:pStyle w:val="Compact"/>
+              <w:bidi/>
+              <w:jc w:val="left"/>
+            </w:pPr>
+            <w:r>
+              <w:rPr>
+                <w:rtl/>
               </w:rPr>
               <w:t xml:space="preserve">BuildingRecognizer</w:t>
             </w:r>
@@ -6930,12 +6900,13 @@
           <w:tcPr/>
           <w:p>
             <w:pPr>
-              <w:bidi/>
-              <w:pStyle w:val="Compact"/>
-            </w:pPr>
-            <w:r>
-              <w:rPr>
-                <w:rFonts w:ascii="Arial" w:hAnsi="Arial" w:cs="David"/>
+              <w:pStyle w:val="Compact"/>
+              <w:bidi/>
+              <w:jc w:val="left"/>
+            </w:pPr>
+            <w:r>
+              <w:rPr>
+                <w:rtl/>
               </w:rPr>
               <w:t xml:space="preserve">AT-07</w:t>
             </w:r>
@@ -6945,12 +6916,13 @@
           <w:tcPr/>
           <w:p>
             <w:pPr>
-              <w:bidi/>
-              <w:pStyle w:val="Compact"/>
-            </w:pPr>
-            <w:r>
-              <w:rPr>
-                <w:rFonts w:ascii="Arial" w:hAnsi="Arial" w:cs="David"/>
+              <w:pStyle w:val="Compact"/>
+              <w:bidi/>
+              <w:jc w:val="left"/>
+            </w:pPr>
+            <w:r>
+              <w:rPr>
+                <w:rtl/>
               </w:rPr>
               <w:t xml:space="preserve">T20, T21, T22</w:t>
             </w:r>
@@ -6962,12 +6934,13 @@
           <w:tcPr/>
           <w:p>
             <w:pPr>
-              <w:bidi/>
-              <w:pStyle w:val="Compact"/>
-            </w:pPr>
-            <w:r>
-              <w:rPr>
-                <w:rFonts w:ascii="Arial" w:hAnsi="Arial" w:cs="David"/>
+              <w:pStyle w:val="Compact"/>
+              <w:bidi/>
+              <w:jc w:val="left"/>
+            </w:pPr>
+            <w:r>
+              <w:rPr>
+                <w:rtl/>
               </w:rPr>
               <w:t xml:space="preserve">FR-08</w:t>
             </w:r>
@@ -6977,12 +6950,13 @@
           <w:tcPr/>
           <w:p>
             <w:pPr>
-              <w:bidi/>
-              <w:pStyle w:val="Compact"/>
-            </w:pPr>
-            <w:r>
-              <w:rPr>
-                <w:rFonts w:ascii="Arial" w:hAnsi="Arial" w:cs="David"/>
+              <w:pStyle w:val="Compact"/>
+              <w:bidi/>
+              <w:jc w:val="left"/>
+            </w:pPr>
+            <w:r>
+              <w:rPr>
+                <w:rtl/>
               </w:rPr>
               <w:t xml:space="preserve">UC-05</w:t>
             </w:r>
@@ -6992,12 +6966,13 @@
           <w:tcPr/>
           <w:p>
             <w:pPr>
-              <w:bidi/>
-              <w:pStyle w:val="Compact"/>
-            </w:pPr>
-            <w:r>
-              <w:rPr>
-                <w:rFonts w:ascii="Arial" w:hAnsi="Arial" w:cs="David"/>
+              <w:pStyle w:val="Compact"/>
+              <w:bidi/>
+              <w:jc w:val="left"/>
+            </w:pPr>
+            <w:r>
+              <w:rPr>
+                <w:rtl/>
               </w:rPr>
               <w:t xml:space="preserve">CalibrationDialog</w:t>
             </w:r>
@@ -7007,12 +6982,13 @@
           <w:tcPr/>
           <w:p>
             <w:pPr>
-              <w:bidi/>
-              <w:pStyle w:val="Compact"/>
-            </w:pPr>
-            <w:r>
-              <w:rPr>
-                <w:rFonts w:ascii="Arial" w:hAnsi="Arial" w:cs="David"/>
+              <w:pStyle w:val="Compact"/>
+              <w:bidi/>
+              <w:jc w:val="left"/>
+            </w:pPr>
+            <w:r>
+              <w:rPr>
+                <w:rtl/>
               </w:rPr>
               <w:t xml:space="preserve">AT-08</w:t>
             </w:r>
@@ -7022,12 +6998,13 @@
           <w:tcPr/>
           <w:p>
             <w:pPr>
-              <w:bidi/>
-              <w:pStyle w:val="Compact"/>
-            </w:pPr>
-            <w:r>
-              <w:rPr>
-                <w:rFonts w:ascii="Arial" w:hAnsi="Arial" w:cs="David"/>
+              <w:pStyle w:val="Compact"/>
+              <w:bidi/>
+              <w:jc w:val="left"/>
+            </w:pPr>
+            <w:r>
+              <w:rPr>
+                <w:rtl/>
               </w:rPr>
               <w:t xml:space="preserve">T23</w:t>
             </w:r>
@@ -7039,12 +7016,13 @@
           <w:tcPr/>
           <w:p>
             <w:pPr>
-              <w:bidi/>
-              <w:pStyle w:val="Compact"/>
-            </w:pPr>
-            <w:r>
-              <w:rPr>
-                <w:rFonts w:ascii="Arial" w:hAnsi="Arial" w:cs="David"/>
+              <w:pStyle w:val="Compact"/>
+              <w:bidi/>
+              <w:jc w:val="left"/>
+            </w:pPr>
+            <w:r>
+              <w:rPr>
+                <w:rtl/>
               </w:rPr>
               <w:t xml:space="preserve">FR-09</w:t>
             </w:r>
@@ -7054,12 +7032,13 @@
           <w:tcPr/>
           <w:p>
             <w:pPr>
-              <w:bidi/>
-              <w:pStyle w:val="Compact"/>
-            </w:pPr>
-            <w:r>
-              <w:rPr>
-                <w:rFonts w:ascii="Arial" w:hAnsi="Arial" w:cs="David"/>
+              <w:pStyle w:val="Compact"/>
+              <w:bidi/>
+              <w:jc w:val="left"/>
+            </w:pPr>
+            <w:r>
+              <w:rPr>
+                <w:rtl/>
               </w:rPr>
               <w:t xml:space="preserve">UC-08</w:t>
             </w:r>
@@ -7069,12 +7048,13 @@
           <w:tcPr/>
           <w:p>
             <w:pPr>
-              <w:bidi/>
-              <w:pStyle w:val="Compact"/>
-            </w:pPr>
-            <w:r>
-              <w:rPr>
-                <w:rFonts w:ascii="Arial" w:hAnsi="Arial" w:cs="David"/>
+              <w:pStyle w:val="Compact"/>
+              <w:bidi/>
+              <w:jc w:val="left"/>
+            </w:pPr>
+            <w:r>
+              <w:rPr>
+                <w:rtl/>
               </w:rPr>
               <w:t xml:space="preserve">CampusRepository</w:t>
             </w:r>
@@ -7084,12 +7064,13 @@
           <w:tcPr/>
           <w:p>
             <w:pPr>
-              <w:bidi/>
-              <w:pStyle w:val="Compact"/>
-            </w:pPr>
-            <w:r>
-              <w:rPr>
-                <w:rFonts w:ascii="Arial" w:hAnsi="Arial" w:cs="David"/>
+              <w:pStyle w:val="Compact"/>
+              <w:bidi/>
+              <w:jc w:val="left"/>
+            </w:pPr>
+            <w:r>
+              <w:rPr>
+                <w:rtl/>
               </w:rPr>
               <w:t xml:space="preserve">AT-09</w:t>
             </w:r>
@@ -7099,12 +7080,13 @@
           <w:tcPr/>
           <w:p>
             <w:pPr>
-              <w:bidi/>
-              <w:pStyle w:val="Compact"/>
-            </w:pPr>
-            <w:r>
-              <w:rPr>
-                <w:rFonts w:ascii="Arial" w:hAnsi="Arial" w:cs="David"/>
+              <w:pStyle w:val="Compact"/>
+              <w:bidi/>
+              <w:jc w:val="left"/>
+            </w:pPr>
+            <w:r>
+              <w:rPr>
+                <w:rtl/>
               </w:rPr>
               <w:t xml:space="preserve">T08</w:t>
             </w:r>
@@ -7116,12 +7098,13 @@
           <w:tcPr/>
           <w:p>
             <w:pPr>
-              <w:bidi/>
-              <w:pStyle w:val="Compact"/>
-            </w:pPr>
-            <w:r>
-              <w:rPr>
-                <w:rFonts w:ascii="Arial" w:hAnsi="Arial" w:cs="David"/>
+              <w:pStyle w:val="Compact"/>
+              <w:bidi/>
+              <w:jc w:val="left"/>
+            </w:pPr>
+            <w:r>
+              <w:rPr>
+                <w:rtl/>
               </w:rPr>
               <w:t xml:space="preserve">FR-10</w:t>
             </w:r>
@@ -7131,12 +7114,13 @@
           <w:tcPr/>
           <w:p>
             <w:pPr>
-              <w:bidi/>
-              <w:pStyle w:val="Compact"/>
-            </w:pPr>
-            <w:r>
-              <w:rPr>
-                <w:rFonts w:ascii="Arial" w:hAnsi="Arial" w:cs="David"/>
+              <w:pStyle w:val="Compact"/>
+              <w:bidi/>
+              <w:jc w:val="left"/>
+            </w:pPr>
+            <w:r>
+              <w:rPr>
+                <w:rtl/>
               </w:rPr>
               <w:t xml:space="preserve">UC-06</w:t>
             </w:r>
@@ -7146,12 +7130,13 @@
           <w:tcPr/>
           <w:p>
             <w:pPr>
-              <w:bidi/>
-              <w:pStyle w:val="Compact"/>
-            </w:pPr>
-            <w:r>
-              <w:rPr>
-                <w:rFonts w:ascii="Arial" w:hAnsi="Arial" w:cs="David"/>
+              <w:pStyle w:val="Compact"/>
+              <w:bidi/>
+              <w:jc w:val="left"/>
+            </w:pPr>
+            <w:r>
+              <w:rPr>
+                <w:rtl/>
               </w:rPr>
               <w:t xml:space="preserve">AdminActivity, AuthManager</w:t>
             </w:r>
@@ -7161,12 +7146,13 @@
           <w:tcPr/>
           <w:p>
             <w:pPr>
-              <w:bidi/>
-              <w:pStyle w:val="Compact"/>
-            </w:pPr>
-            <w:r>
-              <w:rPr>
-                <w:rFonts w:ascii="Arial" w:hAnsi="Arial" w:cs="David"/>
+              <w:pStyle w:val="Compact"/>
+              <w:bidi/>
+              <w:jc w:val="left"/>
+            </w:pPr>
+            <w:r>
+              <w:rPr>
+                <w:rtl/>
               </w:rPr>
               <w:t xml:space="preserve">AT-10</w:t>
             </w:r>
@@ -7176,12 +7162,13 @@
           <w:tcPr/>
           <w:p>
             <w:pPr>
-              <w:bidi/>
-              <w:pStyle w:val="Compact"/>
-            </w:pPr>
-            <w:r>
-              <w:rPr>
-                <w:rFonts w:ascii="Arial" w:hAnsi="Arial" w:cs="David"/>
+              <w:pStyle w:val="Compact"/>
+              <w:bidi/>
+              <w:jc w:val="left"/>
+            </w:pPr>
+            <w:r>
+              <w:rPr>
+                <w:rtl/>
               </w:rPr>
               <w:t xml:space="preserve">T24</w:t>
             </w:r>
@@ -7193,12 +7180,13 @@
           <w:tcPr/>
           <w:p>
             <w:pPr>
-              <w:bidi/>
-              <w:pStyle w:val="Compact"/>
-            </w:pPr>
-            <w:r>
-              <w:rPr>
-                <w:rFonts w:ascii="Arial" w:hAnsi="Arial" w:cs="David"/>
+              <w:pStyle w:val="Compact"/>
+              <w:bidi/>
+              <w:jc w:val="left"/>
+            </w:pPr>
+            <w:r>
+              <w:rPr>
+                <w:rtl/>
               </w:rPr>
               <w:t xml:space="preserve">FR-11</w:t>
             </w:r>
@@ -7208,12 +7196,13 @@
           <w:tcPr/>
           <w:p>
             <w:pPr>
-              <w:bidi/>
-              <w:pStyle w:val="Compact"/>
-            </w:pPr>
-            <w:r>
-              <w:rPr>
-                <w:rFonts w:ascii="Arial" w:hAnsi="Arial" w:cs="David"/>
+              <w:pStyle w:val="Compact"/>
+              <w:bidi/>
+              <w:jc w:val="left"/>
+            </w:pPr>
+            <w:r>
+              <w:rPr>
+                <w:rtl/>
               </w:rPr>
               <w:t xml:space="preserve">UC-03</w:t>
             </w:r>
@@ -7223,12 +7212,13 @@
           <w:tcPr/>
           <w:p>
             <w:pPr>
-              <w:bidi/>
-              <w:pStyle w:val="Compact"/>
-            </w:pPr>
-            <w:r>
-              <w:rPr>
-                <w:rFonts w:ascii="Arial" w:hAnsi="Arial" w:cs="David"/>
+              <w:pStyle w:val="Compact"/>
+              <w:bidi/>
+              <w:jc w:val="left"/>
+            </w:pPr>
+            <w:r>
+              <w:rPr>
+                <w:rtl/>
               </w:rPr>
               <w:t xml:space="preserve">ArNavActivity</w:t>
             </w:r>
@@ -7238,12 +7228,13 @@
           <w:tcPr/>
           <w:p>
             <w:pPr>
-              <w:bidi/>
-              <w:pStyle w:val="Compact"/>
-            </w:pPr>
-            <w:r>
-              <w:rPr>
-                <w:rFonts w:ascii="Arial" w:hAnsi="Arial" w:cs="David"/>
+              <w:pStyle w:val="Compact"/>
+              <w:bidi/>
+              <w:jc w:val="left"/>
+            </w:pPr>
+            <w:r>
+              <w:rPr>
+                <w:rtl/>
               </w:rPr>
               <w:t xml:space="preserve">AT-11</w:t>
             </w:r>
@@ -7253,12 +7244,13 @@
           <w:tcPr/>
           <w:p>
             <w:pPr>
-              <w:bidi/>
-              <w:pStyle w:val="Compact"/>
-            </w:pPr>
-            <w:r>
-              <w:rPr>
-                <w:rFonts w:ascii="Arial" w:hAnsi="Arial" w:cs="David"/>
+              <w:pStyle w:val="Compact"/>
+              <w:bidi/>
+              <w:jc w:val="left"/>
+            </w:pPr>
+            <w:r>
+              <w:rPr>
+                <w:rtl/>
               </w:rPr>
               <w:t xml:space="preserve">T18</w:t>
             </w:r>
@@ -7270,12 +7262,13 @@
           <w:tcPr/>
           <w:p>
             <w:pPr>
-              <w:bidi/>
-              <w:pStyle w:val="Compact"/>
-            </w:pPr>
-            <w:r>
-              <w:rPr>
-                <w:rFonts w:ascii="Arial" w:hAnsi="Arial" w:cs="David"/>
+              <w:pStyle w:val="Compact"/>
+              <w:bidi/>
+              <w:jc w:val="left"/>
+            </w:pPr>
+            <w:r>
+              <w:rPr>
+                <w:rtl/>
               </w:rPr>
               <w:t xml:space="preserve">FR-12</w:t>
             </w:r>
@@ -7285,12 +7278,12 @@
           <w:tcPr/>
           <w:p>
             <w:pPr>
-              <w:bidi/>
-              <w:pStyle w:val="Compact"/>
-            </w:pPr>
-            <w:r>
-              <w:rPr>
-                <w:rFonts w:ascii="Arial" w:hAnsi="Arial" w:cs="David"/>
+              <w:pStyle w:val="Compact"/>
+              <w:bidi/>
+              <w:jc w:val="left"/>
+            </w:pPr>
+            <w:r>
+              <w:rPr>
                 <w:rtl/>
               </w:rPr>
               <w:t xml:space="preserve">—</w:t>
@@ -7301,12 +7294,13 @@
           <w:tcPr/>
           <w:p>
             <w:pPr>
-              <w:bidi/>
-              <w:pStyle w:val="Compact"/>
-            </w:pPr>
-            <w:r>
-              <w:rPr>
-                <w:rFonts w:ascii="Arial" w:hAnsi="Arial" w:cs="David"/>
+              <w:pStyle w:val="Compact"/>
+              <w:bidi/>
+              <w:jc w:val="left"/>
+            </w:pPr>
+            <w:r>
+              <w:rPr>
+                <w:rtl/>
               </w:rPr>
               <w:t xml:space="preserve">SplashActivity</w:t>
             </w:r>
@@ -7316,12 +7310,13 @@
           <w:tcPr/>
           <w:p>
             <w:pPr>
-              <w:bidi/>
-              <w:pStyle w:val="Compact"/>
-            </w:pPr>
-            <w:r>
-              <w:rPr>
-                <w:rFonts w:ascii="Arial" w:hAnsi="Arial" w:cs="David"/>
+              <w:pStyle w:val="Compact"/>
+              <w:bidi/>
+              <w:jc w:val="left"/>
+            </w:pPr>
+            <w:r>
+              <w:rPr>
+                <w:rtl/>
               </w:rPr>
               <w:t xml:space="preserve">AT-12</w:t>
             </w:r>
@@ -7331,12 +7326,13 @@
           <w:tcPr/>
           <w:p>
             <w:pPr>
-              <w:bidi/>
-              <w:pStyle w:val="Compact"/>
-            </w:pPr>
-            <w:r>
-              <w:rPr>
-                <w:rFonts w:ascii="Arial" w:hAnsi="Arial" w:cs="David"/>
+              <w:pStyle w:val="Compact"/>
+              <w:bidi/>
+              <w:jc w:val="left"/>
+            </w:pPr>
+            <w:r>
+              <w:rPr>
+                <w:rtl/>
               </w:rPr>
               <w:t xml:space="preserve">T07</w:t>
             </w:r>
@@ -7348,12 +7344,13 @@
           <w:tcPr/>
           <w:p>
             <w:pPr>
-              <w:bidi/>
-              <w:pStyle w:val="Compact"/>
-            </w:pPr>
-            <w:r>
-              <w:rPr>
-                <w:rFonts w:ascii="Arial" w:hAnsi="Arial" w:cs="David"/>
+              <w:pStyle w:val="Compact"/>
+              <w:bidi/>
+              <w:jc w:val="left"/>
+            </w:pPr>
+            <w:r>
+              <w:rPr>
+                <w:rtl/>
               </w:rPr>
               <w:t xml:space="preserve">FR-13</w:t>
             </w:r>
@@ -7363,12 +7360,13 @@
           <w:tcPr/>
           <w:p>
             <w:pPr>
-              <w:bidi/>
-              <w:pStyle w:val="Compact"/>
-            </w:pPr>
-            <w:r>
-              <w:rPr>
-                <w:rFonts w:ascii="Arial" w:hAnsi="Arial" w:cs="David"/>
+              <w:pStyle w:val="Compact"/>
+              <w:bidi/>
+              <w:jc w:val="left"/>
+            </w:pPr>
+            <w:r>
+              <w:rPr>
+                <w:rtl/>
               </w:rPr>
               <w:t xml:space="preserve">UC-06</w:t>
             </w:r>
@@ -7378,12 +7376,13 @@
           <w:tcPr/>
           <w:p>
             <w:pPr>
-              <w:bidi/>
-              <w:pStyle w:val="Compact"/>
-            </w:pPr>
-            <w:r>
-              <w:rPr>
-                <w:rFonts w:ascii="Arial" w:hAnsi="Arial" w:cs="David"/>
+              <w:pStyle w:val="Compact"/>
+              <w:bidi/>
+              <w:jc w:val="left"/>
+            </w:pPr>
+            <w:r>
+              <w:rPr>
+                <w:rtl/>
               </w:rPr>
               <w:t xml:space="preserve">MapAlignmentActivity, GeoTransform</w:t>
             </w:r>
@@ -7393,12 +7392,13 @@
           <w:tcPr/>
           <w:p>
             <w:pPr>
-              <w:bidi/>
-              <w:pStyle w:val="Compact"/>
-            </w:pPr>
-            <w:r>
-              <w:rPr>
-                <w:rFonts w:ascii="Arial" w:hAnsi="Arial" w:cs="David"/>
+              <w:pStyle w:val="Compact"/>
+              <w:bidi/>
+              <w:jc w:val="left"/>
+            </w:pPr>
+            <w:r>
+              <w:rPr>
+                <w:rtl/>
               </w:rPr>
               <w:t xml:space="preserve">AT-13</w:t>
             </w:r>
@@ -7408,12 +7408,13 @@
           <w:tcPr/>
           <w:p>
             <w:pPr>
-              <w:bidi/>
-              <w:pStyle w:val="Compact"/>
-            </w:pPr>
-            <w:r>
-              <w:rPr>
-                <w:rFonts w:ascii="Arial" w:hAnsi="Arial" w:cs="David"/>
+              <w:pStyle w:val="Compact"/>
+              <w:bidi/>
+              <w:jc w:val="left"/>
+            </w:pPr>
+            <w:r>
+              <w:rPr>
+                <w:rtl/>
               </w:rPr>
               <w:t xml:space="preserve">T28</w:t>
             </w:r>
@@ -7427,17 +7428,14 @@
       </w:pPr>
       <w:r>
         <w:rPr>
-          <w:rFonts w:ascii="Arial" w:hAnsi="Arial" w:cs="David"/>
           <w:rtl/>
         </w:rPr>
         <w:t xml:space="preserve">בתיק הפרויקט הרשמי הבדיקות מוצגות בפרק המימוש.</w:t>
       </w:r>
     </w:p>
-    <w:bookmarkEnd w:id="47"/>
-    <w:bookmarkEnd w:id="48"/>
     <w:sectPr>
-      <w:headerReference w:type="default" r:id="rId9"/>
-      <w:footerReference w:type="default" r:id="rId10"/>
+      <w:headerReference r:id="rId9" w:type="default"/>
+      <w:footerReference r:id="rId10" w:type="default"/>
       <w:pgMar w:left="1247" w:right="1247"/>
       <w:bidi/>
     </w:sectPr>
@@ -7773,7 +7771,7 @@
       <w:jc w:val="center"/>
     </w:pPr>
     <w:rPr>
-      <w:rFonts w:ascii="Arial" w:hAnsi="Arial" w:cs="David"/>
+      <w:rFonts w:ascii="Arial" w:cs="David" w:hAnsi="Arial"/>
       <w:b/>
       <w:bCs/>
       <w:color w:themeColor="accent1" w:themeShade="B5" w:val="345A8A"/>
@@ -7794,7 +7792,7 @@
       <w:jc w:val="center"/>
     </w:pPr>
     <w:rPr>
-      <w:rFonts w:ascii="Arial" w:hAnsi="Arial" w:cs="David"/>
+      <w:rFonts w:ascii="Arial" w:cs="David" w:hAnsi="Arial"/>
       <w:sz w:val="30"/>
       <w:szCs w:val="30"/>
     </w:rPr>
@@ -7834,7 +7832,7 @@
       <w:spacing w:after="0" w:before="300"/>
     </w:pPr>
     <w:rPr>
-      <w:rFonts w:ascii="Arial" w:hAnsi="Arial" w:cs="David"/>
+      <w:rFonts w:ascii="Arial" w:cs="David" w:hAnsi="Arial"/>
       <w:sz w:val="20"/>
       <w:szCs w:val="20"/>
       <w:b/>
@@ -7854,7 +7852,7 @@
       <w:spacing w:after="300" w:before="100"/>
     </w:pPr>
     <w:rPr>
-      <w:rFonts w:ascii="Arial" w:hAnsi="Arial" w:cs="David"/>
+      <w:rFonts w:ascii="Arial" w:cs="David" w:hAnsi="Arial"/>
       <w:sz w:val="20"/>
       <w:szCs w:val="20"/>
     </w:rPr>
@@ -7868,7 +7866,7 @@
       <w:bidi/>
     </w:pPr>
     <w:rPr>
-      <w:rFonts w:ascii="Arial" w:hAnsi="Arial" w:cs="David"/>
+      <w:rFonts w:ascii="Arial" w:cs="David" w:hAnsi="Arial"/>
     </w:rPr>
   </w:style>
   <w:style w:styleId="Heading1" w:type="paragraph">
@@ -7885,7 +7883,7 @@
       <w:outlineLvl w:val="0"/>
     </w:pPr>
     <w:rPr>
-      <w:rFonts w:ascii="Arial" w:hAnsi="Arial" w:cs="David"/>
+      <w:rFonts w:ascii="Arial" w:cs="David" w:hAnsi="Arial"/>
       <w:b/>
       <w:bCs/>
       <w:color w:themeColor="accent1" w:val="4F81BD"/>
@@ -7908,7 +7906,7 @@
       <w:outlineLvl w:val="1"/>
     </w:pPr>
     <w:rPr>
-      <w:rFonts w:ascii="Arial" w:hAnsi="Arial" w:cs="David"/>
+      <w:rFonts w:ascii="Arial" w:cs="David" w:hAnsi="Arial"/>
       <w:b/>
       <w:bCs/>
       <w:color w:themeColor="accent1" w:val="4F81BD"/>
@@ -7931,7 +7929,7 @@
       <w:outlineLvl w:val="2"/>
     </w:pPr>
     <w:rPr>
-      <w:rFonts w:ascii="Arial" w:hAnsi="Arial" w:cs="David"/>
+      <w:rFonts w:ascii="Arial" w:cs="David" w:hAnsi="Arial"/>
       <w:b/>
       <w:bCs/>
       <w:color w:themeColor="accent1" w:val="4F81BD"/>
@@ -7954,7 +7952,7 @@
       <w:outlineLvl w:val="3"/>
     </w:pPr>
     <w:rPr>
-      <w:rFonts w:ascii="Arial" w:hAnsi="Arial" w:cs="David"/>
+      <w:rFonts w:ascii="Arial" w:cs="David" w:hAnsi="Arial"/>
       <w:i/>
       <w:bCs/>
       <w:color w:themeColor="accent1" w:val="4F81BD"/>
@@ -7977,7 +7975,7 @@
       <w:outlineLvl w:val="4"/>
     </w:pPr>
     <w:rPr>
-      <w:rFonts w:ascii="Arial" w:hAnsi="Arial" w:cs="David"/>
+      <w:rFonts w:ascii="Arial" w:cs="David" w:hAnsi="Arial"/>
       <w:iCs/>
       <w:color w:themeColor="accent1" w:val="4F81BD"/>
       <w:sz w:val="24"/>
@@ -7999,7 +7997,7 @@
       <w:outlineLvl w:val="5"/>
     </w:pPr>
     <w:rPr>
-      <w:rFonts w:ascii="Arial" w:hAnsi="Arial" w:cs="David"/>
+      <w:rFonts w:ascii="Arial" w:cs="David" w:hAnsi="Arial"/>
       <w:color w:themeColor="accent1" w:val="4F81BD"/>
       <w:sz w:val="24"/>
       <w:szCs w:val="24"/>
@@ -8020,7 +8018,7 @@
       <w:outlineLvl w:val="6"/>
     </w:pPr>
     <w:rPr>
-      <w:rFonts w:ascii="Arial" w:hAnsi="Arial" w:cs="David"/>
+      <w:rFonts w:ascii="Arial" w:cs="David" w:hAnsi="Arial"/>
       <w:color w:themeColor="accent1" w:val="4F81BD"/>
       <w:sz w:val="24"/>
       <w:szCs w:val="24"/>
@@ -8041,7 +8039,7 @@
       <w:outlineLvl w:val="7"/>
     </w:pPr>
     <w:rPr>
-      <w:rFonts w:ascii="Arial" w:hAnsi="Arial" w:cs="David"/>
+      <w:rFonts w:ascii="Arial" w:cs="David" w:hAnsi="Arial"/>
       <w:color w:themeColor="accent1" w:val="4F81BD"/>
       <w:sz w:val="24"/>
       <w:szCs w:val="24"/>
@@ -8062,7 +8060,7 @@
       <w:outlineLvl w:val="8"/>
     </w:pPr>
     <w:rPr>
-      <w:rFonts w:ascii="Arial" w:hAnsi="Arial" w:cs="David"/>
+      <w:rFonts w:ascii="Arial" w:cs="David" w:hAnsi="Arial"/>
       <w:color w:themeColor="accent1" w:val="4F81BD"/>
       <w:sz w:val="24"/>
       <w:szCs w:val="24"/>
@@ -8139,7 +8137,7 @@
       <w:spacing w:after="0"/>
     </w:pPr>
     <w:rPr>
-      <w:rFonts w:ascii="Arial" w:hAnsi="Arial" w:cs="David"/>
+      <w:rFonts w:ascii="Arial" w:cs="David" w:hAnsi="Arial"/>
       <w:b/>
     </w:rPr>
   </w:style>
@@ -8159,7 +8157,7 @@
       <w:spacing w:after="120" w:before="0"/>
     </w:pPr>
     <w:rPr>
-      <w:rFonts w:ascii="Arial" w:hAnsi="Arial" w:cs="David"/>
+      <w:rFonts w:ascii="Arial" w:cs="David" w:hAnsi="Arial"/>
       <w:i/>
     </w:rPr>
   </w:style>
@@ -8214,7 +8212,7 @@
     <w:name w:val="Footnote Reference"/>
     <w:basedOn w:val="BodyTextChar"/>
     <w:rPr>
-      <w:rFonts w:ascii="Arial" w:hAnsi="Arial" w:cs="David"/>
+      <w:rFonts w:ascii="Arial" w:cs="David" w:hAnsi="Arial"/>
       <w:vertAlign w:val="superscript"/>
     </w:rPr>
   </w:style>
@@ -8222,7 +8220,7 @@
     <w:name w:val="Hyperlink"/>
     <w:basedOn w:val="BodyTextChar"/>
     <w:rPr>
-      <w:rFonts w:ascii="Arial" w:hAnsi="Arial" w:cs="David"/>
+      <w:rFonts w:ascii="Arial" w:cs="David" w:hAnsi="Arial"/>
       <w:color w:themeColor="accent1" w:val="4F81BD"/>
     </w:rPr>
   </w:style>
@@ -8239,13 +8237,13 @@
       <w:outlineLvl w:val="9"/>
     </w:pPr>
     <w:rPr>
-      <w:rFonts w:ascii="Arial" w:hAnsi="Arial" w:cs="David"/>
+      <w:rFonts w:ascii="Arial" w:cs="David" w:hAnsi="Arial"/>
       <w:b w:val="0"/>
       <w:bCs w:val="0"/>
       <w:color w:themeColor="accent1" w:themeShade="BF" w:val="365F91"/>
     </w:rPr>
   </w:style>
-  <w:style w:type="paragraph" w:customStyle="1" w:styleId="SourceCode">
+  <w:style w:customStyle="1" w:styleId="SourceCode" w:type="paragraph">
     <w:name w:val="Source Code"/>
     <w:basedOn w:val="Normal"/>
     <w:link w:val="VerbatimChar"/>
@@ -8253,80 +8251,80 @@
       <w:wordWrap w:val="off"/>
     </w:pPr>
   </w:style>
-  <w:style w:type="character" w:customStyle="1" w:styleId="KeywordTok">
+  <w:style w:customStyle="1" w:styleId="KeywordTok" w:type="character">
     <w:name w:val="KeywordTok"/>
     <w:basedOn w:val="VerbatimChar"/>
     <w:rPr>
-      <w:rFonts w:ascii="Arial" w:hAnsi="Arial" w:cs="David"/>
+      <w:rFonts w:ascii="Arial" w:cs="David" w:hAnsi="Arial"/>
       <w:color w:val="007020"/>
       <w:b/>
     </w:rPr>
   </w:style>
-  <w:style w:type="character" w:customStyle="1" w:styleId="DataTypeTok">
+  <w:style w:customStyle="1" w:styleId="DataTypeTok" w:type="character">
     <w:name w:val="DataTypeTok"/>
     <w:basedOn w:val="VerbatimChar"/>
     <w:rPr>
-      <w:rFonts w:ascii="Arial" w:hAnsi="Arial" w:cs="David"/>
+      <w:rFonts w:ascii="Arial" w:cs="David" w:hAnsi="Arial"/>
       <w:color w:val="902000"/>
     </w:rPr>
   </w:style>
-  <w:style w:type="character" w:customStyle="1" w:styleId="DecValTok">
+  <w:style w:customStyle="1" w:styleId="DecValTok" w:type="character">
     <w:name w:val="DecValTok"/>
     <w:basedOn w:val="VerbatimChar"/>
     <w:rPr>
-      <w:rFonts w:ascii="Arial" w:hAnsi="Arial" w:cs="David"/>
+      <w:rFonts w:ascii="Arial" w:cs="David" w:hAnsi="Arial"/>
       <w:color w:val="40a070"/>
     </w:rPr>
   </w:style>
-  <w:style w:type="character" w:customStyle="1" w:styleId="BaseNTok">
+  <w:style w:customStyle="1" w:styleId="BaseNTok" w:type="character">
     <w:name w:val="BaseNTok"/>
     <w:basedOn w:val="VerbatimChar"/>
     <w:rPr>
-      <w:rFonts w:ascii="Arial" w:hAnsi="Arial" w:cs="David"/>
+      <w:rFonts w:ascii="Arial" w:cs="David" w:hAnsi="Arial"/>
       <w:color w:val="40a070"/>
     </w:rPr>
   </w:style>
-  <w:style w:type="character" w:customStyle="1" w:styleId="FloatTok">
+  <w:style w:customStyle="1" w:styleId="FloatTok" w:type="character">
     <w:name w:val="FloatTok"/>
     <w:basedOn w:val="VerbatimChar"/>
     <w:rPr>
-      <w:rFonts w:ascii="Arial" w:hAnsi="Arial" w:cs="David"/>
+      <w:rFonts w:ascii="Arial" w:cs="David" w:hAnsi="Arial"/>
       <w:color w:val="40a070"/>
     </w:rPr>
   </w:style>
-  <w:style w:type="character" w:customStyle="1" w:styleId="ConstantTok">
+  <w:style w:customStyle="1" w:styleId="ConstantTok" w:type="character">
     <w:name w:val="ConstantTok"/>
     <w:basedOn w:val="VerbatimChar"/>
     <w:rPr>
-      <w:rFonts w:ascii="Arial" w:hAnsi="Arial" w:cs="David"/>
+      <w:rFonts w:ascii="Arial" w:cs="David" w:hAnsi="Arial"/>
       <w:color w:val="880000"/>
     </w:rPr>
   </w:style>
-  <w:style w:type="character" w:customStyle="1" w:styleId="CharTok">
+  <w:style w:customStyle="1" w:styleId="CharTok" w:type="character">
     <w:name w:val="CharTok"/>
     <w:basedOn w:val="VerbatimChar"/>
     <w:rPr>
-      <w:rFonts w:ascii="Arial" w:hAnsi="Arial" w:cs="David"/>
+      <w:rFonts w:ascii="Arial" w:cs="David" w:hAnsi="Arial"/>
       <w:color w:val="4070a0"/>
     </w:rPr>
   </w:style>
-  <w:style w:type="character" w:customStyle="1" w:styleId="SpecialCharTok">
+  <w:style w:customStyle="1" w:styleId="SpecialCharTok" w:type="character">
     <w:name w:val="SpecialCharTok"/>
     <w:basedOn w:val="VerbatimChar"/>
     <w:rPr>
-      <w:rFonts w:ascii="Arial" w:hAnsi="Arial" w:cs="David"/>
+      <w:rFonts w:ascii="Arial" w:cs="David" w:hAnsi="Arial"/>
       <w:color w:val="4070a0"/>
     </w:rPr>
   </w:style>
-  <w:style w:type="character" w:customStyle="1" w:styleId="StringTok">
+  <w:style w:customStyle="1" w:styleId="StringTok" w:type="character">
     <w:name w:val="StringTok"/>
     <w:basedOn w:val="VerbatimChar"/>
     <w:rPr>
-      <w:rFonts w:ascii="Arial" w:hAnsi="Arial" w:cs="David"/>
+      <w:rFonts w:ascii="Arial" w:cs="David" w:hAnsi="Arial"/>
       <w:color w:val="4070a0"/>
     </w:rPr>
   </w:style>
-  <w:style w:type="character" w:customStyle="1" w:styleId="VerbatimStringTok">
+  <w:style w:customStyle="1" w:styleId="VerbatimStringTok" w:type="character">
     <w:name w:val="VerbatimStringTok"/>
     <w:basedOn w:val="VerbatimChar"/>
     <w:rPr>
@@ -8334,183 +8332,183 @@
       <w:color w:val="4070a0"/>
     </w:rPr>
   </w:style>
-  <w:style w:type="character" w:customStyle="1" w:styleId="SpecialStringTok">
+  <w:style w:customStyle="1" w:styleId="SpecialStringTok" w:type="character">
     <w:name w:val="SpecialStringTok"/>
     <w:basedOn w:val="VerbatimChar"/>
     <w:rPr>
-      <w:rFonts w:ascii="Arial" w:hAnsi="Arial" w:cs="David"/>
+      <w:rFonts w:ascii="Arial" w:cs="David" w:hAnsi="Arial"/>
       <w:color w:val="bb6688"/>
     </w:rPr>
   </w:style>
-  <w:style w:type="character" w:customStyle="1" w:styleId="ImportTok">
+  <w:style w:customStyle="1" w:styleId="ImportTok" w:type="character">
     <w:name w:val="ImportTok"/>
     <w:basedOn w:val="VerbatimChar"/>
     <w:rPr>
-      <w:rFonts w:ascii="Arial" w:hAnsi="Arial" w:cs="David"/>
+      <w:rFonts w:ascii="Arial" w:cs="David" w:hAnsi="Arial"/>
       <w:color w:val="008000"/>
       <w:b/>
     </w:rPr>
   </w:style>
-  <w:style w:type="character" w:customStyle="1" w:styleId="CommentTok">
+  <w:style w:customStyle="1" w:styleId="CommentTok" w:type="character">
     <w:name w:val="CommentTok"/>
     <w:basedOn w:val="VerbatimChar"/>
     <w:rPr>
-      <w:rFonts w:ascii="Arial" w:hAnsi="Arial" w:cs="David"/>
+      <w:rFonts w:ascii="Arial" w:cs="David" w:hAnsi="Arial"/>
       <w:color w:val="60a0b0"/>
       <w:i/>
     </w:rPr>
   </w:style>
-  <w:style w:type="character" w:customStyle="1" w:styleId="DocumentationTok">
+  <w:style w:customStyle="1" w:styleId="DocumentationTok" w:type="character">
     <w:name w:val="DocumentationTok"/>
     <w:basedOn w:val="VerbatimChar"/>
     <w:rPr>
-      <w:rFonts w:ascii="Arial" w:hAnsi="Arial" w:cs="David"/>
+      <w:rFonts w:ascii="Arial" w:cs="David" w:hAnsi="Arial"/>
       <w:color w:val="ba2121"/>
       <w:i/>
     </w:rPr>
   </w:style>
-  <w:style w:type="character" w:customStyle="1" w:styleId="AnnotationTok">
+  <w:style w:customStyle="1" w:styleId="AnnotationTok" w:type="character">
     <w:name w:val="AnnotationTok"/>
     <w:basedOn w:val="VerbatimChar"/>
     <w:rPr>
-      <w:rFonts w:ascii="Arial" w:hAnsi="Arial" w:cs="David"/>
+      <w:rFonts w:ascii="Arial" w:cs="David" w:hAnsi="Arial"/>
       <w:color w:val="60a0b0"/>
       <w:b/>
       <w:i/>
     </w:rPr>
   </w:style>
-  <w:style w:type="character" w:customStyle="1" w:styleId="CommentVarTok">
+  <w:style w:customStyle="1" w:styleId="CommentVarTok" w:type="character">
     <w:name w:val="CommentVarTok"/>
     <w:basedOn w:val="VerbatimChar"/>
     <w:rPr>
-      <w:rFonts w:ascii="Arial" w:hAnsi="Arial" w:cs="David"/>
+      <w:rFonts w:ascii="Arial" w:cs="David" w:hAnsi="Arial"/>
       <w:color w:val="60a0b0"/>
       <w:b/>
       <w:i/>
     </w:rPr>
   </w:style>
-  <w:style w:type="character" w:customStyle="1" w:styleId="OtherTok">
+  <w:style w:customStyle="1" w:styleId="OtherTok" w:type="character">
     <w:name w:val="OtherTok"/>
     <w:basedOn w:val="VerbatimChar"/>
     <w:rPr>
-      <w:rFonts w:ascii="Arial" w:hAnsi="Arial" w:cs="David"/>
+      <w:rFonts w:ascii="Arial" w:cs="David" w:hAnsi="Arial"/>
       <w:color w:val="007020"/>
     </w:rPr>
   </w:style>
-  <w:style w:type="character" w:customStyle="1" w:styleId="FunctionTok">
+  <w:style w:customStyle="1" w:styleId="FunctionTok" w:type="character">
     <w:name w:val="FunctionTok"/>
     <w:basedOn w:val="VerbatimChar"/>
     <w:rPr>
-      <w:rFonts w:ascii="Arial" w:hAnsi="Arial" w:cs="David"/>
+      <w:rFonts w:ascii="Arial" w:cs="David" w:hAnsi="Arial"/>
       <w:color w:val="06287e"/>
     </w:rPr>
   </w:style>
-  <w:style w:type="character" w:customStyle="1" w:styleId="VariableTok">
+  <w:style w:customStyle="1" w:styleId="VariableTok" w:type="character">
     <w:name w:val="VariableTok"/>
     <w:basedOn w:val="VerbatimChar"/>
     <w:rPr>
-      <w:rFonts w:ascii="Arial" w:hAnsi="Arial" w:cs="David"/>
+      <w:rFonts w:ascii="Arial" w:cs="David" w:hAnsi="Arial"/>
       <w:color w:val="19177c"/>
     </w:rPr>
   </w:style>
-  <w:style w:type="character" w:customStyle="1" w:styleId="ControlFlowTok">
+  <w:style w:customStyle="1" w:styleId="ControlFlowTok" w:type="character">
     <w:name w:val="ControlFlowTok"/>
     <w:basedOn w:val="VerbatimChar"/>
     <w:rPr>
-      <w:rFonts w:ascii="Arial" w:hAnsi="Arial" w:cs="David"/>
+      <w:rFonts w:ascii="Arial" w:cs="David" w:hAnsi="Arial"/>
       <w:color w:val="007020"/>
       <w:b/>
     </w:rPr>
   </w:style>
-  <w:style w:type="character" w:customStyle="1" w:styleId="OperatorTok">
+  <w:style w:customStyle="1" w:styleId="OperatorTok" w:type="character">
     <w:name w:val="OperatorTok"/>
     <w:basedOn w:val="VerbatimChar"/>
     <w:rPr>
-      <w:rFonts w:ascii="Arial" w:hAnsi="Arial" w:cs="David"/>
+      <w:rFonts w:ascii="Arial" w:cs="David" w:hAnsi="Arial"/>
       <w:color w:val="666666"/>
     </w:rPr>
   </w:style>
-  <w:style w:type="character" w:customStyle="1" w:styleId="BuiltInTok">
+  <w:style w:customStyle="1" w:styleId="BuiltInTok" w:type="character">
     <w:name w:val="BuiltInTok"/>
     <w:basedOn w:val="VerbatimChar"/>
     <w:rPr>
-      <w:rFonts w:ascii="Arial" w:hAnsi="Arial" w:cs="David"/>
+      <w:rFonts w:ascii="Arial" w:cs="David" w:hAnsi="Arial"/>
       <w:color w:val="008000"/>
     </w:rPr>
   </w:style>
-  <w:style w:type="character" w:customStyle="1" w:styleId="ExtensionTok">
+  <w:style w:customStyle="1" w:styleId="ExtensionTok" w:type="character">
     <w:name w:val="ExtensionTok"/>
     <w:basedOn w:val="VerbatimChar"/>
     <w:rPr>
-      <w:rFonts w:ascii="Arial" w:hAnsi="Arial" w:cs="David"/>
+      <w:rFonts w:ascii="Arial" w:cs="David" w:hAnsi="Arial"/>
     </w:rPr>
   </w:style>
-  <w:style w:type="character" w:customStyle="1" w:styleId="PreprocessorTok">
+  <w:style w:customStyle="1" w:styleId="PreprocessorTok" w:type="character">
     <w:name w:val="PreprocessorTok"/>
     <w:basedOn w:val="VerbatimChar"/>
     <w:rPr>
-      <w:rFonts w:ascii="Arial" w:hAnsi="Arial" w:cs="David"/>
+      <w:rFonts w:ascii="Arial" w:cs="David" w:hAnsi="Arial"/>
       <w:color w:val="bc7a00"/>
     </w:rPr>
   </w:style>
-  <w:style w:type="character" w:customStyle="1" w:styleId="AttributeTok">
+  <w:style w:customStyle="1" w:styleId="AttributeTok" w:type="character">
     <w:name w:val="AttributeTok"/>
     <w:basedOn w:val="VerbatimChar"/>
     <w:rPr>
-      <w:rFonts w:ascii="Arial" w:hAnsi="Arial" w:cs="David"/>
+      <w:rFonts w:ascii="Arial" w:cs="David" w:hAnsi="Arial"/>
       <w:color w:val="7d9029"/>
     </w:rPr>
   </w:style>
-  <w:style w:type="character" w:customStyle="1" w:styleId="RegionMarkerTok">
+  <w:style w:customStyle="1" w:styleId="RegionMarkerTok" w:type="character">
     <w:name w:val="RegionMarkerTok"/>
     <w:basedOn w:val="VerbatimChar"/>
     <w:rPr>
-      <w:rFonts w:ascii="Arial" w:hAnsi="Arial" w:cs="David"/>
+      <w:rFonts w:ascii="Arial" w:cs="David" w:hAnsi="Arial"/>
     </w:rPr>
   </w:style>
-  <w:style w:type="character" w:customStyle="1" w:styleId="InformationTok">
+  <w:style w:customStyle="1" w:styleId="InformationTok" w:type="character">
     <w:name w:val="InformationTok"/>
     <w:basedOn w:val="VerbatimChar"/>
     <w:rPr>
-      <w:rFonts w:ascii="Arial" w:hAnsi="Arial" w:cs="David"/>
+      <w:rFonts w:ascii="Arial" w:cs="David" w:hAnsi="Arial"/>
       <w:color w:val="60a0b0"/>
       <w:b/>
       <w:i/>
     </w:rPr>
   </w:style>
-  <w:style w:type="character" w:customStyle="1" w:styleId="WarningTok">
+  <w:style w:customStyle="1" w:styleId="WarningTok" w:type="character">
     <w:name w:val="WarningTok"/>
     <w:basedOn w:val="VerbatimChar"/>
     <w:rPr>
-      <w:rFonts w:ascii="Arial" w:hAnsi="Arial" w:cs="David"/>
+      <w:rFonts w:ascii="Arial" w:cs="David" w:hAnsi="Arial"/>
       <w:color w:val="60a0b0"/>
       <w:b/>
       <w:i/>
     </w:rPr>
   </w:style>
-  <w:style w:type="character" w:customStyle="1" w:styleId="AlertTok">
+  <w:style w:customStyle="1" w:styleId="AlertTok" w:type="character">
     <w:name w:val="AlertTok"/>
     <w:basedOn w:val="VerbatimChar"/>
     <w:rPr>
-      <w:rFonts w:ascii="Arial" w:hAnsi="Arial" w:cs="David"/>
+      <w:rFonts w:ascii="Arial" w:cs="David" w:hAnsi="Arial"/>
       <w:color w:val="ff0000"/>
       <w:b/>
     </w:rPr>
   </w:style>
-  <w:style w:type="character" w:customStyle="1" w:styleId="ErrorTok">
+  <w:style w:customStyle="1" w:styleId="ErrorTok" w:type="character">
     <w:name w:val="ErrorTok"/>
     <w:basedOn w:val="VerbatimChar"/>
     <w:rPr>
-      <w:rFonts w:ascii="Arial" w:hAnsi="Arial" w:cs="David"/>
+      <w:rFonts w:ascii="Arial" w:cs="David" w:hAnsi="Arial"/>
       <w:color w:val="ff0000"/>
       <w:b/>
     </w:rPr>
   </w:style>
-  <w:style w:type="character" w:customStyle="1" w:styleId="NormalTok">
+  <w:style w:customStyle="1" w:styleId="NormalTok" w:type="character">
     <w:name w:val="NormalTok"/>
     <w:basedOn w:val="VerbatimChar"/>
     <w:rPr>
-      <w:rFonts w:ascii="Arial" w:hAnsi="Arial" w:cs="David"/>
+      <w:rFonts w:ascii="Arial" w:cs="David" w:hAnsi="Arial"/>
     </w:rPr>
   </w:style>
 </w:styles>
